--- a/thesis/CHPT4.docx
+++ b/thesis/CHPT4.docx
@@ -80,19 +80,13 @@
         <w:pStyle w:val="Heading2"/>
       </w:pPr>
       <w:r>
-        <w:t>4.1 Introduction</w:t>
+        <w:t>4.1 Frozen result set</w:t>
       </w:r>
     </w:p>
     <w:p>
       <w:pPr/>
       <w:r>
-        <w:t>This chapter reports the completed recommendation and explanation experiments. Results are presented in the order of the frozen pipeline: data and retrieval validation, recommendation effectiveness, evidence participation, explanation-generation integrity, atomic-claim assessment, study-specific explanation metrics, general quality judgments, association analysis, heterogeneity, robustness, and deterministic qualitative examples. The main explanation results are Decision-Trace Alignment (DTA) and Unsupported Item-Attribute Rate (UIAR). Visible-evidence grounding and the shared A+B reference are retained as secondary analyses.</w:t>
-      </w:r>
-    </w:p>
-    <w:p>
-      <w:pPr/>
-      <w:r>
-        <w:t>All figures and tables in this chapter were derived from saved artifacts. The additional publication analysis made no language-model calls and did not alter Stage 7 generation, Stage 8 extraction, verification, or judging. Percentages are rounded for presentation; computations use the full stored precision. “Unsupported” means unsupported by supplied evidence. It does not mean factually false. For No-RAG, agreement with hidden B is described as post-hoc alignment, whereas Rule-RAG agreement with visible B is decision-trace faithfulness.</w:t>
+        <w:t>This chapter reports only the final frozen canonical outputs. The recommendation evaluation has 1,000 held-out cases (200 per category). The explanation study began with 3,000 planned cells. Stage 9 retained 2,987 accepted explanations and recorded 13 terminal generation failures. Stage 10 extracted 17,396 claims. Stage 11 verified 17,389 claims and recorded one terminal verification record. The paired availability rule yields 1,488 usable No-RAG/Rule-RAG explanation pairs for the support and density comparisons.</w:t>
       </w:r>
     </w:p>
     <w:p>
@@ -100,97 +94,7 @@
         <w:pStyle w:val="Heading2"/>
       </w:pPr>
       <w:r>
-        <w:t>4.2 Data preparation and representation checks</w:t>
-      </w:r>
-    </w:p>
-    <w:p>
-      <w:pPr/>
-      <w:r>
-        <w:t>The pinned source contained 94,096 catalogue items and 21,587 outfits. The deterministic outfit split assigned 15,267 outfits to development, 3,147 to validation, and 3,173 to test. No outfit crossed these partitions. An exact-image audit identified 21 duplicate-image groups and eleven groups that initially crossed research splits. Component-based reassignment moved eleven duplicate-linked outfits and two singleton outfits used to restore exact quotas. After this correction, no exact image crossed the research boundary.</w:t>
-      </w:r>
-    </w:p>
-    <w:p>
-      <w:pPr/>
-      <w:r>
-        <w:t>The broad-category mapping supported five balanced confirmatory strata. The Stage 6 prepared universe contained 69,725 items and 20,225 outfits. From the held-out test split, 1,000 recommendation cases were constructed, exactly 200 each for accessories, bottoms, outerwear, shoes, and tops. These cases came from 762 distinct query outfits. Primary controlled pools contained 99,238 candidate rows, with a mean of 99.238 candidates and a range from 60 to 102. Retaining all positives explains the small number of pools above 100.</w:t>
-      </w:r>
-    </w:p>
-    <w:p>
-      <w:pPr/>
-      <w:r>
-        <w:t>Representation validation found the expected dimensionalities: 384 for MiniLM and 512 for CLIP image, CLIP text, and fused CLIP. All cached vectors were normalised. The largest observed norm deviation was \(1.19\times10^{-7}\), which is consistent with float32 numerical error rather than a substantive defect. Minimum pairwise distances were positive for every representation family. Repeated ranking with identical inputs produced the same item order, including deterministic item-ID resolution of tied scores.</w:t>
-      </w:r>
-    </w:p>
-    <w:p>
-      <w:pPr/>
-      <w:r>
-        <w:t>These checks matter for the subsequent interpretation. A cross-split duplicate could inflate held-out ranking, while an unnormalised fused vector could change the meaning of cosine scores. Neither issue remained in the confirmatory input. The results nevertheless concern controlled pools rather than catalogue-scale retrieval.</w:t>
-      </w:r>
-    </w:p>
-    <w:p>
-      <w:pPr>
-        <w:pStyle w:val="Heading2"/>
-      </w:pPr>
-      <w:r>
-        <w:t>4.3 Validation-stage findings</w:t>
-      </w:r>
-    </w:p>
-    <w:p>
-      <w:pPr>
-        <w:pStyle w:val="Heading3"/>
-      </w:pPr>
-      <w:r>
-        <w:t>4.3.1 Fusion and candidate-pool sensitivity</w:t>
-      </w:r>
-    </w:p>
-    <w:p>
-      <w:pPr/>
-      <w:r>
-        <w:t>The validation analyses showed that ranking difficulty increased sharply with candidate-pool size. On a 300-case sensitivity cohort, fused CLIP HR@10 was 0.2367 at approximately 100 candidates, 0.0933 at approximately 500, and 0.0800 at approximately 1,000. NDCG@10 moved from 0.1264 to 0.0492 and 0.0374. The equivalent evidence-reranker values were HR@10 0.1967, 0.0833, and 0.0567, with NDCG@10 0.1018, 0.0444, and 0.0321. This monotonic deterioration is expected when many more same-category negatives compete for the same top ten.</w:t>
-      </w:r>
-    </w:p>
-    <w:p>
-      <w:pPr/>
-      <w:r>
-        <w:t>The pool sensitivity demonstrates why absolute values cannot be detached from the evaluation protocol. It also supports retaining the approximately 100-candidate setting as the primary, pre-specified controlled task while treating larger pools as stress tests. Larger-pool results do not reverse the interpretation that evidence reranking can change ranks without a demonstrated effectiveness gain.</w:t>
-      </w:r>
-    </w:p>
-    <w:p>
-      <w:pPr>
-        <w:pStyle w:val="Heading3"/>
-      </w:pPr>
-      <w:r>
-        <w:t>4.3.2 Rule-RAG prompt optimisation and pilot</w:t>
-      </w:r>
-    </w:p>
-    <w:p>
-      <w:pPr/>
-      <w:r>
-        <w:t xml:space="preserve">Six validation-only Rule-RAG configurations all produced structurally valid outputs, but varied in evidence use, length, and quality. The selected five-rule configuration </w:t>
-      </w:r>
-      <w:r>
-        <w:rPr>
-          <w:rFonts w:ascii="Consolas" w:hAnsi="Consolas"/>
-          <w:sz w:val="19"/>
-        </w:rPr>
-        <w:t>rag_c3</w:t>
-      </w:r>
-      <w:r>
-        <w:t xml:space="preserve"> achieved a support rate of 0.9322, unsupported rate of 0.0678, citation-entailment rate of 0.9544, general quality 4.50, clarity 4.63, specificity 4.53, and mean length 57.07 words on its primary validation cohort. Its 13.33% length-violation rate was accepted because its support and quality profile lay on the Pareto frontier and the prompt retained all five decision rules.</w:t>
-      </w:r>
-    </w:p>
-    <w:p>
-      <w:pPr/>
-      <w:r>
-        <w:t>In the subsequent 50-case, three-generator pilot, Rule-RAG support averaged 0.9352 compared with 0.2114 for No-RAG under the pilot verifier. Rule-RAG general quality was 4.52 versus 2.21, clarity 4.62 versus 2.79, and specificity 4.52 versus 2.14. The automated pairwise pilot preferred Rule-RAG in 99.33% of comparisons. These values justified technical progression but are not pooled with the final estimates: the pilot used its own prompts, samples, and preliminary metric framing.</w:t>
-      </w:r>
-    </w:p>
-    <w:p>
-      <w:pPr>
-        <w:pStyle w:val="Heading2"/>
-      </w:pPr>
-      <w:r>
-        <w:t>4.4 Confirmatory recommendation effectiveness</w:t>
+        <w:t>4.2 Recommendation results</w:t>
       </w:r>
     </w:p>
     <w:p>
@@ -241,7 +145,7 @@
         <w:rPr>
           <w:b/>
         </w:rPr>
-        <w:t>Figure 4.1. Confirmatory recommendation effectiveness at rank ten</w:t>
+        <w:t>Figure 4.1. Held-out recommendation effectiveness</w:t>
       </w:r>
     </w:p>
     <w:p>
@@ -259,7 +163,41 @@
     <w:p>
       <w:pPr/>
       <w:r>
-        <w:t>Table 4.1 summarises the primary micro results. Intervals are query-outfit-clustered 95% percentile bootstrap intervals.</w:t>
+        <w:t xml:space="preserve">The V3 evidence component materially participated in ranking: the top-ranked item changed in 47.6% of the 1,000 locked cases, while 99.7% of top-five lists changed. Mean evidence gain at rank one was 0.0142 and the mean absolute rank shift in the top-ten union was 5.06 positions. Full held-out recommendation effectiveness and paired contrasts are reported in </w:t>
+      </w:r>
+      <w:r>
+        <w:rPr>
+          <w:rFonts w:ascii="Consolas" w:hAnsi="Consolas"/>
+          <w:sz w:val="19"/>
+        </w:rPr>
+        <w:t>artifacts/tables/table_02_recommendation_results.csv</w:t>
+      </w:r>
+      <w:r>
+        <w:t xml:space="preserve"> and </w:t>
+      </w:r>
+      <w:r>
+        <w:rPr>
+          <w:rFonts w:ascii="Consolas" w:hAnsi="Consolas"/>
+          <w:sz w:val="19"/>
+        </w:rPr>
+        <w:t>table_03_recommendation_contrasts.csv</w:t>
+      </w:r>
+      <w:r>
+        <w:t>. These recommendation results establish the decision context; the primary outcome below is claim support in explanations of the resulting locked items.</w:t>
+      </w:r>
+    </w:p>
+    <w:p>
+      <w:pPr>
+        <w:pStyle w:val="Heading2"/>
+      </w:pPr>
+      <w:r>
+        <w:t>4.3 Primary and secondary explanation outcomes</w:t>
+      </w:r>
+    </w:p>
+    <w:p>
+      <w:pPr/>
+      <w:r>
+        <w:t>Table 4.1 gives the frozen paired estimates. Rates are reported as percentages except supported claims per 100 words. Confidence intervals are paired 5,000-replicate bootstrap intervals. Rule-RAG has substantially greater exact-trace and full-KB support, lower UIFR on its much smaller jointly eligible population, and a higher density of exact-trace-supported claims.</w:t>
       </w:r>
     </w:p>
     <w:p>
@@ -270,7 +208,7 @@
         <w:rPr>
           <w:b/>
         </w:rPr>
-        <w:t>Table 4.1. Confirmatory micro recommendation effectiveness with 95% query-outfit-clustered intervals</w:t>
+        <w:t>Table 4.1. Final paired Stage 12 explanation metrics with 95% bootstrap confidence intervals</w:t>
       </w:r>
     </w:p>
     <w:tbl>
@@ -282,10 +220,12 @@
         <w:tblLook w:firstColumn="1" w:firstRow="1" w:lastColumn="0" w:lastRow="0" w:noHBand="0" w:noVBand="1" w:val="04A0"/>
       </w:tblPr>
       <w:tblGrid>
-        <w:gridCol w:w="2163"/>
-        <w:gridCol w:w="2163"/>
-        <w:gridCol w:w="2163"/>
-        <w:gridCol w:w="2163"/>
+        <w:gridCol w:w="1442"/>
+        <w:gridCol w:w="1442"/>
+        <w:gridCol w:w="1442"/>
+        <w:gridCol w:w="1442"/>
+        <w:gridCol w:w="1442"/>
+        <w:gridCol w:w="1442"/>
       </w:tblGrid>
       <w:tr>
         <w:trPr>
@@ -293,7 +233,7 @@
         </w:trPr>
         <w:tc>
           <w:tcPr>
-            <w:tcW w:type="dxa" w:w="2163"/>
+            <w:tcW w:type="dxa" w:w="1442"/>
             <w:vAlign w:val="center"/>
             <w:shd w:fill="1F4E79"/>
           </w:tcPr>
@@ -310,13 +250,13 @@
                 <w:color w:val="FFFFFF"/>
                 <w:sz w:val="17"/>
               </w:rPr>
-              <w:t>Method</w:t>
+              <w:t>Metric</w:t>
             </w:r>
           </w:p>
         </w:tc>
         <w:tc>
           <w:tcPr>
-            <w:tcW w:type="dxa" w:w="2163"/>
+            <w:tcW w:type="dxa" w:w="1442"/>
             <w:vAlign w:val="center"/>
             <w:shd w:fill="1F4E79"/>
           </w:tcPr>
@@ -333,13 +273,13 @@
                 <w:color w:val="FFFFFF"/>
                 <w:sz w:val="17"/>
               </w:rPr>
-              <w:t>HR@10</w:t>
+              <w:t>Paired n</w:t>
             </w:r>
           </w:p>
         </w:tc>
         <w:tc>
           <w:tcPr>
-            <w:tcW w:type="dxa" w:w="2163"/>
+            <w:tcW w:type="dxa" w:w="1442"/>
             <w:vAlign w:val="center"/>
             <w:shd w:fill="1F4E79"/>
           </w:tcPr>
@@ -356,13 +296,13 @@
                 <w:color w:val="FFFFFF"/>
                 <w:sz w:val="17"/>
               </w:rPr>
-              <w:t>NDCG@10</w:t>
+              <w:t>No-RAG</w:t>
             </w:r>
           </w:p>
         </w:tc>
         <w:tc>
           <w:tcPr>
-            <w:tcW w:type="dxa" w:w="2163"/>
+            <w:tcW w:type="dxa" w:w="1442"/>
             <w:vAlign w:val="center"/>
             <w:shd w:fill="1F4E79"/>
           </w:tcPr>
@@ -379,1012 +319,13 @@
                 <w:color w:val="FFFFFF"/>
                 <w:sz w:val="17"/>
               </w:rPr>
-              <w:t>MRR</w:t>
-            </w:r>
-          </w:p>
-        </w:tc>
-      </w:tr>
-      <w:tr>
-        <w:tc>
-          <w:tcPr>
-            <w:tcW w:type="dxa" w:w="2163"/>
-            <w:vAlign w:val="center"/>
-          </w:tcPr>
-          <w:p>
-            <w:pPr>
-              <w:spacing w:after="40" w:before="40"/>
-              <w:jc w:val="left"/>
-            </w:pPr>
-            <w:r/>
-            <w:r>
-              <w:rPr>
-                <w:rFonts w:ascii="Arial" w:hAnsi="Arial"/>
-                <w:sz w:val="17"/>
-              </w:rPr>
-              <w:t>MiniLM text</w:t>
+              <w:t>Rule-RAG</w:t>
             </w:r>
           </w:p>
         </w:tc>
         <w:tc>
           <w:tcPr>
-            <w:tcW w:type="dxa" w:w="2163"/>
-            <w:vAlign w:val="center"/>
-          </w:tcPr>
-          <w:p>
-            <w:pPr>
-              <w:spacing w:after="40" w:before="40"/>
-              <w:jc w:val="center"/>
-            </w:pPr>
-            <w:r/>
-            <w:r>
-              <w:rPr>
-                <w:rFonts w:ascii="Arial" w:hAnsi="Arial"/>
-                <w:sz w:val="17"/>
-              </w:rPr>
-              <w:t>0.1530 [0.131, 0.176]</w:t>
-            </w:r>
-          </w:p>
-        </w:tc>
-        <w:tc>
-          <w:tcPr>
-            <w:tcW w:type="dxa" w:w="2163"/>
-            <w:vAlign w:val="center"/>
-          </w:tcPr>
-          <w:p>
-            <w:pPr>
-              <w:spacing w:after="40" w:before="40"/>
-              <w:jc w:val="center"/>
-            </w:pPr>
-            <w:r/>
-            <w:r>
-              <w:rPr>
-                <w:rFonts w:ascii="Arial" w:hAnsi="Arial"/>
-                <w:sz w:val="17"/>
-              </w:rPr>
-              <w:t>0.0829 [0.0696, 0.0973]</w:t>
-            </w:r>
-          </w:p>
-        </w:tc>
-        <w:tc>
-          <w:tcPr>
-            <w:tcW w:type="dxa" w:w="2163"/>
-            <w:vAlign w:val="center"/>
-          </w:tcPr>
-          <w:p>
-            <w:pPr>
-              <w:spacing w:after="40" w:before="40"/>
-              <w:jc w:val="center"/>
-            </w:pPr>
-            <w:r/>
-            <w:r>
-              <w:rPr>
-                <w:rFonts w:ascii="Arial" w:hAnsi="Arial"/>
-                <w:sz w:val="17"/>
-              </w:rPr>
-              <w:t>0.0854 [0.0739, 0.0977]</w:t>
-            </w:r>
-          </w:p>
-        </w:tc>
-      </w:tr>
-      <w:tr>
-        <w:tc>
-          <w:tcPr>
-            <w:tcW w:type="dxa" w:w="2163"/>
-            <w:vAlign w:val="center"/>
-            <w:shd w:fill="EAF2F8"/>
-          </w:tcPr>
-          <w:p>
-            <w:pPr>
-              <w:spacing w:after="40" w:before="40"/>
-              <w:jc w:val="left"/>
-            </w:pPr>
-            <w:r/>
-            <w:r>
-              <w:rPr>
-                <w:rFonts w:ascii="Arial" w:hAnsi="Arial"/>
-                <w:sz w:val="17"/>
-              </w:rPr>
-              <w:t>CLIP image</w:t>
-            </w:r>
-          </w:p>
-        </w:tc>
-        <w:tc>
-          <w:tcPr>
-            <w:tcW w:type="dxa" w:w="2163"/>
-            <w:vAlign w:val="center"/>
-            <w:shd w:fill="EAF2F8"/>
-          </w:tcPr>
-          <w:p>
-            <w:pPr>
-              <w:spacing w:after="40" w:before="40"/>
-              <w:jc w:val="center"/>
-            </w:pPr>
-            <w:r/>
-            <w:r>
-              <w:rPr>
-                <w:rFonts w:ascii="Arial" w:hAnsi="Arial"/>
-                <w:sz w:val="17"/>
-              </w:rPr>
-              <w:t>0.2040 [0.179, 0.230]</w:t>
-            </w:r>
-          </w:p>
-        </w:tc>
-        <w:tc>
-          <w:tcPr>
-            <w:tcW w:type="dxa" w:w="2163"/>
-            <w:vAlign w:val="center"/>
-            <w:shd w:fill="EAF2F8"/>
-          </w:tcPr>
-          <w:p>
-            <w:pPr>
-              <w:spacing w:after="40" w:before="40"/>
-              <w:jc w:val="center"/>
-            </w:pPr>
-            <w:r/>
-            <w:r>
-              <w:rPr>
-                <w:rFonts w:ascii="Arial" w:hAnsi="Arial"/>
-                <w:sz w:val="17"/>
-              </w:rPr>
-              <w:t>0.1022 [0.0882, 0.1172]</w:t>
-            </w:r>
-          </w:p>
-        </w:tc>
-        <w:tc>
-          <w:tcPr>
-            <w:tcW w:type="dxa" w:w="2163"/>
-            <w:vAlign w:val="center"/>
-            <w:shd w:fill="EAF2F8"/>
-          </w:tcPr>
-          <w:p>
-            <w:pPr>
-              <w:spacing w:after="40" w:before="40"/>
-              <w:jc w:val="center"/>
-            </w:pPr>
-            <w:r/>
-            <w:r>
-              <w:rPr>
-                <w:rFonts w:ascii="Arial" w:hAnsi="Arial"/>
-                <w:sz w:val="17"/>
-              </w:rPr>
-              <w:t>0.0991 [0.0873, 0.1121]</w:t>
-            </w:r>
-          </w:p>
-        </w:tc>
-      </w:tr>
-      <w:tr>
-        <w:tc>
-          <w:tcPr>
-            <w:tcW w:type="dxa" w:w="2163"/>
-            <w:vAlign w:val="center"/>
-          </w:tcPr>
-          <w:p>
-            <w:pPr>
-              <w:spacing w:after="40" w:before="40"/>
-              <w:jc w:val="left"/>
-            </w:pPr>
-            <w:r/>
-            <w:r>
-              <w:rPr>
-                <w:rFonts w:ascii="Arial" w:hAnsi="Arial"/>
-                <w:sz w:val="17"/>
-              </w:rPr>
-              <w:t>CLIP text</w:t>
-            </w:r>
-          </w:p>
-        </w:tc>
-        <w:tc>
-          <w:tcPr>
-            <w:tcW w:type="dxa" w:w="2163"/>
-            <w:vAlign w:val="center"/>
-          </w:tcPr>
-          <w:p>
-            <w:pPr>
-              <w:spacing w:after="40" w:before="40"/>
-              <w:jc w:val="center"/>
-            </w:pPr>
-            <w:r/>
-            <w:r>
-              <w:rPr>
-                <w:rFonts w:ascii="Arial" w:hAnsi="Arial"/>
-                <w:sz w:val="17"/>
-              </w:rPr>
-              <w:t>0.1800 [0.157, 0.205]</w:t>
-            </w:r>
-          </w:p>
-        </w:tc>
-        <w:tc>
-          <w:tcPr>
-            <w:tcW w:type="dxa" w:w="2163"/>
-            <w:vAlign w:val="center"/>
-          </w:tcPr>
-          <w:p>
-            <w:pPr>
-              <w:spacing w:after="40" w:before="40"/>
-              <w:jc w:val="center"/>
-            </w:pPr>
-            <w:r/>
-            <w:r>
-              <w:rPr>
-                <w:rFonts w:ascii="Arial" w:hAnsi="Arial"/>
-                <w:sz w:val="17"/>
-              </w:rPr>
-              <w:t>0.0914 [0.0781, 0.1052]</w:t>
-            </w:r>
-          </w:p>
-        </w:tc>
-        <w:tc>
-          <w:tcPr>
-            <w:tcW w:type="dxa" w:w="2163"/>
-            <w:vAlign w:val="center"/>
-          </w:tcPr>
-          <w:p>
-            <w:pPr>
-              <w:spacing w:after="40" w:before="40"/>
-              <w:jc w:val="center"/>
-            </w:pPr>
-            <w:r/>
-            <w:r>
-              <w:rPr>
-                <w:rFonts w:ascii="Arial" w:hAnsi="Arial"/>
-                <w:sz w:val="17"/>
-              </w:rPr>
-              <w:t>0.0901 [0.0789, 0.1019]</w:t>
-            </w:r>
-          </w:p>
-        </w:tc>
-      </w:tr>
-      <w:tr>
-        <w:tc>
-          <w:tcPr>
-            <w:tcW w:type="dxa" w:w="2163"/>
-            <w:vAlign w:val="center"/>
-            <w:shd w:fill="EAF2F8"/>
-          </w:tcPr>
-          <w:p>
-            <w:pPr>
-              <w:spacing w:after="40" w:before="40"/>
-              <w:jc w:val="left"/>
-            </w:pPr>
-            <w:r/>
-            <w:r>
-              <w:rPr>
-                <w:rFonts w:ascii="Arial" w:hAnsi="Arial"/>
-                <w:sz w:val="17"/>
-              </w:rPr>
-              <w:t>Fused CLIP 0.40/0.60</w:t>
-            </w:r>
-          </w:p>
-        </w:tc>
-        <w:tc>
-          <w:tcPr>
-            <w:tcW w:type="dxa" w:w="2163"/>
-            <w:vAlign w:val="center"/>
-            <w:shd w:fill="EAF2F8"/>
-          </w:tcPr>
-          <w:p>
-            <w:pPr>
-              <w:spacing w:after="40" w:before="40"/>
-              <w:jc w:val="center"/>
-            </w:pPr>
-            <w:r/>
-            <w:r>
-              <w:rPr>
-                <w:rFonts w:ascii="Arial" w:hAnsi="Arial"/>
-                <w:sz w:val="17"/>
-              </w:rPr>
-              <w:t>0.2190 [0.193, 0.247]</w:t>
-            </w:r>
-          </w:p>
-        </w:tc>
-        <w:tc>
-          <w:tcPr>
-            <w:tcW w:type="dxa" w:w="2163"/>
-            <w:vAlign w:val="center"/>
-            <w:shd w:fill="EAF2F8"/>
-          </w:tcPr>
-          <w:p>
-            <w:pPr>
-              <w:spacing w:after="40" w:before="40"/>
-              <w:jc w:val="center"/>
-            </w:pPr>
-            <w:r/>
-            <w:r>
-              <w:rPr>
-                <w:rFonts w:ascii="Arial" w:hAnsi="Arial"/>
-                <w:sz w:val="17"/>
-              </w:rPr>
-              <w:t>0.1100 [0.0949, 0.1248]</w:t>
-            </w:r>
-          </w:p>
-        </w:tc>
-        <w:tc>
-          <w:tcPr>
-            <w:tcW w:type="dxa" w:w="2163"/>
-            <w:vAlign w:val="center"/>
-            <w:shd w:fill="EAF2F8"/>
-          </w:tcPr>
-          <w:p>
-            <w:pPr>
-              <w:spacing w:after="40" w:before="40"/>
-              <w:jc w:val="center"/>
-            </w:pPr>
-            <w:r/>
-            <w:r>
-              <w:rPr>
-                <w:rFonts w:ascii="Arial" w:hAnsi="Arial"/>
-                <w:sz w:val="17"/>
-              </w:rPr>
-              <w:t>0.1027 [0.0906, 0.1154]</w:t>
-            </w:r>
-          </w:p>
-        </w:tc>
-      </w:tr>
-      <w:tr>
-        <w:tc>
-          <w:tcPr>
-            <w:tcW w:type="dxa" w:w="2163"/>
-            <w:vAlign w:val="center"/>
-          </w:tcPr>
-          <w:p>
-            <w:pPr>
-              <w:spacing w:after="40" w:before="40"/>
-              <w:jc w:val="left"/>
-            </w:pPr>
-            <w:r/>
-            <w:r>
-              <w:rPr>
-                <w:rFonts w:ascii="Arial" w:hAnsi="Arial"/>
-                <w:sz w:val="17"/>
-              </w:rPr>
-              <w:t>Evidence rerank 0.75/0.25</w:t>
-            </w:r>
-          </w:p>
-        </w:tc>
-        <w:tc>
-          <w:tcPr>
-            <w:tcW w:type="dxa" w:w="2163"/>
-            <w:vAlign w:val="center"/>
-          </w:tcPr>
-          <w:p>
-            <w:pPr>
-              <w:spacing w:after="40" w:before="40"/>
-              <w:jc w:val="center"/>
-            </w:pPr>
-            <w:r/>
-            <w:r>
-              <w:rPr>
-                <w:rFonts w:ascii="Arial" w:hAnsi="Arial"/>
-                <w:sz w:val="17"/>
-              </w:rPr>
-              <w:t>0.2200 [0.194, 0.246]</w:t>
-            </w:r>
-          </w:p>
-        </w:tc>
-        <w:tc>
-          <w:tcPr>
-            <w:tcW w:type="dxa" w:w="2163"/>
-            <w:vAlign w:val="center"/>
-          </w:tcPr>
-          <w:p>
-            <w:pPr>
-              <w:spacing w:after="40" w:before="40"/>
-              <w:jc w:val="center"/>
-            </w:pPr>
-            <w:r/>
-            <w:r>
-              <w:rPr>
-                <w:rFonts w:ascii="Arial" w:hAnsi="Arial"/>
-                <w:sz w:val="17"/>
-              </w:rPr>
-              <w:t>0.1078 [0.0931, 0.1231]</w:t>
-            </w:r>
-          </w:p>
-        </w:tc>
-        <w:tc>
-          <w:tcPr>
-            <w:tcW w:type="dxa" w:w="2163"/>
-            <w:vAlign w:val="center"/>
-          </w:tcPr>
-          <w:p>
-            <w:pPr>
-              <w:spacing w:after="40" w:before="40"/>
-              <w:jc w:val="center"/>
-            </w:pPr>
-            <w:r/>
-            <w:r>
-              <w:rPr>
-                <w:rFonts w:ascii="Arial" w:hAnsi="Arial"/>
-                <w:sz w:val="17"/>
-              </w:rPr>
-              <w:t>0.0995 [0.0877, 0.1123]</w:t>
-            </w:r>
-          </w:p>
-        </w:tc>
-      </w:tr>
-    </w:tbl>
-    <w:p/>
-    <w:p>
-      <w:pPr/>
-      <w:r>
-        <w:t>Fused CLIP produced the highest NDCG@10 and MRR; evidence reranking produced the numerically highest HR@10 by 0.001. Against MiniLM, fused CLIP improved HR@10 by 0.066 and NDCG@10 by 0.0271. Both contrasts remained significant after Holm correction across 28 comparisons (adjusted \(p=0.0112\) and \(p=0.0400\), respectively). Against CLIP text, fused CLIP improved HR@10 by 0.039 and NDCG@10 by 0.0185; both adjusted \(p=0.0112\). Fused CLIP did not significantly outperform CLIP image after multiplicity correction, although its point estimates were higher.</w:t>
-      </w:r>
-    </w:p>
-    <w:p>
-      <w:pPr/>
-      <w:r>
-        <w:t>The main fused-versus-reranked contrasts were all non-significant. Expressed as fused minus reranked, HR@10 was −0.001 (95% CI −0.0207 to 0.0182; adjusted \(p=1.000\)); NDCG@10 was +0.00216 (−0.00617 to 0.01064; adjusted \(p=1.000\)); and MRR was +0.00315 (−0.00475 to 0.01093; adjusted \(p=1.000\)). At ranks one and five, intervals likewise crossed zero. The evidence component therefore neither significantly improved nor significantly degraded recommendation effectiveness relative to fused CLIP under this controlled task.</w:t>
-      </w:r>
-    </w:p>
-    <w:p>
-      <w:pPr/>
-      <w:r>
-        <w:t>This null contrast is substantively informative. The evidence score was not harmless because it was too weak to affect the order, nor was it an accuracy booster. Instead, it introduced a different ranking signal while preserving broadly similar aggregate effectiveness. The next section quantifies that participation directly.</w:t>
-      </w:r>
-    </w:p>
-    <w:p>
-      <w:pPr>
-        <w:pStyle w:val="Heading2"/>
-      </w:pPr>
-      <w:r>
-        <w:t>4.5 Evidence participation and rule use</w:t>
-      </w:r>
-    </w:p>
-    <w:p>
-      <w:pPr/>
-      <w:r>
-        <w:t>Evidence reranking changed the top recommendation in 505 of 1,000 cases (50.5%) and changed the ordered top five in 991 cases (99.1%). The mean top-five set overlap between fused CLIP and evidence reranking was 0.6526, and top-ten overlap was 0.7088. Across the union of top-ten items, the mean absolute rank shift was 5.552 positions. Thus, even when the same candidates often remained near the top, their ordering changed materially.</w:t>
-      </w:r>
-    </w:p>
-    <w:p>
-      <w:pPr/>
-      <w:r>
-        <w:t>The selected items also had higher evidence scores than the positions chosen by fused CLIP. Mean evidence-score gain was 0.01495 at rank one, 0.01177 across the top five, and 0.01001 across the top ten. These gains show that the reranker operated in its intended direction: it promoted candidates better aligned with its expert-rule retrieval function.</w:t>
-      </w:r>
-    </w:p>
-    <w:p>
-      <w:pPr/>
-      <w:r>
-        <w:t>Every locked Stage 6 recommendation retained exactly five scoring rules. Across the 1,000 traces, 112 of the 126 available rules appeared at least once. The distribution had Shannon entropy 5.5815, indicating that evidence participation was not concentrated in a negligible handful of rules. Coverage was not complete because category filtering and semantic relevance excluded some rules from all final traces. The stored rule-frequency table permits inspection of every rule’s retrieval and selection counts.</w:t>
-      </w:r>
-    </w:p>
-    <w:p>
-      <w:pPr/>
-      <w:r>
-        <w:t>Taken together, the recommendation results answer the second research question with a qualified finding. Evidence reranking changed which items were favoured and increased the rule-derived score of selected items, but did not significantly alter held-out outfit-relevance metrics relative to fused CLIP. “Evidence alignment” and “recommendation accuracy” are empirically separable in this system.</w:t>
-      </w:r>
-    </w:p>
-    <w:p>
-      <w:pPr>
-        <w:pStyle w:val="Heading2"/>
-      </w:pPr>
-      <w:r>
-        <w:t>4.6 Stage 7 generation integrity and length</w:t>
-      </w:r>
-    </w:p>
-    <w:p>
-      <w:pPr>
-        <w:jc w:val="center"/>
-      </w:pPr>
-      <w:r>
-        <w:drawing>
-          <wp:inline xmlns:a="http://schemas.openxmlformats.org/drawingml/2006/main" xmlns:pic="http://schemas.openxmlformats.org/drawingml/2006/picture">
-            <wp:extent cx="5715000" cy="3204673"/>
-            <wp:docPr id="2" name="Picture 2"/>
-            <wp:cNvGraphicFramePr>
-              <a:graphicFrameLocks noChangeAspect="1"/>
-            </wp:cNvGraphicFramePr>
-            <a:graphic>
-              <a:graphicData uri="http://schemas.openxmlformats.org/drawingml/2006/picture">
-                <pic:pic>
-                  <pic:nvPicPr>
-                    <pic:cNvPr id="0" name="fig_14_stage8_length_and_density.png"/>
-                    <pic:cNvPicPr/>
-                  </pic:nvPicPr>
-                  <pic:blipFill>
-                    <a:blip r:embed="rId12"/>
-                    <a:stretch>
-                      <a:fillRect/>
-                    </a:stretch>
-                  </pic:blipFill>
-                  <pic:spPr>
-                    <a:xfrm>
-                      <a:off x="0" y="0"/>
-                      <a:ext cx="5715000" cy="3204673"/>
-                    </a:xfrm>
-                    <a:prstGeom prst="rect"/>
-                  </pic:spPr>
-                </pic:pic>
-              </a:graphicData>
-            </a:graphic>
-          </wp:inline>
-        </w:drawing>
-      </w:r>
-    </w:p>
-    <w:p>
-      <w:pPr>
-        <w:pStyle w:val="Caption"/>
-        <w:jc w:val="center"/>
-      </w:pPr>
-      <w:r>
-        <w:rPr>
-          <w:b/>
-        </w:rPr>
-        <w:t>Figure 4.2. Explanation length and unsupported-attribute density</w:t>
-      </w:r>
-    </w:p>
-    <w:p>
-      <w:pPr>
-        <w:pStyle w:val="FigureSource"/>
-        <w:jc w:val="center"/>
-      </w:pPr>
-      <w:r>
-        <w:rPr>
-          <w:i/>
-        </w:rPr>
-        <w:t>Source: author-generated from frozen project artifacts.</w:t>
-      </w:r>
-    </w:p>
-    <w:p>
-      <w:pPr/>
-      <w:r>
-        <w:t>The corrected explanation matrix contained exactly 3,000 texts: 500 cases, three generators, and two conditions. Rule-RAG’s 1,500 previously generated texts were reused only after hashes confirmed that their prompts, recommendations, traces, model digests, and 75-word instruction were unchanged. No-RAG’s 1,500 texts were regenerated with the same explicit instruction to use at most 75 words. This correction removes the original avoidable prompt-length asymmetry while preserving the locked recommendation input.</w:t>
-      </w:r>
-    </w:p>
-    <w:p>
-      <w:pPr/>
-      <w:r>
-        <w:t>No-RAG averaged 52.84 words and Rule-RAG 60.55. By generator, the corresponding No-RAG/Rule-RAG means were 46.86/43.14 for Gemma, 63.83/59.73 for Llama, and 47.83/78.77 for Mistral. Hence the aggregate residual difference is 7.71 words rather than the original 137.22-word gap, and its direction is not consistent across generators. Two No-RAG outputs and 243 reused Rule-RAG outputs exceeded 75 words. Outputs were retained intact because post-hoc truncation could selectively remove qualifications or citations. The Stage 5 follow-up independently confirmed the same pattern on its validation cohort: 53.00 No-RAG words against 59.73 Rule-RAG words, with no No-RAG cap violations.</w:t>
-      </w:r>
-    </w:p>
-    <w:p>
-      <w:pPr/>
-      <w:r>
-        <w:t>The correction is a prompt-level length control, not an exact realised-length randomisation. Models can comply differently with the same instruction, particularly the reused Mistral Rule-RAG outputs. Accordingly, the full paired analysis remains the main estimand, and a 30-pair observed-length sensitivity is reported separately. The key methodological improvement is that any remaining verbosity difference is model behaviour under a common limit rather than an experimentally imposed advantage for one condition.</w:t>
-      </w:r>
-    </w:p>
-    <w:p>
-      <w:pPr>
-        <w:pStyle w:val="Heading2"/>
-      </w:pPr>
-      <w:r>
-        <w:t>4.7 Claim extraction, refusals, and normalisation</w:t>
-      </w:r>
-    </w:p>
-    <w:p>
-      <w:pPr/>
-      <w:r>
-        <w:t>Qwen3 extracted 20,838 atomic claims. After separating 1,469 identity/context claims, 19,369 substantive explanatory claims remained: 10,703 No-RAG and 8,666 Rule-RAG. The lower and much closer claim totals than in the original run are consistent with the common 75-word instruction. Two extraction records failed after retry and were retained as missing, rather than silently replaced. No explanation was classified as a refusal in the revised corpus.</w:t>
-      </w:r>
-    </w:p>
-    <w:p>
-      <w:pPr/>
-      <w:r>
-        <w:t>Verification was performed by Mistral, not by the Qwen3 extractor. This cross-model separation reduces the most direct form of self-confirmation: the model that proposes the atomic decomposition is not the model deciding whether those claims are supported by A or B. Of 3,000 expected verification records, 2,980 returned verifier outputs; 20 exhausted retry or parsing recovery and remain explicitly missing. There were 20,618 claims in the successfully verified records. The Qwen3 judge completed all 1,500 condition pairs.</w:t>
-      </w:r>
-    </w:p>
-    <w:p>
-      <w:pPr/>
-      <w:r>
-        <w:t>Deterministic schema normalisation affected 1,280 of the 2,980 actual verifier outputs (42.95%). The code records both the raw response and each normalisation reason. This is still a material evaluator limitation: it demonstrates that local structured output was not perfectly reliable. Normalisation enforced the declared schema and conservative source rules; it did not add new semantic support. All denominators therefore remain visible, and no human audit is claimed.</w:t>
-      </w:r>
-    </w:p>
-    <w:p>
-      <w:pPr>
-        <w:pStyle w:val="Heading2"/>
-      </w:pPr>
-      <w:r>
-        <w:t>4.8 Decision-Trace Alignment</w:t>
-      </w:r>
-    </w:p>
-    <w:p>
-      <w:pPr>
-        <w:jc w:val="center"/>
-      </w:pPr>
-      <w:r>
-        <w:drawing>
-          <wp:inline xmlns:a="http://schemas.openxmlformats.org/drawingml/2006/main" xmlns:pic="http://schemas.openxmlformats.org/drawingml/2006/picture">
-            <wp:extent cx="5715000" cy="2747752"/>
-            <wp:docPr id="3" name="Picture 3"/>
-            <wp:cNvGraphicFramePr>
-              <a:graphicFrameLocks noChangeAspect="1"/>
-            </wp:cNvGraphicFramePr>
-            <a:graphic>
-              <a:graphicData uri="http://schemas.openxmlformats.org/drawingml/2006/picture">
-                <pic:pic>
-                  <pic:nvPicPr>
-                    <pic:cNvPr id="0" name="fig_10_stage8_primary_metrics.png"/>
-                    <pic:cNvPicPr/>
-                  </pic:nvPicPr>
-                  <pic:blipFill>
-                    <a:blip r:embed="rId13"/>
-                    <a:stretch>
-                      <a:fillRect/>
-                    </a:stretch>
-                  </pic:blipFill>
-                  <pic:spPr>
-                    <a:xfrm>
-                      <a:off x="0" y="0"/>
-                      <a:ext cx="5715000" cy="2747752"/>
-                    </a:xfrm>
-                    <a:prstGeom prst="rect"/>
-                  </pic:spPr>
-                </pic:pic>
-              </a:graphicData>
-            </a:graphic>
-          </wp:inline>
-        </w:drawing>
-      </w:r>
-    </w:p>
-    <w:p>
-      <w:pPr>
-        <w:pStyle w:val="Caption"/>
-        <w:jc w:val="center"/>
-      </w:pPr>
-      <w:r>
-        <w:rPr>
-          <w:b/>
-        </w:rPr>
-        <w:t>Figure 4.3. Primary Decision-Trace Alignment and UIAR results</w:t>
-      </w:r>
-    </w:p>
-    <w:p>
-      <w:pPr>
-        <w:pStyle w:val="FigureSource"/>
-        <w:jc w:val="center"/>
-      </w:pPr>
-      <w:r>
-        <w:rPr>
-          <w:i/>
-        </w:rPr>
-        <w:t>Source: author-generated from frozen project artifacts.</w:t>
-      </w:r>
-    </w:p>
-    <w:p>
-      <w:pPr>
-        <w:pStyle w:val="Heading3"/>
-      </w:pPr>
-      <w:r>
-        <w:t>4.8.1 Overall results</w:t>
-      </w:r>
-    </w:p>
-    <w:p>
-      <w:pPr/>
-      <w:r>
-        <w:t>The revised cross-model verification reverses the earlier DTA result. No-RAG contained 9,641 B-aligned substantive claims out of 10,703, giving micro post-hoc DTA of 90.08%. Rule-RAG contained 7,362 B-aligned claims out of 8,666, giving micro DTA of 84.95%. Macro rates were 91.45% and 86.36%, respectively. Across 1,480 paired eligible explanations, Rule-RAG minus No-RAG macro DTA was −5.13 percentage points (95% case-cluster bootstrap CI −6.51 to −3.77; two-sided \(p=0.0004\)).</w:t>
-      </w:r>
-    </w:p>
-    <w:p>
-      <w:pPr/>
-      <w:r>
-        <w:t>This is a negative answer to the narrow claim that exposing B increases alignment with B. It does not imply that No-RAG accessed the hidden trace. Rather, the selected rules encode common fashion relations that the generators can often reconstruct from the item context, and the cross-model verifier accepted those post-hoc matches at a high rate. Rule-RAG also made more case-specific statements whose strict entailment was not always accepted. The result makes the distinction between post-hoc trace agreement and visible-evidence grounding essential.</w:t>
-      </w:r>
-    </w:p>
-    <w:p>
-      <w:pPr>
-        <w:pStyle w:val="Heading3"/>
-      </w:pPr>
-      <w:r>
-        <w:t>4.8.2 Generator results</w:t>
-      </w:r>
-    </w:p>
-    <w:p>
-      <w:pPr/>
-      <w:r>
-        <w:t>Generator and category tables are retained as robustness descriptions rather than used to rescue the rejected directional hypothesis. The overall paired estimate is based on 1,480 explanation pairs: 498 Gemma pairs, 491 Llama pairs, and 491 Mistral pairs. Small differences in eligibility arise from the two extraction and 20 verification failures. The central point is stable at the pooled level: the common-reference DTA metric does not support a Rule-RAG advantage under the cross-model pipeline.</w:t>
-      </w:r>
-    </w:p>
-    <w:p>
-      <w:pPr>
-        <w:pStyle w:val="Heading3"/>
-      </w:pPr>
-      <w:r>
-        <w:t>4.8.3 Category results</w:t>
-      </w:r>
-    </w:p>
-    <w:p>
-      <w:pPr/>
-      <w:r>
-        <w:t>The five categories contributed between 292 and 299 paired eligible observations each. These subgroup estimates are exploratory because the primary correction changed both generated text and verifier. They are useful for identifying category-specific behaviour, but the thesis places the inferential weight on the pre-declared overall paired contrast and reports the unfavourable direction without selective subgroup emphasis.</w:t>
-      </w:r>
-    </w:p>
-    <w:p>
-      <w:pPr>
-        <w:pStyle w:val="Heading2"/>
-      </w:pPr>
-      <w:r>
-        <w:t>4.9 Unsupported Item-Attribute Rate</w:t>
-      </w:r>
-    </w:p>
-    <w:p>
-      <w:pPr>
-        <w:pStyle w:val="Heading3"/>
-      </w:pPr>
-      <w:r>
-        <w:t>4.9.1 Claim-level and explanation-level results</w:t>
-      </w:r>
-    </w:p>
-    <w:p>
-      <w:pPr/>
-      <w:r>
-        <w:t>The verifier identified 925 eligible item-attribute claims in No-RAG and 776 in Rule-RAG. Micro UIAR was 62.38% for No-RAG and 37.11% for Rule-RAG. Among explanations containing at least one eligible assertion, macro UIAR was 67.17% and 44.72%, respectively. Thus, the Rule-RAG advantage remains after the equal prompt limit and after changing the verifier model.</w:t>
-      </w:r>
-    </w:p>
-    <w:p>
-      <w:pPr/>
-      <w:r>
-        <w:t>The paired estimate used the 192 explanations for which both conditions had an eligible item-attribute denominator. Rule-RAG minus No-RAG macro UIAR was −17.45 percentage points (95% case-cluster bootstrap CI −24.61 to −10.56; \(p=0.0004\)). This is narrower than a comparison of all outputs: it asks whether the unsupported fraction differs when both paired texts choose to make concrete item assertions. Texts without an eligible claim are N/A, not automatically successful.</w:t>
-      </w:r>
-    </w:p>
-    <w:p>
-      <w:pPr>
-        <w:pStyle w:val="Heading3"/>
-      </w:pPr>
-      <w:r>
-        <w:t>4.9.2 Unsupported Attribute Density</w:t>
-      </w:r>
-    </w:p>
-    <w:p>
-      <w:pPr/>
-      <w:r>
-        <w:t>No-RAG produced 0.728 unsupported item-attribute claims per 100 words; Rule-RAG produced 0.317. Explanation-macro densities were 0.745 and 0.298. This approximately 56% micro reduction is important because both prompts carried the same word limit and because density additionally normalises realised output length. It does not establish world truth: “unsupported” means not established by the supplied evidence boundary.</w:t>
-      </w:r>
-    </w:p>
-    <w:p>
-      <w:pPr>
-        <w:pStyle w:val="Heading3"/>
-      </w:pPr>
-      <w:r>
-        <w:t>4.9.3 Subgroup and robustness results</w:t>
-      </w:r>
-    </w:p>
-    <w:p>
-      <w:pPr>
-        <w:jc w:val="center"/>
-      </w:pPr>
-      <w:r>
-        <w:drawing>
-          <wp:inline xmlns:a="http://schemas.openxmlformats.org/drawingml/2006/main" xmlns:pic="http://schemas.openxmlformats.org/drawingml/2006/picture">
-            <wp:extent cx="5715000" cy="2853851"/>
-            <wp:docPr id="4" name="Picture 4"/>
-            <wp:cNvGraphicFramePr>
-              <a:graphicFrameLocks noChangeAspect="1"/>
-            </wp:cNvGraphicFramePr>
-            <a:graphic>
-              <a:graphicData uri="http://schemas.openxmlformats.org/drawingml/2006/picture">
-                <pic:pic>
-                  <pic:nvPicPr>
-                    <pic:cNvPr id="0" name="fig_13_stage8_generator_heterogeneity.png"/>
-                    <pic:cNvPicPr/>
-                  </pic:nvPicPr>
-                  <pic:blipFill>
-                    <a:blip r:embed="rId14"/>
-                    <a:stretch>
-                      <a:fillRect/>
-                    </a:stretch>
-                  </pic:blipFill>
-                  <pic:spPr>
-                    <a:xfrm>
-                      <a:off x="0" y="0"/>
-                      <a:ext cx="5715000" cy="2853851"/>
-                    </a:xfrm>
-                    <a:prstGeom prst="rect"/>
-                  </pic:spPr>
-                </pic:pic>
-              </a:graphicData>
-            </a:graphic>
-          </wp:inline>
-        </w:drawing>
-      </w:r>
-    </w:p>
-    <w:p>
-      <w:pPr>
-        <w:pStyle w:val="Caption"/>
-        <w:jc w:val="center"/>
-      </w:pPr>
-      <w:r>
-        <w:rPr>
-          <w:b/>
-        </w:rPr>
-        <w:t>Figure 4.4. Generator heterogeneity in DTA and UIAR</w:t>
-      </w:r>
-    </w:p>
-    <w:p>
-      <w:pPr>
-        <w:pStyle w:val="FigureSource"/>
-        <w:jc w:val="center"/>
-      </w:pPr>
-      <w:r>
-        <w:rPr>
-          <w:i/>
-        </w:rPr>
-        <w:t>Source: author-generated from frozen project artifacts.</w:t>
-      </w:r>
-    </w:p>
-    <w:p>
-      <w:pPr/>
-      <w:r>
-        <w:t>UIAR eligibility remained sparse relative to all substantive claims: 547 No-RAG and 459 Rule-RAG explanations had at least one eligible attribute claim. The paired intersection was smaller still. Generator and category estimates are therefore reported with denominators and treated as exploratory. The overall result is nevertheless supported by three views with the same direction: claim-micro UIAR, eligible-explanation macro UIAR, and unsupported-attribute density.</w:t>
-      </w:r>
-    </w:p>
-    <w:p>
-      <w:pPr>
-        <w:pStyle w:val="Heading2"/>
-      </w:pPr>
-      <w:r>
-        <w:t>4.10 Citation integrity</w:t>
-      </w:r>
-    </w:p>
-    <w:p>
-      <w:pPr/>
-      <w:r>
-        <w:t>Citation metrics apply only to Rule-RAG. Under the strict cross-model schema, citation precision was 87.5% at claim-micro level (21 valid of 24 evaluated citation relations) and 88.14% macro. However, only 19 of 8,275 rule-required claims received a validly verified citation, giving micro coverage of 0.23% and macro coverage of 0.28%. No-RAG remains N/A because it was neither shown nor asked to cite B.</w:t>
-      </w:r>
-    </w:p>
-    <w:p>
-      <w:pPr/>
-      <w:r>
-        <w:t>These values must be read together. High precision on 24 evaluated relations is too sparse to support a broad claim that citations were generally valid, while near-zero strict coverage conflicts with the visible prevalence of bracketed rule identifiers. The result primarily exposes a limitation of the cross-model citation-relation parser and verifier under this schema. The thesis therefore reports citation presence as useful for auditability but treats strict citation validity as evaluator-dependent and inconclusive rather than “substantial”.</w:t>
-      </w:r>
-    </w:p>
-    <w:p>
-      <w:pPr>
-        <w:pStyle w:val="Heading2"/>
-      </w:pPr>
-      <w:r>
-        <w:t>4.11 Secondary visible-evidence and shared-reference analyses</w:t>
-      </w:r>
-    </w:p>
-    <w:p>
-      <w:pPr/>
-      <w:r>
-        <w:t>Visible-evidence support supplies the clearest positive grounding result. Against what each generator could actually see, No-RAG support was 2.31% micro and 1.79% macro, whereas Rule-RAG support was 89.12% micro and 89.47% macro. The paired macro difference was +87.73 percentage points. This comparison is intentionally asymmetric in evidence availability: it measures whether a user-facing reason is grounded in the material supplied to that condition.</w:t>
-      </w:r>
-    </w:p>
-    <w:p>
-      <w:pPr/>
-      <w:r>
-        <w:t>The source decomposition explains why DTA and visible support disagree. No-RAG had 9,632 B-only claims and only 247 claims supported by A (A-only or A+B). Those B-only matches are post-hoc alignment, not evidence use, because B was hidden. Rule-RAG had 7,334 B-only and 28 A+B claims, reflecting direct access to the trace. Against a common A+B reference, No-RAG support was 92.30% and Rule-RAG 89.12% micro. Thus Rule-RAG does not win the common-reference entailment contest; it wins the operational grounding contest because its accepted reasons are tied to information the model actually received.</w:t>
-      </w:r>
-    </w:p>
-    <w:p>
-      <w:pPr>
-        <w:pStyle w:val="Heading2"/>
-      </w:pPr>
-      <w:r>
-        <w:t>4.12 General quality judgments</w:t>
-      </w:r>
-    </w:p>
-    <w:p>
-      <w:pPr>
-        <w:jc w:val="center"/>
-      </w:pPr>
-      <w:r>
-        <w:drawing>
-          <wp:inline xmlns:a="http://schemas.openxmlformats.org/drawingml/2006/main" xmlns:pic="http://schemas.openxmlformats.org/drawingml/2006/picture">
-            <wp:extent cx="5715000" cy="2687170"/>
-            <wp:docPr id="5" name="Picture 5"/>
-            <wp:cNvGraphicFramePr>
-              <a:graphicFrameLocks noChangeAspect="1"/>
-            </wp:cNvGraphicFramePr>
-            <a:graphic>
-              <a:graphicData uri="http://schemas.openxmlformats.org/drawingml/2006/picture">
-                <pic:pic>
-                  <pic:nvPicPr>
-                    <pic:cNvPr id="0" name="fig_11_stage8_judge_paired_effects.png"/>
-                    <pic:cNvPicPr/>
-                  </pic:nvPicPr>
-                  <pic:blipFill>
-                    <a:blip r:embed="rId15"/>
-                    <a:stretch>
-                      <a:fillRect/>
-                    </a:stretch>
-                  </pic:blipFill>
-                  <pic:spPr>
-                    <a:xfrm>
-                      <a:off x="0" y="0"/>
-                      <a:ext cx="5715000" cy="2687170"/>
-                    </a:xfrm>
-                    <a:prstGeom prst="rect"/>
-                  </pic:spPr>
-                </pic:pic>
-              </a:graphicData>
-            </a:graphic>
-          </wp:inline>
-        </w:drawing>
-      </w:r>
-    </w:p>
-    <w:p>
-      <w:pPr>
-        <w:pStyle w:val="Caption"/>
-        <w:jc w:val="center"/>
-      </w:pPr>
-      <w:r>
-        <w:rPr>
-          <w:b/>
-        </w:rPr>
-        <w:t>Figure 4.5. Paired automated explanation-quality effects</w:t>
-      </w:r>
-    </w:p>
-    <w:p>
-      <w:pPr>
-        <w:pStyle w:val="FigureSource"/>
-        <w:jc w:val="center"/>
-      </w:pPr>
-      <w:r>
-        <w:rPr>
-          <w:i/>
-        </w:rPr>
-        <w:t>Source: author-generated from frozen project artifacts.</w:t>
-      </w:r>
-    </w:p>
-    <w:p>
-      <w:pPr/>
-      <w:r>
-        <w:t>Rule-RAG scored higher on all six 1–5 dimensions. Mean input consistency rose from 3.947 to 4.987; general quality from 4.148 to 4.811; clarity from 4.535 to 4.961; specificity from 3.207 to 4.713; hallucination control from 3.806 to 4.961; and evidence-use correctness from 1.646 to 4.981.</w:t>
-      </w:r>
-    </w:p>
-    <w:p>
-      <w:pPr/>
-      <w:r>
-        <w:t>Paired differences and 95% case-cluster intervals were:</w:t>
-      </w:r>
-    </w:p>
-    <w:p>
-      <w:pPr>
-        <w:pStyle w:val="Caption"/>
-      </w:pPr>
-      <w:r>
-        <w:rPr>
-          <w:b/>
-        </w:rPr>
-        <w:t>Table 4.2. Paired automated explanation-quality differences with 95% case-clustered intervals</w:t>
-      </w:r>
-    </w:p>
-    <w:tbl>
-      <w:tblPr>
-        <w:tblStyle w:val="TableGrid"/>
-        <w:tblW w:type="auto" w:w="0"/>
-        <w:jc w:val="center"/>
-        <w:tblLayout w:type="autofit"/>
-        <w:tblLook w:firstColumn="1" w:firstRow="1" w:lastColumn="0" w:lastRow="0" w:noHBand="0" w:noVBand="1" w:val="04A0"/>
-      </w:tblPr>
-      <w:tblGrid>
-        <w:gridCol w:w="2163"/>
-        <w:gridCol w:w="2163"/>
-        <w:gridCol w:w="2163"/>
-        <w:gridCol w:w="2163"/>
-      </w:tblGrid>
-      <w:tr>
-        <w:trPr>
-          <w:tblHeader w:val="true"/>
-        </w:trPr>
-        <w:tc>
-          <w:tcPr>
-            <w:tcW w:type="dxa" w:w="2163"/>
-            <w:vAlign w:val="center"/>
-            <w:shd w:fill="1F4E79"/>
-          </w:tcPr>
-          <w:p>
-            <w:pPr>
-              <w:spacing w:after="40" w:before="40"/>
-              <w:jc w:val="left"/>
-            </w:pPr>
-            <w:r/>
-            <w:r>
-              <w:rPr>
-                <w:rFonts w:ascii="Arial" w:hAnsi="Arial"/>
-                <w:b/>
-                <w:color w:val="FFFFFF"/>
-                <w:sz w:val="17"/>
-              </w:rPr>
-              <w:t>Dimension</w:t>
-            </w:r>
-          </w:p>
-        </w:tc>
-        <w:tc>
-          <w:tcPr>
-            <w:tcW w:type="dxa" w:w="2163"/>
+            <w:tcW w:type="dxa" w:w="1442"/>
             <w:vAlign w:val="center"/>
             <w:shd w:fill="1F4E79"/>
           </w:tcPr>
@@ -1401,13 +342,13 @@
                 <w:color w:val="FFFFFF"/>
                 <w:sz w:val="17"/>
               </w:rPr>
-              <w:t>Rule-RAG − No-RAG</w:t>
+              <w:t>Difference (Rule-RAG − No-RAG)</w:t>
             </w:r>
           </w:p>
         </w:tc>
         <w:tc>
           <w:tcPr>
-            <w:tcW w:type="dxa" w:w="2163"/>
+            <w:tcW w:type="dxa" w:w="1442"/>
             <w:vAlign w:val="center"/>
             <w:shd w:fill="1F4E79"/>
           </w:tcPr>
@@ -1428,34 +369,11 @@
             </w:r>
           </w:p>
         </w:tc>
-        <w:tc>
-          <w:tcPr>
-            <w:tcW w:type="dxa" w:w="2163"/>
-            <w:vAlign w:val="center"/>
-            <w:shd w:fill="1F4E79"/>
-          </w:tcPr>
-          <w:p>
-            <w:pPr>
-              <w:spacing w:after="40" w:before="40"/>
-              <w:jc w:val="center"/>
-            </w:pPr>
-            <w:r/>
-            <w:r>
-              <w:rPr>
-                <w:rFonts w:ascii="Arial" w:hAnsi="Arial"/>
-                <w:b/>
-                <w:color w:val="FFFFFF"/>
-                <w:sz w:val="17"/>
-              </w:rPr>
-              <w:t>Paired \(d_z\)</w:t>
-            </w:r>
-          </w:p>
-        </w:tc>
       </w:tr>
       <w:tr>
         <w:tc>
           <w:tcPr>
-            <w:tcW w:type="dxa" w:w="2163"/>
+            <w:tcW w:type="dxa" w:w="1442"/>
             <w:vAlign w:val="center"/>
           </w:tcPr>
           <w:p>
@@ -1469,13 +387,13 @@
                 <w:rFonts w:ascii="Arial" w:hAnsi="Arial"/>
                 <w:sz w:val="17"/>
               </w:rPr>
-              <w:t>Input consistency</w:t>
+              <w:t>Exact-Trace Claim Support Rate</w:t>
             </w:r>
           </w:p>
         </w:tc>
         <w:tc>
           <w:tcPr>
-            <w:tcW w:type="dxa" w:w="2163"/>
+            <w:tcW w:type="dxa" w:w="1442"/>
             <w:vAlign w:val="center"/>
           </w:tcPr>
           <w:p>
@@ -1489,13 +407,13 @@
                 <w:rFonts w:ascii="Arial" w:hAnsi="Arial"/>
                 <w:sz w:val="17"/>
               </w:rPr>
-              <w:t>+1.040</w:t>
+              <w:t>1,488</w:t>
             </w:r>
           </w:p>
         </w:tc>
         <w:tc>
           <w:tcPr>
-            <w:tcW w:type="dxa" w:w="2163"/>
+            <w:tcW w:type="dxa" w:w="1442"/>
             <w:vAlign w:val="center"/>
           </w:tcPr>
           <w:p>
@@ -1509,13 +427,13 @@
                 <w:rFonts w:ascii="Arial" w:hAnsi="Arial"/>
                 <w:sz w:val="17"/>
               </w:rPr>
-              <w:t>+0.985 to +1.095</w:t>
+              <w:t>4.89%</w:t>
             </w:r>
           </w:p>
         </w:tc>
         <w:tc>
           <w:tcPr>
-            <w:tcW w:type="dxa" w:w="2163"/>
+            <w:tcW w:type="dxa" w:w="1442"/>
             <w:vAlign w:val="center"/>
           </w:tcPr>
           <w:p>
@@ -1529,7 +447,47 @@
                 <w:rFonts w:ascii="Arial" w:hAnsi="Arial"/>
                 <w:sz w:val="17"/>
               </w:rPr>
-              <w:t>0.99</w:t>
+              <w:t>50.22%</w:t>
+            </w:r>
+          </w:p>
+        </w:tc>
+        <w:tc>
+          <w:tcPr>
+            <w:tcW w:type="dxa" w:w="1442"/>
+            <w:vAlign w:val="center"/>
+          </w:tcPr>
+          <w:p>
+            <w:pPr>
+              <w:spacing w:after="40" w:before="40"/>
+              <w:jc w:val="center"/>
+            </w:pPr>
+            <w:r/>
+            <w:r>
+              <w:rPr>
+                <w:rFonts w:ascii="Arial" w:hAnsi="Arial"/>
+                <w:sz w:val="17"/>
+              </w:rPr>
+              <w:t>+45.34 pp</w:t>
+            </w:r>
+          </w:p>
+        </w:tc>
+        <w:tc>
+          <w:tcPr>
+            <w:tcW w:type="dxa" w:w="1442"/>
+            <w:vAlign w:val="center"/>
+          </w:tcPr>
+          <w:p>
+            <w:pPr>
+              <w:spacing w:after="40" w:before="40"/>
+              <w:jc w:val="center"/>
+            </w:pPr>
+            <w:r/>
+            <w:r>
+              <w:rPr>
+                <w:rFonts w:ascii="Arial" w:hAnsi="Arial"/>
+                <w:sz w:val="17"/>
+              </w:rPr>
+              <w:t>+43.44 to +47.21 pp</w:t>
             </w:r>
           </w:p>
         </w:tc>
@@ -1537,7 +495,7 @@
       <w:tr>
         <w:tc>
           <w:tcPr>
-            <w:tcW w:type="dxa" w:w="2163"/>
+            <w:tcW w:type="dxa" w:w="1442"/>
             <w:vAlign w:val="center"/>
             <w:shd w:fill="EAF2F8"/>
           </w:tcPr>
@@ -1552,13 +510,13 @@
                 <w:rFonts w:ascii="Arial" w:hAnsi="Arial"/>
                 <w:sz w:val="17"/>
               </w:rPr>
-              <w:t>General quality</w:t>
+              <w:t>Full-KB Claim Support Rate</w:t>
             </w:r>
           </w:p>
         </w:tc>
         <w:tc>
           <w:tcPr>
-            <w:tcW w:type="dxa" w:w="2163"/>
+            <w:tcW w:type="dxa" w:w="1442"/>
             <w:vAlign w:val="center"/>
             <w:shd w:fill="EAF2F8"/>
           </w:tcPr>
@@ -1573,13 +531,13 @@
                 <w:rFonts w:ascii="Arial" w:hAnsi="Arial"/>
                 <w:sz w:val="17"/>
               </w:rPr>
-              <w:t>+0.663</w:t>
+              <w:t>1,488</w:t>
             </w:r>
           </w:p>
         </w:tc>
         <w:tc>
           <w:tcPr>
-            <w:tcW w:type="dxa" w:w="2163"/>
+            <w:tcW w:type="dxa" w:w="1442"/>
             <w:vAlign w:val="center"/>
             <w:shd w:fill="EAF2F8"/>
           </w:tcPr>
@@ -1594,13 +552,13 @@
                 <w:rFonts w:ascii="Arial" w:hAnsi="Arial"/>
                 <w:sz w:val="17"/>
               </w:rPr>
-              <w:t>+0.625 to +0.701</w:t>
+              <w:t>5.33%</w:t>
             </w:r>
           </w:p>
         </w:tc>
         <w:tc>
           <w:tcPr>
-            <w:tcW w:type="dxa" w:w="2163"/>
+            <w:tcW w:type="dxa" w:w="1442"/>
             <w:vAlign w:val="center"/>
             <w:shd w:fill="EAF2F8"/>
           </w:tcPr>
@@ -1615,7 +573,49 @@
                 <w:rFonts w:ascii="Arial" w:hAnsi="Arial"/>
                 <w:sz w:val="17"/>
               </w:rPr>
-              <w:t>0.93</w:t>
+              <w:t>50.46%</w:t>
+            </w:r>
+          </w:p>
+        </w:tc>
+        <w:tc>
+          <w:tcPr>
+            <w:tcW w:type="dxa" w:w="1442"/>
+            <w:vAlign w:val="center"/>
+            <w:shd w:fill="EAF2F8"/>
+          </w:tcPr>
+          <w:p>
+            <w:pPr>
+              <w:spacing w:after="40" w:before="40"/>
+              <w:jc w:val="center"/>
+            </w:pPr>
+            <w:r/>
+            <w:r>
+              <w:rPr>
+                <w:rFonts w:ascii="Arial" w:hAnsi="Arial"/>
+                <w:sz w:val="17"/>
+              </w:rPr>
+              <w:t>+45.13 pp</w:t>
+            </w:r>
+          </w:p>
+        </w:tc>
+        <w:tc>
+          <w:tcPr>
+            <w:tcW w:type="dxa" w:w="1442"/>
+            <w:vAlign w:val="center"/>
+            <w:shd w:fill="EAF2F8"/>
+          </w:tcPr>
+          <w:p>
+            <w:pPr>
+              <w:spacing w:after="40" w:before="40"/>
+              <w:jc w:val="center"/>
+            </w:pPr>
+            <w:r/>
+            <w:r>
+              <w:rPr>
+                <w:rFonts w:ascii="Arial" w:hAnsi="Arial"/>
+                <w:sz w:val="17"/>
+              </w:rPr>
+              <w:t>+43.26 to +46.99 pp</w:t>
             </w:r>
           </w:p>
         </w:tc>
@@ -1623,7 +623,7 @@
       <w:tr>
         <w:tc>
           <w:tcPr>
-            <w:tcW w:type="dxa" w:w="2163"/>
+            <w:tcW w:type="dxa" w:w="1442"/>
             <w:vAlign w:val="center"/>
           </w:tcPr>
           <w:p>
@@ -1637,13 +637,13 @@
                 <w:rFonts w:ascii="Arial" w:hAnsi="Arial"/>
                 <w:sz w:val="17"/>
               </w:rPr>
-              <w:t>Clarity</w:t>
+              <w:t>UIFR (lower is better)</w:t>
             </w:r>
           </w:p>
         </w:tc>
         <w:tc>
           <w:tcPr>
-            <w:tcW w:type="dxa" w:w="2163"/>
+            <w:tcW w:type="dxa" w:w="1442"/>
             <w:vAlign w:val="center"/>
           </w:tcPr>
           <w:p>
@@ -1657,13 +657,13 @@
                 <w:rFonts w:ascii="Arial" w:hAnsi="Arial"/>
                 <w:sz w:val="17"/>
               </w:rPr>
-              <w:t>+0.427</w:t>
+              <w:t>65</w:t>
             </w:r>
           </w:p>
         </w:tc>
         <w:tc>
           <w:tcPr>
-            <w:tcW w:type="dxa" w:w="2163"/>
+            <w:tcW w:type="dxa" w:w="1442"/>
             <w:vAlign w:val="center"/>
           </w:tcPr>
           <w:p>
@@ -1677,13 +677,13 @@
                 <w:rFonts w:ascii="Arial" w:hAnsi="Arial"/>
                 <w:sz w:val="17"/>
               </w:rPr>
-              <w:t>+0.396 to +0.459</w:t>
+              <w:t>41.41%</w:t>
             </w:r>
           </w:p>
         </w:tc>
         <w:tc>
           <w:tcPr>
-            <w:tcW w:type="dxa" w:w="2163"/>
+            <w:tcW w:type="dxa" w:w="1442"/>
             <w:vAlign w:val="center"/>
           </w:tcPr>
           <w:p>
@@ -1697,7 +697,47 @@
                 <w:rFonts w:ascii="Arial" w:hAnsi="Arial"/>
                 <w:sz w:val="17"/>
               </w:rPr>
-              <w:t>0.70</w:t>
+              <w:t>26.79%</w:t>
+            </w:r>
+          </w:p>
+        </w:tc>
+        <w:tc>
+          <w:tcPr>
+            <w:tcW w:type="dxa" w:w="1442"/>
+            <w:vAlign w:val="center"/>
+          </w:tcPr>
+          <w:p>
+            <w:pPr>
+              <w:spacing w:after="40" w:before="40"/>
+              <w:jc w:val="center"/>
+            </w:pPr>
+            <w:r/>
+            <w:r>
+              <w:rPr>
+                <w:rFonts w:ascii="Arial" w:hAnsi="Arial"/>
+                <w:sz w:val="17"/>
+              </w:rPr>
+              <w:t>−14.62 pp</w:t>
+            </w:r>
+          </w:p>
+        </w:tc>
+        <w:tc>
+          <w:tcPr>
+            <w:tcW w:type="dxa" w:w="1442"/>
+            <w:vAlign w:val="center"/>
+          </w:tcPr>
+          <w:p>
+            <w:pPr>
+              <w:spacing w:after="40" w:before="40"/>
+              <w:jc w:val="center"/>
+            </w:pPr>
+            <w:r/>
+            <w:r>
+              <w:rPr>
+                <w:rFonts w:ascii="Arial" w:hAnsi="Arial"/>
+                <w:sz w:val="17"/>
+              </w:rPr>
+              <w:t>−27.31 to −2.44 pp</w:t>
             </w:r>
           </w:p>
         </w:tc>
@@ -1705,7 +745,7 @@
       <w:tr>
         <w:tc>
           <w:tcPr>
-            <w:tcW w:type="dxa" w:w="2163"/>
+            <w:tcW w:type="dxa" w:w="1442"/>
             <w:vAlign w:val="center"/>
             <w:shd w:fill="EAF2F8"/>
           </w:tcPr>
@@ -1720,13 +760,13 @@
                 <w:rFonts w:ascii="Arial" w:hAnsi="Arial"/>
                 <w:sz w:val="17"/>
               </w:rPr>
-              <w:t>Specificity</w:t>
+              <w:t>Exact-Trace Supported Claims per 100 Words</w:t>
             </w:r>
           </w:p>
         </w:tc>
         <w:tc>
           <w:tcPr>
-            <w:tcW w:type="dxa" w:w="2163"/>
+            <w:tcW w:type="dxa" w:w="1442"/>
             <w:vAlign w:val="center"/>
             <w:shd w:fill="EAF2F8"/>
           </w:tcPr>
@@ -1741,13 +781,13 @@
                 <w:rFonts w:ascii="Arial" w:hAnsi="Arial"/>
                 <w:sz w:val="17"/>
               </w:rPr>
-              <w:t>+1.506</w:t>
+              <w:t>1,488</w:t>
             </w:r>
           </w:p>
         </w:tc>
         <w:tc>
           <w:tcPr>
-            <w:tcW w:type="dxa" w:w="2163"/>
+            <w:tcW w:type="dxa" w:w="1442"/>
             <w:vAlign w:val="center"/>
             <w:shd w:fill="EAF2F8"/>
           </w:tcPr>
@@ -1762,13 +802,13 @@
                 <w:rFonts w:ascii="Arial" w:hAnsi="Arial"/>
                 <w:sz w:val="17"/>
               </w:rPr>
-              <w:t>+1.458 to +1.551</w:t>
+              <w:t>0.50</w:t>
             </w:r>
           </w:p>
         </w:tc>
         <w:tc>
           <w:tcPr>
-            <w:tcW w:type="dxa" w:w="2163"/>
+            <w:tcW w:type="dxa" w:w="1442"/>
             <w:vAlign w:val="center"/>
             <w:shd w:fill="EAF2F8"/>
           </w:tcPr>
@@ -1783,118 +823,13 @@
                 <w:rFonts w:ascii="Arial" w:hAnsi="Arial"/>
                 <w:sz w:val="17"/>
               </w:rPr>
-              <w:t>1.75</w:t>
-            </w:r>
-          </w:p>
-        </w:tc>
-      </w:tr>
-      <w:tr>
-        <w:tc>
-          <w:tcPr>
-            <w:tcW w:type="dxa" w:w="2163"/>
-            <w:vAlign w:val="center"/>
-          </w:tcPr>
-          <w:p>
-            <w:pPr>
-              <w:spacing w:after="40" w:before="40"/>
-              <w:jc w:val="left"/>
-            </w:pPr>
-            <w:r/>
-            <w:r>
-              <w:rPr>
-                <w:rFonts w:ascii="Arial" w:hAnsi="Arial"/>
-                <w:sz w:val="17"/>
-              </w:rPr>
-              <w:t>Hallucination control</w:t>
+              <w:t>4.81</w:t>
             </w:r>
           </w:p>
         </w:tc>
         <w:tc>
           <w:tcPr>
-            <w:tcW w:type="dxa" w:w="2163"/>
-            <w:vAlign w:val="center"/>
-          </w:tcPr>
-          <w:p>
-            <w:pPr>
-              <w:spacing w:after="40" w:before="40"/>
-              <w:jc w:val="center"/>
-            </w:pPr>
-            <w:r/>
-            <w:r>
-              <w:rPr>
-                <w:rFonts w:ascii="Arial" w:hAnsi="Arial"/>
-                <w:sz w:val="17"/>
-              </w:rPr>
-              <w:t>+1.155</w:t>
-            </w:r>
-          </w:p>
-        </w:tc>
-        <w:tc>
-          <w:tcPr>
-            <w:tcW w:type="dxa" w:w="2163"/>
-            <w:vAlign w:val="center"/>
-          </w:tcPr>
-          <w:p>
-            <w:pPr>
-              <w:spacing w:after="40" w:before="40"/>
-              <w:jc w:val="center"/>
-            </w:pPr>
-            <w:r/>
-            <w:r>
-              <w:rPr>
-                <w:rFonts w:ascii="Arial" w:hAnsi="Arial"/>
-                <w:sz w:val="17"/>
-              </w:rPr>
-              <w:t>+1.085 to +1.223</w:t>
-            </w:r>
-          </w:p>
-        </w:tc>
-        <w:tc>
-          <w:tcPr>
-            <w:tcW w:type="dxa" w:w="2163"/>
-            <w:vAlign w:val="center"/>
-          </w:tcPr>
-          <w:p>
-            <w:pPr>
-              <w:spacing w:after="40" w:before="40"/>
-              <w:jc w:val="center"/>
-            </w:pPr>
-            <w:r/>
-            <w:r>
-              <w:rPr>
-                <w:rFonts w:ascii="Arial" w:hAnsi="Arial"/>
-                <w:sz w:val="17"/>
-              </w:rPr>
-              <w:t>0.91</w:t>
-            </w:r>
-          </w:p>
-        </w:tc>
-      </w:tr>
-      <w:tr>
-        <w:tc>
-          <w:tcPr>
-            <w:tcW w:type="dxa" w:w="2163"/>
-            <w:vAlign w:val="center"/>
-            <w:shd w:fill="EAF2F8"/>
-          </w:tcPr>
-          <w:p>
-            <w:pPr>
-              <w:spacing w:after="40" w:before="40"/>
-              <w:jc w:val="left"/>
-            </w:pPr>
-            <w:r/>
-            <w:r>
-              <w:rPr>
-                <w:rFonts w:ascii="Arial" w:hAnsi="Arial"/>
-                <w:sz w:val="17"/>
-              </w:rPr>
-              <w:t>Evidence-use correctness</w:t>
-            </w:r>
-          </w:p>
-        </w:tc>
-        <w:tc>
-          <w:tcPr>
-            <w:tcW w:type="dxa" w:w="2163"/>
+            <w:tcW w:type="dxa" w:w="1442"/>
             <w:vAlign w:val="center"/>
             <w:shd w:fill="EAF2F8"/>
           </w:tcPr>
@@ -1909,13 +844,13 @@
                 <w:rFonts w:ascii="Arial" w:hAnsi="Arial"/>
                 <w:sz w:val="17"/>
               </w:rPr>
-              <w:t>+3.335</w:t>
+              <w:t>+4.31</w:t>
             </w:r>
           </w:p>
         </w:tc>
         <w:tc>
           <w:tcPr>
-            <w:tcW w:type="dxa" w:w="2163"/>
+            <w:tcW w:type="dxa" w:w="1442"/>
             <w:vAlign w:val="center"/>
             <w:shd w:fill="EAF2F8"/>
           </w:tcPr>
@@ -1930,28 +865,7 @@
                 <w:rFonts w:ascii="Arial" w:hAnsi="Arial"/>
                 <w:sz w:val="17"/>
               </w:rPr>
-              <w:t>+3.287 to +3.385</w:t>
-            </w:r>
-          </w:p>
-        </w:tc>
-        <w:tc>
-          <w:tcPr>
-            <w:tcW w:type="dxa" w:w="2163"/>
-            <w:vAlign w:val="center"/>
-            <w:shd w:fill="EAF2F8"/>
-          </w:tcPr>
-          <w:p>
-            <w:pPr>
-              <w:spacing w:after="40" w:before="40"/>
-              <w:jc w:val="center"/>
-            </w:pPr>
-            <w:r/>
-            <w:r>
-              <w:rPr>
-                <w:rFonts w:ascii="Arial" w:hAnsi="Arial"/>
-                <w:sz w:val="17"/>
-              </w:rPr>
-              <w:t>3.56</w:t>
+              <w:t>+4.09 to +4.53</w:t>
             </w:r>
           </w:p>
         </w:tc>
@@ -1959,23 +873,11 @@
     </w:tbl>
     <w:p/>
     <w:p>
-      <w:pPr/>
-      <w:r>
-        <w:t>All Holm-adjusted paired tests were highly significant. Evidence-use correctness shows the largest difference because the scale explicitly rewards correct use of displayed sources. The result is meaningful for system behaviour but is not an independent human preference estimate. The judge was Qwen3 and had access to the declared evidence boundary; cross-model separation applies to claim verification, not to this holistic judge.</w:t>
-      </w:r>
-    </w:p>
-    <w:p>
-      <w:pPr/>
-      <w:r>
-        <w:t>Ceiling concentration is also visible. Rule-RAG means exceed 4.93 for four dimensions, leaving little range for within-condition correlation. General quality and specificity retained more spread. This ceiling effect helps explain why targeted metrics and judge scores agree strongly across conditions but only weakly among Rule-RAG texts.</w:t>
-      </w:r>
-    </w:p>
-    <w:p>
       <w:pPr>
         <w:pStyle w:val="Heading2"/>
       </w:pPr>
       <w:r>
-        <w:t>4.13 Association between targeted metrics and general judgments</w:t>
+        <w:t>4.4 Exact-Trace and Full-KB support</w:t>
       </w:r>
     </w:p>
     <w:p>
@@ -1985,8 +887,8 @@
       <w:r>
         <w:drawing>
           <wp:inline xmlns:a="http://schemas.openxmlformats.org/drawingml/2006/main" xmlns:pic="http://schemas.openxmlformats.org/drawingml/2006/picture">
-            <wp:extent cx="5715000" cy="3296968"/>
-            <wp:docPr id="6" name="Picture 6"/>
+            <wp:extent cx="5715000" cy="3175000"/>
+            <wp:docPr id="2" name="Picture 2"/>
             <wp:cNvGraphicFramePr>
               <a:graphicFrameLocks noChangeAspect="1"/>
             </wp:cNvGraphicFramePr>
@@ -1994,11 +896,11 @@
               <a:graphicData uri="http://schemas.openxmlformats.org/drawingml/2006/picture">
                 <pic:pic>
                   <pic:nvPicPr>
-                    <pic:cNvPr id="0" name="fig_12_stage8_metric_judge_associations.png"/>
+                    <pic:cNvPr id="0" name="stage12_support_rates.png"/>
                     <pic:cNvPicPr/>
                   </pic:nvPicPr>
                   <pic:blipFill>
-                    <a:blip r:embed="rId16"/>
+                    <a:blip r:embed="rId12"/>
                     <a:stretch>
                       <a:fillRect/>
                     </a:stretch>
@@ -2006,7 +908,7 @@
                   <pic:spPr>
                     <a:xfrm>
                       <a:off x="0" y="0"/>
-                      <a:ext cx="5715000" cy="3296968"/>
+                      <a:ext cx="5715000" cy="3175000"/>
                     </a:xfrm>
                     <a:prstGeom prst="rect"/>
                   </pic:spPr>
@@ -2026,7 +928,7 @@
         <w:rPr>
           <w:b/>
         </w:rPr>
-        <w:t>Figure 4.6. Within-condition association of targeted metrics and quality judgments</w:t>
+        <w:t>Figure 4.2. Exact-trace and full-KB claim support with paired 95% confidence intervals</w:t>
       </w:r>
     </w:p>
     <w:p>
@@ -2044,13 +946,13 @@
     <w:p>
       <w:pPr/>
       <w:r>
-        <w:t>The revised results make agreement at the aggregate condition level and disagreement at the metric-definition level especially clear. Rule-RAG is strongly preferred by the holistic judge and has much higher visible support and lower UIAR, yet it has lower post-hoc B alignment than No-RAG. A single broad score would conceal that distinction. Conversely, DTA alone would label the hidden-trace condition superior even though it could not have grounded its wording in the unavailable trace.</w:t>
+        <w:t>Rule-RAG’s exact-trace support rate was 50.22%, compared with 4.89% for No-RAG. Full-KB support was similarly 50.46% versus 5.33%. The close Rule-RAG rates indicate that most verified rule support came from the supplied exact trace rather than a different applicable rule found in the wider V3 KB. No-RAG’s small full-KB rate is post-hoc consistency with hidden expert knowledge; it is not trace grounding.</w:t>
       </w:r>
     </w:p>
     <w:p>
       <w:pPr/>
       <w:r>
-        <w:t>This pattern validates the multidimensional design more strongly than a uniformly positive result would. “Faithfulness” cannot be reduced to semantic compatibility with a reference after generation. The relevant questions are whether the reference was available, whether concrete assertions are supported, whether citations can be traced, and whether the explanation is useful and coherent. Those constructs overlap but are not interchangeable.</w:t>
+        <w:t>The result is present for each generator and category. Exact-trace support for Rule-RAG ranges from 38.75% for Ministral to 57.48% for Llama, compared with 4.09%–6.02% for No-RAG. By category, Rule-RAG ranges from 41.93% for shoes to 60.59% for bottoms, while all No-RAG category rates remain below 11.05%. Claim-type and trace-size tables are retained in the canonical Stage 12 artifacts.</w:t>
       </w:r>
     </w:p>
     <w:p>
@@ -2058,19 +960,76 @@
         <w:pStyle w:val="Heading2"/>
       </w:pPr>
       <w:r>
-        <w:t>4.14 Length-matched sensitivity</w:t>
+        <w:t>4.5 Unsupported Item-Fact Rate</w:t>
+      </w:r>
+    </w:p>
+    <w:p>
+      <w:pPr>
+        <w:jc w:val="center"/>
+      </w:pPr>
+      <w:r>
+        <w:drawing>
+          <wp:inline xmlns:a="http://schemas.openxmlformats.org/drawingml/2006/main" xmlns:pic="http://schemas.openxmlformats.org/drawingml/2006/picture">
+            <wp:extent cx="5715000" cy="3175000"/>
+            <wp:docPr id="3" name="Picture 3"/>
+            <wp:cNvGraphicFramePr>
+              <a:graphicFrameLocks noChangeAspect="1"/>
+            </wp:cNvGraphicFramePr>
+            <a:graphic>
+              <a:graphicData uri="http://schemas.openxmlformats.org/drawingml/2006/picture">
+                <pic:pic>
+                  <pic:nvPicPr>
+                    <pic:cNvPr id="0" name="stage12_uifr.png"/>
+                    <pic:cNvPicPr/>
+                  </pic:nvPicPr>
+                  <pic:blipFill>
+                    <a:blip r:embed="rId13"/>
+                    <a:stretch>
+                      <a:fillRect/>
+                    </a:stretch>
+                  </pic:blipFill>
+                  <pic:spPr>
+                    <a:xfrm>
+                      <a:off x="0" y="0"/>
+                      <a:ext cx="5715000" cy="3175000"/>
+                    </a:xfrm>
+                    <a:prstGeom prst="rect"/>
+                  </pic:spPr>
+                </pic:pic>
+              </a:graphicData>
+            </a:graphic>
+          </wp:inline>
+        </w:drawing>
+      </w:r>
+    </w:p>
+    <w:p>
+      <w:pPr>
+        <w:pStyle w:val="Caption"/>
+        <w:jc w:val="center"/>
+      </w:pPr>
+      <w:r>
+        <w:rPr>
+          <w:b/>
+        </w:rPr>
+        <w:t>Figure 4.3. Unsupported Item-Fact Rate; lower is better</w:t>
+      </w:r>
+    </w:p>
+    <w:p>
+      <w:pPr>
+        <w:pStyle w:val="FigureSource"/>
+        <w:jc w:val="center"/>
+      </w:pPr>
+      <w:r>
+        <w:rPr>
+          <w:i/>
+        </w:rPr>
+        <w:t>Source: author-generated from frozen project artifacts.</w:t>
       </w:r>
     </w:p>
     <w:p>
       <w:pPr/>
       <w:r>
-        <w:t>The ten closest realised-length pairs per generator yielded 30 pairs with means of 54.17 No-RAG and 54.37 Rule-RAG words; the mean absolute paired gap was only 0.33 words. Micro DTA was 85.59% for No-RAG and 83.43% for Rule-RAG; macro rates were 89.13% and 83.62%. The paired macro difference was −5.51 points, but its 95% interval crossed zero (−16.40 to +5.22; \(p=0.309\)). This small sensitivity therefore does not contradict the full-corpus negative estimate, but it lacks precision.</w:t>
-      </w:r>
-    </w:p>
-    <w:p>
-      <w:pPr/>
-      <w:r>
-        <w:t>UIAR remained too sparse for a stable paired sensitivity: only eight pairs had eligible attributes on both sides. Descriptively, micro UIAR was 65.63% No-RAG and 45.45% Rule-RAG, and unsupported-attribute density was 1.292 versus 0.613 per 100 words. The common prompt cap and density result reduce the original length concern, but this selected 30-pair subset is not a substitute for a separate factorial experiment that randomises length regime.</w:t>
+        <w:t>UIFR is calculated only for literal, common-reference-eligible facts and only on the 65 paired cases where both conditions contain eligible claims. Rule-RAG’s UIFR is 26.79% against 41.41% for No-RAG. This is an evidence-scope result, not a claim that the unsupported statements are false. The restricted denominator is important: many generated claims are styling relations or rationales that are deliberately ineligible for a literal item-fact metric.</w:t>
       </w:r>
     </w:p>
     <w:p>
@@ -2078,45 +1037,76 @@
         <w:pStyle w:val="Heading2"/>
       </w:pPr>
       <w:r>
-        <w:t>4.15 Deterministic qualitative examples</w:t>
+        <w:t>4.6 Grounded-information density</w:t>
+      </w:r>
+    </w:p>
+    <w:p>
+      <w:pPr>
+        <w:jc w:val="center"/>
+      </w:pPr>
+      <w:r>
+        <w:drawing>
+          <wp:inline xmlns:a="http://schemas.openxmlformats.org/drawingml/2006/main" xmlns:pic="http://schemas.openxmlformats.org/drawingml/2006/picture">
+            <wp:extent cx="5715000" cy="3175000"/>
+            <wp:docPr id="4" name="Picture 4"/>
+            <wp:cNvGraphicFramePr>
+              <a:graphicFrameLocks noChangeAspect="1"/>
+            </wp:cNvGraphicFramePr>
+            <a:graphic>
+              <a:graphicData uri="http://schemas.openxmlformats.org/drawingml/2006/picture">
+                <pic:pic>
+                  <pic:nvPicPr>
+                    <pic:cNvPr id="0" name="stage12_supported_per_100.png"/>
+                    <pic:cNvPicPr/>
+                  </pic:nvPicPr>
+                  <pic:blipFill>
+                    <a:blip r:embed="rId14"/>
+                    <a:stretch>
+                      <a:fillRect/>
+                    </a:stretch>
+                  </pic:blipFill>
+                  <pic:spPr>
+                    <a:xfrm>
+                      <a:off x="0" y="0"/>
+                      <a:ext cx="5715000" cy="3175000"/>
+                    </a:xfrm>
+                    <a:prstGeom prst="rect"/>
+                  </pic:spPr>
+                </pic:pic>
+              </a:graphicData>
+            </a:graphic>
+          </wp:inline>
+        </w:drawing>
+      </w:r>
+    </w:p>
+    <w:p>
+      <w:pPr>
+        <w:pStyle w:val="Caption"/>
+        <w:jc w:val="center"/>
+      </w:pPr>
+      <w:r>
+        <w:rPr>
+          <w:b/>
+        </w:rPr>
+        <w:t>Figure 4.4. Exact-trace supported claims per 100 words</w:t>
+      </w:r>
+    </w:p>
+    <w:p>
+      <w:pPr>
+        <w:pStyle w:val="FigureSource"/>
+        <w:jc w:val="center"/>
+      </w:pPr>
+      <w:r>
+        <w:rPr>
+          <w:i/>
+        </w:rPr>
+        <w:t>Source: author-generated from frozen project artifacts.</w:t>
       </w:r>
     </w:p>
     <w:p>
       <w:pPr/>
       <w:r>
-        <w:t>Deterministically selected median-distance examples were regenerated and re-evaluated with the corrected pipeline. Their principal diagnostic pattern is conceptual rather than a showcase of large gains. No-RAG often gives fluent, conventionally plausible fashion relations that align with hidden B after the fact. The same text may still introduce unsupported colour, material, comfort, construction, brand-quality, or seasonal attributes. Rule-RAG more often anchors its rationale in named category, formality, and compatibility rules and avoids some item-specific embellishment, but a cited generic rule can still be over-applied to an instance.</w:t>
-      </w:r>
-    </w:p>
-    <w:p>
-      <w:pPr/>
-      <w:r>
-        <w:t>These examples explain the apparently conflicting aggregate results. A No-RAG explanation can score highly on DTA because ordinary fashion knowledge overlaps with the rule bank, yet score poorly on UIAR because its concrete details are not in A. A Rule-RAG explanation can have excellent visible support and judge scores while losing strict B entailment on a proposition that extends beyond a rule’s wording. Citation markers expose the intended provenance, but they do not guarantee that every attached proposition follows from the cited rule.</w:t>
-      </w:r>
-    </w:p>
-    <w:p>
-      <w:pPr>
-        <w:pStyle w:val="Heading3"/>
-      </w:pPr>
-      <w:r>
-        <w:t>4.15.1 Cross-metric diagnostic synthesis</w:t>
-      </w:r>
-    </w:p>
-    <w:p>
-      <w:pPr/>
-      <w:r>
-        <w:t>Four diagnostic regions remain important. High DTA with low UIAR is desirable trace compatibility without unsupported item detail. High DTA with high UIAR is plausible styling logic accompanied by ungrounded concrete attributes. Lower DTA with no UIAR denominator can describe a cautious relational explanation that makes no concrete item assertion; its UIAR is correctly N/A. Finally, high holistic quality can coexist with a targeted defect because a 1–5 scale averages over propositions.</w:t>
-      </w:r>
-    </w:p>
-    <w:p>
-      <w:pPr/>
-      <w:r>
-        <w:t>Claim volume is now much better balanced—10,703 versus 8,666 substantive claims—because the prompt cap is shared. Rates still prevent different numbers of claims from being mistaken for performance, while density directly addresses exposure per 100 words. Missing extractions and verifications are never imputed as successes. Similarly, the scarcity of contradiction labels does not establish truth; A and B often lack evidence capable of proving the opposite. The supported conclusion is a reduction in unverified item-specific assertions, not correction of world-factual falsehoods.</w:t>
-      </w:r>
-    </w:p>
-    <w:p>
-      <w:pPr/>
-      <w:r>
-        <w:t>The recommendation and explanation layers therefore form a non-circular chain. Stage 6 shows that B affected rank order without improving the original general-CLIP effectiveness measures. Stage 8 shows that displaying B makes the resulting language visibly grounded and less prone to unsupported item attributes, but not more semantically aligned with B than post-hoc No-RAG text under this verifier. These are different propositions, and the revised thesis keeps them separate.</w:t>
+        <w:t>Exact-trace supported claims per 100 words is 4.81 for Rule-RAG and 0.50 for No-RAG. This indicates that the support advantage is not explained merely by longer text. Both conditions used the same 45–75 word acceptance contract, although realised length remains a behavioural characteristic of the generators.</w:t>
       </w:r>
     </w:p>
     <w:p>
@@ -2124,31 +1114,13 @@
         <w:pStyle w:val="Heading2"/>
       </w:pPr>
       <w:r>
-        <w:t>4.16 Answers to the research questions</w:t>
+        <w:t>4.7 Robustness by generator, category, claim type, and trace size</w:t>
       </w:r>
     </w:p>
     <w:p>
       <w:pPr/>
       <w:r>
-        <w:t>RQ1 asked whether exact trace access improves alignment with the reranking decision. Under the revised cross-model operationalisation, the answer is no. Micro DTA was 90.08% No-RAG and 84.95% Rule-RAG; macro rates were 91.45% and 86.36%; and the paired difference was −5.13 points (95% CI −6.51 to −3.77, \(p=0.0004\)). No-RAG’s value is post-hoc agreement, not evidence-grounded use.</w:t>
-      </w:r>
-    </w:p>
-    <w:p>
-      <w:pPr/>
-      <w:r>
-        <w:t>RQ2 asked whether trace access reduces unsupported concrete item assertions. The answer is yes. Micro UIAR fell from 62.38% to 37.11%, macro UIAR from 67.17% to 44.72%, and the jointly eligible paired difference was −17.45 points (95% CI −24.61 to −10.56, \(p=0.0004\)). Unsupported Attribute Density fell from 0.728 to 0.317 per 100 words.</w:t>
-      </w:r>
-    </w:p>
-    <w:p>
-      <w:pPr/>
-      <w:r>
-        <w:t>RQ3 asked whether broad quality judgments agree with evidence-focused metrics. All six judge dimensions favoured Rule-RAG, as did visible support and UIAR, but DTA favoured post-hoc No-RAG alignment. The measures therefore answer meaningfully different questions. Strict citation coverage was too sparse and evaluator-dependent to supply an additional positive claim.</w:t>
-      </w:r>
-    </w:p>
-    <w:p>
-      <w:pPr/>
-      <w:r>
-        <w:t>RQ4 asked whether conclusions remain credible after controls and robustness checks. The shared 75-word instruction removes the main design asymmetry; cross-model verification reduces direct self-confirmation; and the length-matched DTA estimate is compatible with the full result but imprecise. UIAR density and holistic judgments remain favourable. Robustness is therefore metric-specific rather than uniformly positive.</w:t>
+        <w:t>The generator breakdown shows the exact-trace support pattern for Gemma (5.84% No-RAG; 52.80% Rule-RAG), Llama (6.02%; 57.48%), and Ministral (4.09%; 38.75%). Rule-RAG exceeds No-RAG in every category and every reported claim-type group. Trace-size results remain favourable for one through four applicable rules: Rule-RAG support is 46.50%, 53.51%, 44.50%, and 41.46%, respectively, compared with 4.98%, 5.67%, 6.03%, and 2.86% for No-RAG. Small three- and four-rule strata require caution.</w:t>
       </w:r>
     </w:p>
     <w:p>
@@ -2156,24 +1128,13 @@
         <w:pStyle w:val="Heading2"/>
       </w:pPr>
       <w:r>
-        <w:t>4.17 Chapter summary</w:t>
+        <w:t>4.8 Trace utilisation and citation diagnostics</w:t>
       </w:r>
     </w:p>
     <w:p>
       <w:pPr/>
       <w:r>
-        <w:t>The original general-CLIP fused ranker outperformed text-oriented baselines on key top-ten measures, while evidence reranking changed ranks materially without a significant effectiveness gain. The new FashionCLIP baseline adds an important positive result: its image tower achieved HR@10 0.266 and NDCG@10 0.1387, improvements of 0.062 and 0.0365 over general CLIP image, both Holm-adjusted \(p=0.0084\). FashionCLIP’s fixed 0.40/0.60 fusion reached HR@10 0.225 and NDCG@10 0.1140, but none of its paired fused gains over general fused CLIP was significant. Domain adaptation therefore strengthened image retrieval, while the inherited fusion diluted that advantage.</w:t>
-      </w:r>
-    </w:p>
-    <w:p>
-      <w:pPr/>
-      <w:r>
-        <w:t>At the explanation layer, Rule-RAG produced much higher visible grounding, substantially lower UIAR and unsupported-attribute density, and higher automated quality on all six dimensions under a shared word-limit instruction. It did not improve common-reference DTA; the cross-model verifier found higher post-hoc B alignment in No-RAG. Citation validity was too sparsely recognised for a strong conclusion. The resulting contribution is not that every metric favours retrieval, but that trace compatibility, evidence availability, unsupported specificity, and perceived quality can diverge—and that a reproducible evaluation must report those divergences.</w:t>
-      </w:r>
-    </w:p>
-    <w:p>
-      <w:r>
-        <w:br w:type="page"/>
+        <w:t>Rule-RAG trace utilisation averages 90.30% across 1,496 available Rule-RAG explanations: on average, explanations reflect most supplied exact-trace rules. Citation syntax/ID validity is deterministic. Of 8,912 citation-bearing claim occurrences, all are canonical valid K-series occurrences in the frozen output. Citation entailment is stricter: 2,882 of those occurrences (32.34%) have a cited rule that entails the associated claim. Citation validity therefore cannot be inferred from syntax alone.</w:t>
       </w:r>
     </w:p>
     <w:p>
@@ -2181,97 +1142,37 @@
         <w:pStyle w:val="Heading2"/>
       </w:pPr>
       <w:r>
-        <w:t>References</w:t>
+        <w:t>4.9 Qualitative records</w:t>
+      </w:r>
+    </w:p>
+    <w:p>
+      <w:pPr/>
+      <w:r>
+        <w:t xml:space="preserve">The thesis-ready qualitative examples in </w:t>
+      </w:r>
+      <w:r>
+        <w:rPr>
+          <w:rFonts w:ascii="Consolas" w:hAnsi="Consolas"/>
+          <w:sz w:val="19"/>
+        </w:rPr>
+        <w:t>reports/stage12_qualitative_examples_expanded.md</w:t>
+      </w:r>
+      <w:r>
+        <w:t xml:space="preserve"> use real, unedited frozen records. They include strong and weak examples for exact-trace support, full-KB support, UIFR, grounded-information density, trace utilisation, and citation entailment, together with generator/category robustness examples. Selection is deterministic and retains counterexamples rather than selecting only successes.</w:t>
       </w:r>
     </w:p>
     <w:p>
       <w:pPr>
-        <w:spacing w:line="240" w:lineRule="auto" w:after="100"/>
-        <w:ind w:left="397" w:hanging="397"/>
+        <w:pStyle w:val="Heading2"/>
       </w:pPr>
       <w:r>
-        <w:t xml:space="preserve">[1] Järvelin, K. and Kekäläinen, J. (2002) ‘Cumulated gain-based evaluation of IR techniques’, </w:t>
-      </w:r>
-      <w:r>
-        <w:rPr>
-          <w:i/>
-        </w:rPr>
-        <w:t>ACM Transactions on Information Systems</w:t>
-      </w:r>
-      <w:r>
-        <w:t>, 20(4), pp. 422–446. https://doi.org/10.1145/582415.582418.</w:t>
+        <w:t>4.10 Figures and canonical tables</w:t>
       </w:r>
     </w:p>
     <w:p>
-      <w:pPr>
-        <w:spacing w:line="240" w:lineRule="auto" w:after="100"/>
-        <w:ind w:left="397" w:hanging="397"/>
-      </w:pPr>
+      <w:pPr/>
       <w:r>
-        <w:t xml:space="preserve">[2] Efron, B. and Tibshirani, R.J. (1993) </w:t>
-      </w:r>
-      <w:r>
-        <w:rPr>
-          <w:i/>
-        </w:rPr>
-        <w:t>An Introduction to the Bootstrap</w:t>
-      </w:r>
-      <w:r>
-        <w:t>. New York: Chapman &amp; Hall/CRC.</w:t>
-      </w:r>
-    </w:p>
-    <w:p>
-      <w:pPr>
-        <w:spacing w:line="240" w:lineRule="auto" w:after="100"/>
-        <w:ind w:left="397" w:hanging="397"/>
-      </w:pPr>
-      <w:r>
-        <w:t xml:space="preserve">[3] Holm, S. (1979) ‘A simple sequentially rejective multiple test procedure’, </w:t>
-      </w:r>
-      <w:r>
-        <w:rPr>
-          <w:i/>
-        </w:rPr>
-        <w:t>Scandinavian Journal of Statistics</w:t>
-      </w:r>
-      <w:r>
-        <w:t>, 6(2), pp. 65–70.</w:t>
-      </w:r>
-    </w:p>
-    <w:p>
-      <w:pPr>
-        <w:spacing w:line="240" w:lineRule="auto" w:after="100"/>
-        <w:ind w:left="397" w:hanging="397"/>
-      </w:pPr>
-      <w:r>
-        <w:t xml:space="preserve">[4] Spearman, C. (1904) ‘The proof and measurement of association between two things’, </w:t>
-      </w:r>
-      <w:r>
-        <w:rPr>
-          <w:i/>
-        </w:rPr>
-        <w:t>The American Journal of Psychology</w:t>
-      </w:r>
-      <w:r>
-        <w:t>, 15(1), pp. 72–101. https://doi.org/10.2307/1412159.</w:t>
-      </w:r>
-    </w:p>
-    <w:p>
-      <w:pPr>
-        <w:spacing w:line="240" w:lineRule="auto" w:after="100"/>
-        <w:ind w:left="397" w:hanging="397"/>
-      </w:pPr>
-      <w:r>
-        <w:t xml:space="preserve">[5] Jacovi, A. and Goldberg, Y. (2020) ‘Towards faithfully interpretable NLP systems: How should we define and evaluate faithfulness?’, </w:t>
-      </w:r>
-      <w:r>
-        <w:rPr>
-          <w:i/>
-        </w:rPr>
-        <w:t>Proceedings of ACL 2020</w:t>
-      </w:r>
-      <w:r>
-        <w:t>, pp. 4198–4205. https://doi.org/10.18653/v1/2020.acl-main.386.</w:t>
+        <w:t>The support-rate figure displays Exact-Trace and Full-KB support as percentages on a shared scale. UIFR is plotted separately and marked lower-is-better. Grounded-information density has its own scale. The supporting breakdowns, trace-utilisation data, citation diagnostics, and qualitative examples are available in the Stage 12 canonical tables and report.</w:t>
       </w:r>
     </w:p>
     <w:sectPr>

--- a/thesis/CHPT4.docx
+++ b/thesis/CHPT4.docx
@@ -80,13 +80,19 @@
         <w:pStyle w:val="Heading2"/>
       </w:pPr>
       <w:r>
-        <w:t>4.1 Frozen result set</w:t>
+        <w:t>4.1 Introduction</w:t>
       </w:r>
     </w:p>
     <w:p>
       <w:pPr/>
       <w:r>
-        <w:t>This chapter reports only the final frozen canonical outputs. The recommendation evaluation has 1,000 held-out cases (200 per category). The explanation study began with 3,000 planned cells. Stage 9 retained 2,987 accepted explanations and recorded 13 terminal generation failures. Stage 10 extracted 17,396 claims. Stage 11 verified 17,389 claims and recorded one terminal verification record. The paired availability rule yields 1,488 usable No-RAG/Rule-RAG explanation pairs for the support and density comparisons.</w:t>
+        <w:t>This chapter reports the completed recommendation and explanation experiments. Results are presented in the order of the frozen pipeline: data and retrieval validation, recommendation effectiveness, evidence participation, explanation-generation integrity, atomic-claim assessment, study-specific explanation metrics, general quality judgments, association analysis, heterogeneity, robustness, and deterministic qualitative examples. The main explanation results are Decision-Trace Alignment (DTA) and Unsupported Item-Attribute Rate (UIAR). Visible-evidence grounding and the shared A+B reference are retained as secondary analyses.</w:t>
+      </w:r>
+    </w:p>
+    <w:p>
+      <w:pPr/>
+      <w:r>
+        <w:t>All figures and tables in this chapter were derived from saved artifacts. The additional publication analysis made no language-model calls and did not alter Stage 7 generation, Stage 8 extraction, verification, or judging. Percentages are rounded for presentation; computations use the full stored precision. “Unsupported” means unsupported by supplied evidence. It does not mean factually false. For No-RAG, agreement with hidden B is described as post-hoc alignment, whereas Rule-RAG agreement with visible B is decision-trace faithfulness.</w:t>
       </w:r>
     </w:p>
     <w:p>
@@ -94,7 +100,97 @@
         <w:pStyle w:val="Heading2"/>
       </w:pPr>
       <w:r>
-        <w:t>4.2 Recommendation results</w:t>
+        <w:t>4.2 Data preparation and representation checks</w:t>
+      </w:r>
+    </w:p>
+    <w:p>
+      <w:pPr/>
+      <w:r>
+        <w:t>The pinned source contained 94,096 catalogue items and 21,587 outfits. The deterministic outfit split assigned 15,267 outfits to development, 3,147 to validation, and 3,173 to test. No outfit crossed these partitions. An exact-image audit identified 21 duplicate-image groups and eleven groups that initially crossed research splits. Component-based reassignment moved eleven duplicate-linked outfits and two singleton outfits used to restore exact quotas. After this correction, no exact image crossed the research boundary.</w:t>
+      </w:r>
+    </w:p>
+    <w:p>
+      <w:pPr/>
+      <w:r>
+        <w:t>The broad-category mapping supported five balanced confirmatory strata. The Stage 6 prepared universe contained 69,725 items and 20,225 outfits. From the held-out test split, 1,000 recommendation cases were constructed, exactly 200 each for accessories, bottoms, outerwear, shoes, and tops. These cases came from 762 distinct query outfits. Primary controlled pools contained 99,238 candidate rows, with a mean of 99.238 candidates and a range from 60 to 102. Retaining all positives explains the small number of pools above 100.</w:t>
+      </w:r>
+    </w:p>
+    <w:p>
+      <w:pPr/>
+      <w:r>
+        <w:t>Representation validation found the expected dimensionalities: 384 for MiniLM and 512 for CLIP image, CLIP text, and fused CLIP. All cached vectors were normalised. The largest observed norm deviation was \(1.19\times10^{-7}\), which is consistent with float32 numerical error rather than a substantive defect. Minimum pairwise distances were positive for every representation family. Repeated ranking with identical inputs produced the same item order, including deterministic item-ID resolution of tied scores.</w:t>
+      </w:r>
+    </w:p>
+    <w:p>
+      <w:pPr/>
+      <w:r>
+        <w:t>These checks matter for the subsequent interpretation. A cross-split duplicate could inflate held-out ranking, while an unnormalised fused vector could change the meaning of cosine scores. Neither issue remained in the confirmatory input. The results nevertheless concern controlled pools rather than catalogue-scale retrieval.</w:t>
+      </w:r>
+    </w:p>
+    <w:p>
+      <w:pPr>
+        <w:pStyle w:val="Heading2"/>
+      </w:pPr>
+      <w:r>
+        <w:t>4.3 Validation-stage findings</w:t>
+      </w:r>
+    </w:p>
+    <w:p>
+      <w:pPr>
+        <w:pStyle w:val="Heading3"/>
+      </w:pPr>
+      <w:r>
+        <w:t>4.3.1 Fusion and candidate-pool sensitivity</w:t>
+      </w:r>
+    </w:p>
+    <w:p>
+      <w:pPr/>
+      <w:r>
+        <w:t>The validation analyses showed that ranking difficulty increased sharply with candidate-pool size. On a 300-case sensitivity cohort, fused CLIP HR@10 was 0.2367 at approximately 100 candidates, 0.0933 at approximately 500, and 0.0800 at approximately 1,000. NDCG@10 moved from 0.1264 to 0.0492 and 0.0374. The equivalent evidence-reranker values were HR@10 0.1967, 0.0833, and 0.0567, with NDCG@10 0.1018, 0.0444, and 0.0321. This monotonic deterioration is expected when many more same-category negatives compete for the same top ten.</w:t>
+      </w:r>
+    </w:p>
+    <w:p>
+      <w:pPr/>
+      <w:r>
+        <w:t>The pool sensitivity demonstrates why absolute values cannot be detached from the evaluation protocol. It also supports retaining the approximately 100-candidate setting as the primary, pre-specified controlled task while treating larger pools as stress tests. Larger-pool results do not reverse the interpretation that evidence reranking can change ranks without a demonstrated effectiveness gain.</w:t>
+      </w:r>
+    </w:p>
+    <w:p>
+      <w:pPr>
+        <w:pStyle w:val="Heading3"/>
+      </w:pPr>
+      <w:r>
+        <w:t>4.3.2 Rule-RAG prompt optimisation and pilot</w:t>
+      </w:r>
+    </w:p>
+    <w:p>
+      <w:pPr/>
+      <w:r>
+        <w:t xml:space="preserve">Six validation-only Rule-RAG configurations all produced structurally valid outputs, but varied in evidence use, length, and quality. The selected five-rule configuration </w:t>
+      </w:r>
+      <w:r>
+        <w:rPr>
+          <w:rFonts w:ascii="Consolas" w:hAnsi="Consolas"/>
+          <w:sz w:val="19"/>
+        </w:rPr>
+        <w:t>rag_c3</w:t>
+      </w:r>
+      <w:r>
+        <w:t xml:space="preserve"> achieved a support rate of 0.9322, unsupported rate of 0.0678, citation-entailment rate of 0.9544, general quality 4.50, clarity 4.63, specificity 4.53, and mean length 57.07 words on its primary validation cohort. Its 13.33% length-violation rate was accepted because its support and quality profile lay on the Pareto frontier and the prompt retained all five decision rules.</w:t>
+      </w:r>
+    </w:p>
+    <w:p>
+      <w:pPr/>
+      <w:r>
+        <w:t>In the subsequent 50-case, three-generator pilot, Rule-RAG support averaged 0.9352 compared with 0.2114 for No-RAG under the pilot verifier. Rule-RAG general quality was 4.52 versus 2.21, clarity 4.62 versus 2.79, and specificity 4.52 versus 2.14. The automated pairwise pilot preferred Rule-RAG in 99.33% of comparisons. These values justified technical progression but are not pooled with the final estimates: the pilot used its own prompts, samples, and preliminary metric framing.</w:t>
+      </w:r>
+    </w:p>
+    <w:p>
+      <w:pPr>
+        <w:pStyle w:val="Heading2"/>
+      </w:pPr>
+      <w:r>
+        <w:t>4.4 Confirmatory recommendation effectiveness</w:t>
       </w:r>
     </w:p>
     <w:p>
@@ -145,7 +241,7 @@
         <w:rPr>
           <w:b/>
         </w:rPr>
-        <w:t>Figure 4.1. Held-out recommendation effectiveness</w:t>
+        <w:t>Figure 4.1. Confirmatory recommendation effectiveness at rank ten</w:t>
       </w:r>
     </w:p>
     <w:p>
@@ -163,41 +259,7 @@
     <w:p>
       <w:pPr/>
       <w:r>
-        <w:t xml:space="preserve">The V3 evidence component materially participated in ranking: the top-ranked item changed in 47.6% of the 1,000 locked cases, while 99.7% of top-five lists changed. Mean evidence gain at rank one was 0.0142 and the mean absolute rank shift in the top-ten union was 5.06 positions. Full held-out recommendation effectiveness and paired contrasts are reported in </w:t>
-      </w:r>
-      <w:r>
-        <w:rPr>
-          <w:rFonts w:ascii="Consolas" w:hAnsi="Consolas"/>
-          <w:sz w:val="19"/>
-        </w:rPr>
-        <w:t>artifacts/tables/table_02_recommendation_results.csv</w:t>
-      </w:r>
-      <w:r>
-        <w:t xml:space="preserve"> and </w:t>
-      </w:r>
-      <w:r>
-        <w:rPr>
-          <w:rFonts w:ascii="Consolas" w:hAnsi="Consolas"/>
-          <w:sz w:val="19"/>
-        </w:rPr>
-        <w:t>table_03_recommendation_contrasts.csv</w:t>
-      </w:r>
-      <w:r>
-        <w:t>. These recommendation results establish the decision context; the primary outcome below is claim support in explanations of the resulting locked items.</w:t>
-      </w:r>
-    </w:p>
-    <w:p>
-      <w:pPr>
-        <w:pStyle w:val="Heading2"/>
-      </w:pPr>
-      <w:r>
-        <w:t>4.3 Primary and secondary explanation outcomes</w:t>
-      </w:r>
-    </w:p>
-    <w:p>
-      <w:pPr/>
-      <w:r>
-        <w:t>Table 4.1 gives the frozen paired estimates. Rates are reported as percentages except supported claims per 100 words. Confidence intervals are paired 5,000-replicate bootstrap intervals. Rule-RAG has substantially greater exact-trace and full-KB support, lower UIFR on its much smaller jointly eligible population, and a higher density of exact-trace-supported claims.</w:t>
+        <w:t>Table 4.1 summarises the primary micro results. Intervals are query-outfit-clustered 95% percentile bootstrap intervals.</w:t>
       </w:r>
     </w:p>
     <w:p>
@@ -208,7 +270,7 @@
         <w:rPr>
           <w:b/>
         </w:rPr>
-        <w:t>Table 4.1. Final paired Stage 12 explanation metrics with 95% bootstrap confidence intervals</w:t>
+        <w:t>Table 4.1. Confirmatory micro recommendation effectiveness with 95% query-outfit-clustered intervals</w:t>
       </w:r>
     </w:p>
     <w:tbl>
@@ -220,12 +282,10 @@
         <w:tblLook w:firstColumn="1" w:firstRow="1" w:lastColumn="0" w:lastRow="0" w:noHBand="0" w:noVBand="1" w:val="04A0"/>
       </w:tblPr>
       <w:tblGrid>
-        <w:gridCol w:w="1442"/>
-        <w:gridCol w:w="1442"/>
-        <w:gridCol w:w="1442"/>
-        <w:gridCol w:w="1442"/>
-        <w:gridCol w:w="1442"/>
-        <w:gridCol w:w="1442"/>
+        <w:gridCol w:w="2163"/>
+        <w:gridCol w:w="2163"/>
+        <w:gridCol w:w="2163"/>
+        <w:gridCol w:w="2163"/>
       </w:tblGrid>
       <w:tr>
         <w:trPr>
@@ -233,7 +293,7 @@
         </w:trPr>
         <w:tc>
           <w:tcPr>
-            <w:tcW w:type="dxa" w:w="1442"/>
+            <w:tcW w:type="dxa" w:w="2163"/>
             <w:vAlign w:val="center"/>
             <w:shd w:fill="1F4E79"/>
           </w:tcPr>
@@ -250,13 +310,13 @@
                 <w:color w:val="FFFFFF"/>
                 <w:sz w:val="17"/>
               </w:rPr>
-              <w:t>Metric</w:t>
+              <w:t>Method</w:t>
             </w:r>
           </w:p>
         </w:tc>
         <w:tc>
           <w:tcPr>
-            <w:tcW w:type="dxa" w:w="1442"/>
+            <w:tcW w:type="dxa" w:w="2163"/>
             <w:vAlign w:val="center"/>
             <w:shd w:fill="1F4E79"/>
           </w:tcPr>
@@ -273,13 +333,13 @@
                 <w:color w:val="FFFFFF"/>
                 <w:sz w:val="17"/>
               </w:rPr>
-              <w:t>Paired n</w:t>
+              <w:t>HR@10</w:t>
             </w:r>
           </w:p>
         </w:tc>
         <w:tc>
           <w:tcPr>
-            <w:tcW w:type="dxa" w:w="1442"/>
+            <w:tcW w:type="dxa" w:w="2163"/>
             <w:vAlign w:val="center"/>
             <w:shd w:fill="1F4E79"/>
           </w:tcPr>
@@ -296,13 +356,13 @@
                 <w:color w:val="FFFFFF"/>
                 <w:sz w:val="17"/>
               </w:rPr>
-              <w:t>No-RAG</w:t>
+              <w:t>NDCG@10</w:t>
             </w:r>
           </w:p>
         </w:tc>
         <w:tc>
           <w:tcPr>
-            <w:tcW w:type="dxa" w:w="1442"/>
+            <w:tcW w:type="dxa" w:w="2163"/>
             <w:vAlign w:val="center"/>
             <w:shd w:fill="1F4E79"/>
           </w:tcPr>
@@ -319,13 +379,1012 @@
                 <w:color w:val="FFFFFF"/>
                 <w:sz w:val="17"/>
               </w:rPr>
-              <w:t>Rule-RAG</w:t>
+              <w:t>MRR</w:t>
+            </w:r>
+          </w:p>
+        </w:tc>
+      </w:tr>
+      <w:tr>
+        <w:tc>
+          <w:tcPr>
+            <w:tcW w:type="dxa" w:w="2163"/>
+            <w:vAlign w:val="center"/>
+          </w:tcPr>
+          <w:p>
+            <w:pPr>
+              <w:spacing w:after="40" w:before="40"/>
+              <w:jc w:val="left"/>
+            </w:pPr>
+            <w:r/>
+            <w:r>
+              <w:rPr>
+                <w:rFonts w:ascii="Arial" w:hAnsi="Arial"/>
+                <w:sz w:val="17"/>
+              </w:rPr>
+              <w:t>MiniLM text</w:t>
             </w:r>
           </w:p>
         </w:tc>
         <w:tc>
           <w:tcPr>
-            <w:tcW w:type="dxa" w:w="1442"/>
+            <w:tcW w:type="dxa" w:w="2163"/>
+            <w:vAlign w:val="center"/>
+          </w:tcPr>
+          <w:p>
+            <w:pPr>
+              <w:spacing w:after="40" w:before="40"/>
+              <w:jc w:val="center"/>
+            </w:pPr>
+            <w:r/>
+            <w:r>
+              <w:rPr>
+                <w:rFonts w:ascii="Arial" w:hAnsi="Arial"/>
+                <w:sz w:val="17"/>
+              </w:rPr>
+              <w:t>0.1530 [0.131, 0.176]</w:t>
+            </w:r>
+          </w:p>
+        </w:tc>
+        <w:tc>
+          <w:tcPr>
+            <w:tcW w:type="dxa" w:w="2163"/>
+            <w:vAlign w:val="center"/>
+          </w:tcPr>
+          <w:p>
+            <w:pPr>
+              <w:spacing w:after="40" w:before="40"/>
+              <w:jc w:val="center"/>
+            </w:pPr>
+            <w:r/>
+            <w:r>
+              <w:rPr>
+                <w:rFonts w:ascii="Arial" w:hAnsi="Arial"/>
+                <w:sz w:val="17"/>
+              </w:rPr>
+              <w:t>0.0829 [0.0696, 0.0973]</w:t>
+            </w:r>
+          </w:p>
+        </w:tc>
+        <w:tc>
+          <w:tcPr>
+            <w:tcW w:type="dxa" w:w="2163"/>
+            <w:vAlign w:val="center"/>
+          </w:tcPr>
+          <w:p>
+            <w:pPr>
+              <w:spacing w:after="40" w:before="40"/>
+              <w:jc w:val="center"/>
+            </w:pPr>
+            <w:r/>
+            <w:r>
+              <w:rPr>
+                <w:rFonts w:ascii="Arial" w:hAnsi="Arial"/>
+                <w:sz w:val="17"/>
+              </w:rPr>
+              <w:t>0.0854 [0.0739, 0.0977]</w:t>
+            </w:r>
+          </w:p>
+        </w:tc>
+      </w:tr>
+      <w:tr>
+        <w:tc>
+          <w:tcPr>
+            <w:tcW w:type="dxa" w:w="2163"/>
+            <w:vAlign w:val="center"/>
+            <w:shd w:fill="EAF2F8"/>
+          </w:tcPr>
+          <w:p>
+            <w:pPr>
+              <w:spacing w:after="40" w:before="40"/>
+              <w:jc w:val="left"/>
+            </w:pPr>
+            <w:r/>
+            <w:r>
+              <w:rPr>
+                <w:rFonts w:ascii="Arial" w:hAnsi="Arial"/>
+                <w:sz w:val="17"/>
+              </w:rPr>
+              <w:t>CLIP image</w:t>
+            </w:r>
+          </w:p>
+        </w:tc>
+        <w:tc>
+          <w:tcPr>
+            <w:tcW w:type="dxa" w:w="2163"/>
+            <w:vAlign w:val="center"/>
+            <w:shd w:fill="EAF2F8"/>
+          </w:tcPr>
+          <w:p>
+            <w:pPr>
+              <w:spacing w:after="40" w:before="40"/>
+              <w:jc w:val="center"/>
+            </w:pPr>
+            <w:r/>
+            <w:r>
+              <w:rPr>
+                <w:rFonts w:ascii="Arial" w:hAnsi="Arial"/>
+                <w:sz w:val="17"/>
+              </w:rPr>
+              <w:t>0.2040 [0.179, 0.230]</w:t>
+            </w:r>
+          </w:p>
+        </w:tc>
+        <w:tc>
+          <w:tcPr>
+            <w:tcW w:type="dxa" w:w="2163"/>
+            <w:vAlign w:val="center"/>
+            <w:shd w:fill="EAF2F8"/>
+          </w:tcPr>
+          <w:p>
+            <w:pPr>
+              <w:spacing w:after="40" w:before="40"/>
+              <w:jc w:val="center"/>
+            </w:pPr>
+            <w:r/>
+            <w:r>
+              <w:rPr>
+                <w:rFonts w:ascii="Arial" w:hAnsi="Arial"/>
+                <w:sz w:val="17"/>
+              </w:rPr>
+              <w:t>0.1022 [0.0882, 0.1172]</w:t>
+            </w:r>
+          </w:p>
+        </w:tc>
+        <w:tc>
+          <w:tcPr>
+            <w:tcW w:type="dxa" w:w="2163"/>
+            <w:vAlign w:val="center"/>
+            <w:shd w:fill="EAF2F8"/>
+          </w:tcPr>
+          <w:p>
+            <w:pPr>
+              <w:spacing w:after="40" w:before="40"/>
+              <w:jc w:val="center"/>
+            </w:pPr>
+            <w:r/>
+            <w:r>
+              <w:rPr>
+                <w:rFonts w:ascii="Arial" w:hAnsi="Arial"/>
+                <w:sz w:val="17"/>
+              </w:rPr>
+              <w:t>0.0991 [0.0873, 0.1121]</w:t>
+            </w:r>
+          </w:p>
+        </w:tc>
+      </w:tr>
+      <w:tr>
+        <w:tc>
+          <w:tcPr>
+            <w:tcW w:type="dxa" w:w="2163"/>
+            <w:vAlign w:val="center"/>
+          </w:tcPr>
+          <w:p>
+            <w:pPr>
+              <w:spacing w:after="40" w:before="40"/>
+              <w:jc w:val="left"/>
+            </w:pPr>
+            <w:r/>
+            <w:r>
+              <w:rPr>
+                <w:rFonts w:ascii="Arial" w:hAnsi="Arial"/>
+                <w:sz w:val="17"/>
+              </w:rPr>
+              <w:t>CLIP text</w:t>
+            </w:r>
+          </w:p>
+        </w:tc>
+        <w:tc>
+          <w:tcPr>
+            <w:tcW w:type="dxa" w:w="2163"/>
+            <w:vAlign w:val="center"/>
+          </w:tcPr>
+          <w:p>
+            <w:pPr>
+              <w:spacing w:after="40" w:before="40"/>
+              <w:jc w:val="center"/>
+            </w:pPr>
+            <w:r/>
+            <w:r>
+              <w:rPr>
+                <w:rFonts w:ascii="Arial" w:hAnsi="Arial"/>
+                <w:sz w:val="17"/>
+              </w:rPr>
+              <w:t>0.1800 [0.157, 0.205]</w:t>
+            </w:r>
+          </w:p>
+        </w:tc>
+        <w:tc>
+          <w:tcPr>
+            <w:tcW w:type="dxa" w:w="2163"/>
+            <w:vAlign w:val="center"/>
+          </w:tcPr>
+          <w:p>
+            <w:pPr>
+              <w:spacing w:after="40" w:before="40"/>
+              <w:jc w:val="center"/>
+            </w:pPr>
+            <w:r/>
+            <w:r>
+              <w:rPr>
+                <w:rFonts w:ascii="Arial" w:hAnsi="Arial"/>
+                <w:sz w:val="17"/>
+              </w:rPr>
+              <w:t>0.0914 [0.0781, 0.1052]</w:t>
+            </w:r>
+          </w:p>
+        </w:tc>
+        <w:tc>
+          <w:tcPr>
+            <w:tcW w:type="dxa" w:w="2163"/>
+            <w:vAlign w:val="center"/>
+          </w:tcPr>
+          <w:p>
+            <w:pPr>
+              <w:spacing w:after="40" w:before="40"/>
+              <w:jc w:val="center"/>
+            </w:pPr>
+            <w:r/>
+            <w:r>
+              <w:rPr>
+                <w:rFonts w:ascii="Arial" w:hAnsi="Arial"/>
+                <w:sz w:val="17"/>
+              </w:rPr>
+              <w:t>0.0901 [0.0789, 0.1019]</w:t>
+            </w:r>
+          </w:p>
+        </w:tc>
+      </w:tr>
+      <w:tr>
+        <w:tc>
+          <w:tcPr>
+            <w:tcW w:type="dxa" w:w="2163"/>
+            <w:vAlign w:val="center"/>
+            <w:shd w:fill="EAF2F8"/>
+          </w:tcPr>
+          <w:p>
+            <w:pPr>
+              <w:spacing w:after="40" w:before="40"/>
+              <w:jc w:val="left"/>
+            </w:pPr>
+            <w:r/>
+            <w:r>
+              <w:rPr>
+                <w:rFonts w:ascii="Arial" w:hAnsi="Arial"/>
+                <w:sz w:val="17"/>
+              </w:rPr>
+              <w:t>Fused CLIP 0.40/0.60</w:t>
+            </w:r>
+          </w:p>
+        </w:tc>
+        <w:tc>
+          <w:tcPr>
+            <w:tcW w:type="dxa" w:w="2163"/>
+            <w:vAlign w:val="center"/>
+            <w:shd w:fill="EAF2F8"/>
+          </w:tcPr>
+          <w:p>
+            <w:pPr>
+              <w:spacing w:after="40" w:before="40"/>
+              <w:jc w:val="center"/>
+            </w:pPr>
+            <w:r/>
+            <w:r>
+              <w:rPr>
+                <w:rFonts w:ascii="Arial" w:hAnsi="Arial"/>
+                <w:sz w:val="17"/>
+              </w:rPr>
+              <w:t>0.2190 [0.193, 0.247]</w:t>
+            </w:r>
+          </w:p>
+        </w:tc>
+        <w:tc>
+          <w:tcPr>
+            <w:tcW w:type="dxa" w:w="2163"/>
+            <w:vAlign w:val="center"/>
+            <w:shd w:fill="EAF2F8"/>
+          </w:tcPr>
+          <w:p>
+            <w:pPr>
+              <w:spacing w:after="40" w:before="40"/>
+              <w:jc w:val="center"/>
+            </w:pPr>
+            <w:r/>
+            <w:r>
+              <w:rPr>
+                <w:rFonts w:ascii="Arial" w:hAnsi="Arial"/>
+                <w:sz w:val="17"/>
+              </w:rPr>
+              <w:t>0.1100 [0.0949, 0.1248]</w:t>
+            </w:r>
+          </w:p>
+        </w:tc>
+        <w:tc>
+          <w:tcPr>
+            <w:tcW w:type="dxa" w:w="2163"/>
+            <w:vAlign w:val="center"/>
+            <w:shd w:fill="EAF2F8"/>
+          </w:tcPr>
+          <w:p>
+            <w:pPr>
+              <w:spacing w:after="40" w:before="40"/>
+              <w:jc w:val="center"/>
+            </w:pPr>
+            <w:r/>
+            <w:r>
+              <w:rPr>
+                <w:rFonts w:ascii="Arial" w:hAnsi="Arial"/>
+                <w:sz w:val="17"/>
+              </w:rPr>
+              <w:t>0.1027 [0.0906, 0.1154]</w:t>
+            </w:r>
+          </w:p>
+        </w:tc>
+      </w:tr>
+      <w:tr>
+        <w:tc>
+          <w:tcPr>
+            <w:tcW w:type="dxa" w:w="2163"/>
+            <w:vAlign w:val="center"/>
+          </w:tcPr>
+          <w:p>
+            <w:pPr>
+              <w:spacing w:after="40" w:before="40"/>
+              <w:jc w:val="left"/>
+            </w:pPr>
+            <w:r/>
+            <w:r>
+              <w:rPr>
+                <w:rFonts w:ascii="Arial" w:hAnsi="Arial"/>
+                <w:sz w:val="17"/>
+              </w:rPr>
+              <w:t>Evidence rerank 0.75/0.25</w:t>
+            </w:r>
+          </w:p>
+        </w:tc>
+        <w:tc>
+          <w:tcPr>
+            <w:tcW w:type="dxa" w:w="2163"/>
+            <w:vAlign w:val="center"/>
+          </w:tcPr>
+          <w:p>
+            <w:pPr>
+              <w:spacing w:after="40" w:before="40"/>
+              <w:jc w:val="center"/>
+            </w:pPr>
+            <w:r/>
+            <w:r>
+              <w:rPr>
+                <w:rFonts w:ascii="Arial" w:hAnsi="Arial"/>
+                <w:sz w:val="17"/>
+              </w:rPr>
+              <w:t>0.2200 [0.194, 0.246]</w:t>
+            </w:r>
+          </w:p>
+        </w:tc>
+        <w:tc>
+          <w:tcPr>
+            <w:tcW w:type="dxa" w:w="2163"/>
+            <w:vAlign w:val="center"/>
+          </w:tcPr>
+          <w:p>
+            <w:pPr>
+              <w:spacing w:after="40" w:before="40"/>
+              <w:jc w:val="center"/>
+            </w:pPr>
+            <w:r/>
+            <w:r>
+              <w:rPr>
+                <w:rFonts w:ascii="Arial" w:hAnsi="Arial"/>
+                <w:sz w:val="17"/>
+              </w:rPr>
+              <w:t>0.1078 [0.0931, 0.1231]</w:t>
+            </w:r>
+          </w:p>
+        </w:tc>
+        <w:tc>
+          <w:tcPr>
+            <w:tcW w:type="dxa" w:w="2163"/>
+            <w:vAlign w:val="center"/>
+          </w:tcPr>
+          <w:p>
+            <w:pPr>
+              <w:spacing w:after="40" w:before="40"/>
+              <w:jc w:val="center"/>
+            </w:pPr>
+            <w:r/>
+            <w:r>
+              <w:rPr>
+                <w:rFonts w:ascii="Arial" w:hAnsi="Arial"/>
+                <w:sz w:val="17"/>
+              </w:rPr>
+              <w:t>0.0995 [0.0877, 0.1123]</w:t>
+            </w:r>
+          </w:p>
+        </w:tc>
+      </w:tr>
+    </w:tbl>
+    <w:p/>
+    <w:p>
+      <w:pPr/>
+      <w:r>
+        <w:t>Fused CLIP produced the highest NDCG@10 and MRR; evidence reranking produced the numerically highest HR@10 by 0.001. Against MiniLM, fused CLIP improved HR@10 by 0.066 and NDCG@10 by 0.0271. Both contrasts remained significant after Holm correction across 28 comparisons (adjusted \(p=0.0112\) and \(p=0.0400\), respectively). Against CLIP text, fused CLIP improved HR@10 by 0.039 and NDCG@10 by 0.0185; both adjusted \(p=0.0112\). Fused CLIP did not significantly outperform CLIP image after multiplicity correction, although its point estimates were higher.</w:t>
+      </w:r>
+    </w:p>
+    <w:p>
+      <w:pPr/>
+      <w:r>
+        <w:t>The main fused-versus-reranked contrasts were all non-significant. Expressed as fused minus reranked, HR@10 was −0.001 (95% CI −0.0207 to 0.0182; adjusted \(p=1.000\)); NDCG@10 was +0.00216 (−0.00617 to 0.01064; adjusted \(p=1.000\)); and MRR was +0.00315 (−0.00475 to 0.01093; adjusted \(p=1.000\)). At ranks one and five, intervals likewise crossed zero. The evidence component therefore neither significantly improved nor significantly degraded recommendation effectiveness relative to fused CLIP under this controlled task.</w:t>
+      </w:r>
+    </w:p>
+    <w:p>
+      <w:pPr/>
+      <w:r>
+        <w:t>This null contrast is substantively informative. The evidence score was not harmless because it was too weak to affect the order, nor was it an accuracy booster. Instead, it introduced a different ranking signal while preserving broadly similar aggregate effectiveness. The next section quantifies that participation directly.</w:t>
+      </w:r>
+    </w:p>
+    <w:p>
+      <w:pPr>
+        <w:pStyle w:val="Heading2"/>
+      </w:pPr>
+      <w:r>
+        <w:t>4.5 Evidence participation and rule use</w:t>
+      </w:r>
+    </w:p>
+    <w:p>
+      <w:pPr/>
+      <w:r>
+        <w:t>Evidence reranking changed the top recommendation in 505 of 1,000 cases (50.5%) and changed the ordered top five in 991 cases (99.1%). The mean top-five set overlap between fused CLIP and evidence reranking was 0.6526, and top-ten overlap was 0.7088. Across the union of top-ten items, the mean absolute rank shift was 5.552 positions. Thus, even when the same candidates often remained near the top, their ordering changed materially.</w:t>
+      </w:r>
+    </w:p>
+    <w:p>
+      <w:pPr/>
+      <w:r>
+        <w:t>The selected items also had higher evidence scores than the positions chosen by fused CLIP. Mean evidence-score gain was 0.01495 at rank one, 0.01177 across the top five, and 0.01001 across the top ten. These gains show that the reranker operated in its intended direction: it promoted candidates better aligned with its expert-rule retrieval function.</w:t>
+      </w:r>
+    </w:p>
+    <w:p>
+      <w:pPr/>
+      <w:r>
+        <w:t>Every locked Stage 6 recommendation retained exactly five scoring rules. Across the 1,000 traces, 112 of the 126 available rules appeared at least once. The distribution had Shannon entropy 5.5815, indicating that evidence participation was not concentrated in a negligible handful of rules. Coverage was not complete because category filtering and semantic relevance excluded some rules from all final traces. The stored rule-frequency table permits inspection of every rule’s retrieval and selection counts.</w:t>
+      </w:r>
+    </w:p>
+    <w:p>
+      <w:pPr/>
+      <w:r>
+        <w:t>Taken together, the recommendation results answer the second research question with a qualified finding. Evidence reranking changed which items were favoured and increased the rule-derived score of selected items, but did not significantly alter held-out outfit-relevance metrics relative to fused CLIP. “Evidence alignment” and “recommendation accuracy” are empirically separable in this system.</w:t>
+      </w:r>
+    </w:p>
+    <w:p>
+      <w:pPr>
+        <w:pStyle w:val="Heading2"/>
+      </w:pPr>
+      <w:r>
+        <w:t>4.6 Stage 7 generation integrity and length</w:t>
+      </w:r>
+    </w:p>
+    <w:p>
+      <w:pPr>
+        <w:jc w:val="center"/>
+      </w:pPr>
+      <w:r>
+        <w:drawing>
+          <wp:inline xmlns:a="http://schemas.openxmlformats.org/drawingml/2006/main" xmlns:pic="http://schemas.openxmlformats.org/drawingml/2006/picture">
+            <wp:extent cx="5715000" cy="3204673"/>
+            <wp:docPr id="2" name="Picture 2"/>
+            <wp:cNvGraphicFramePr>
+              <a:graphicFrameLocks noChangeAspect="1"/>
+            </wp:cNvGraphicFramePr>
+            <a:graphic>
+              <a:graphicData uri="http://schemas.openxmlformats.org/drawingml/2006/picture">
+                <pic:pic>
+                  <pic:nvPicPr>
+                    <pic:cNvPr id="0" name="fig_14_stage8_length_and_density.png"/>
+                    <pic:cNvPicPr/>
+                  </pic:nvPicPr>
+                  <pic:blipFill>
+                    <a:blip r:embed="rId12"/>
+                    <a:stretch>
+                      <a:fillRect/>
+                    </a:stretch>
+                  </pic:blipFill>
+                  <pic:spPr>
+                    <a:xfrm>
+                      <a:off x="0" y="0"/>
+                      <a:ext cx="5715000" cy="3204673"/>
+                    </a:xfrm>
+                    <a:prstGeom prst="rect"/>
+                  </pic:spPr>
+                </pic:pic>
+              </a:graphicData>
+            </a:graphic>
+          </wp:inline>
+        </w:drawing>
+      </w:r>
+    </w:p>
+    <w:p>
+      <w:pPr>
+        <w:pStyle w:val="Caption"/>
+        <w:jc w:val="center"/>
+      </w:pPr>
+      <w:r>
+        <w:rPr>
+          <w:b/>
+        </w:rPr>
+        <w:t>Figure 4.2. Explanation length and unsupported-attribute density</w:t>
+      </w:r>
+    </w:p>
+    <w:p>
+      <w:pPr>
+        <w:pStyle w:val="FigureSource"/>
+        <w:jc w:val="center"/>
+      </w:pPr>
+      <w:r>
+        <w:rPr>
+          <w:i/>
+        </w:rPr>
+        <w:t>Source: author-generated from frozen project artifacts.</w:t>
+      </w:r>
+    </w:p>
+    <w:p>
+      <w:pPr/>
+      <w:r>
+        <w:t>The corrected explanation matrix contained exactly 3,000 texts: 500 cases, three generators, and two conditions. Rule-RAG’s 1,500 previously generated texts were reused only after hashes confirmed that their prompts, recommendations, traces, model digests, and 75-word instruction were unchanged. No-RAG’s 1,500 texts were regenerated with the same explicit instruction to use at most 75 words. This correction removes the original avoidable prompt-length asymmetry while preserving the locked recommendation input.</w:t>
+      </w:r>
+    </w:p>
+    <w:p>
+      <w:pPr/>
+      <w:r>
+        <w:t>No-RAG averaged 52.84 words and Rule-RAG 60.55. By generator, the corresponding No-RAG/Rule-RAG means were 46.86/43.14 for Gemma, 63.83/59.73 for Llama, and 47.83/78.77 for Mistral. Hence the aggregate residual difference is 7.71 words rather than the original 137.22-word gap, and its direction is not consistent across generators. Two No-RAG outputs and 243 reused Rule-RAG outputs exceeded 75 words. Outputs were retained intact because post-hoc truncation could selectively remove qualifications or citations. The Stage 5 follow-up independently confirmed the same pattern on its validation cohort: 53.00 No-RAG words against 59.73 Rule-RAG words, with no No-RAG cap violations.</w:t>
+      </w:r>
+    </w:p>
+    <w:p>
+      <w:pPr/>
+      <w:r>
+        <w:t>The correction is a prompt-level length control, not an exact realised-length randomisation. Models can comply differently with the same instruction, particularly the reused Mistral Rule-RAG outputs. Accordingly, the full paired analysis remains the main estimand, and a 30-pair observed-length sensitivity is reported separately. The key methodological improvement is that any remaining verbosity difference is model behaviour under a common limit rather than an experimentally imposed advantage for one condition.</w:t>
+      </w:r>
+    </w:p>
+    <w:p>
+      <w:pPr>
+        <w:pStyle w:val="Heading2"/>
+      </w:pPr>
+      <w:r>
+        <w:t>4.7 Claim extraction, refusals, and normalisation</w:t>
+      </w:r>
+    </w:p>
+    <w:p>
+      <w:pPr/>
+      <w:r>
+        <w:t>Qwen3 extracted 20,838 atomic claims. After separating 1,469 identity/context claims, 19,369 substantive explanatory claims remained: 10,703 No-RAG and 8,666 Rule-RAG. The lower and much closer claim totals than in the original run are consistent with the common 75-word instruction. Two extraction records failed after retry and were retained as missing, rather than silently replaced. No explanation was classified as a refusal in the revised corpus.</w:t>
+      </w:r>
+    </w:p>
+    <w:p>
+      <w:pPr/>
+      <w:r>
+        <w:t>Verification was performed by Mistral, not by the Qwen3 extractor. This cross-model separation reduces the most direct form of self-confirmation: the model that proposes the atomic decomposition is not the model deciding whether those claims are supported by A or B. Of 3,000 expected verification records, 2,980 returned verifier outputs; 20 exhausted retry or parsing recovery and remain explicitly missing. There were 20,618 claims in the successfully verified records. The Qwen3 judge completed all 1,500 condition pairs.</w:t>
+      </w:r>
+    </w:p>
+    <w:p>
+      <w:pPr/>
+      <w:r>
+        <w:t>Deterministic schema normalisation affected 1,280 of the 2,980 actual verifier outputs (42.95%). The code records both the raw response and each normalisation reason. This is still a material evaluator limitation: it demonstrates that local structured output was not perfectly reliable. Normalisation enforced the declared schema and conservative source rules; it did not add new semantic support. All denominators therefore remain visible, and no human audit is claimed.</w:t>
+      </w:r>
+    </w:p>
+    <w:p>
+      <w:pPr>
+        <w:pStyle w:val="Heading2"/>
+      </w:pPr>
+      <w:r>
+        <w:t>4.8 Decision-Trace Alignment</w:t>
+      </w:r>
+    </w:p>
+    <w:p>
+      <w:pPr>
+        <w:jc w:val="center"/>
+      </w:pPr>
+      <w:r>
+        <w:drawing>
+          <wp:inline xmlns:a="http://schemas.openxmlformats.org/drawingml/2006/main" xmlns:pic="http://schemas.openxmlformats.org/drawingml/2006/picture">
+            <wp:extent cx="5715000" cy="2747752"/>
+            <wp:docPr id="3" name="Picture 3"/>
+            <wp:cNvGraphicFramePr>
+              <a:graphicFrameLocks noChangeAspect="1"/>
+            </wp:cNvGraphicFramePr>
+            <a:graphic>
+              <a:graphicData uri="http://schemas.openxmlformats.org/drawingml/2006/picture">
+                <pic:pic>
+                  <pic:nvPicPr>
+                    <pic:cNvPr id="0" name="fig_10_stage8_primary_metrics.png"/>
+                    <pic:cNvPicPr/>
+                  </pic:nvPicPr>
+                  <pic:blipFill>
+                    <a:blip r:embed="rId13"/>
+                    <a:stretch>
+                      <a:fillRect/>
+                    </a:stretch>
+                  </pic:blipFill>
+                  <pic:spPr>
+                    <a:xfrm>
+                      <a:off x="0" y="0"/>
+                      <a:ext cx="5715000" cy="2747752"/>
+                    </a:xfrm>
+                    <a:prstGeom prst="rect"/>
+                  </pic:spPr>
+                </pic:pic>
+              </a:graphicData>
+            </a:graphic>
+          </wp:inline>
+        </w:drawing>
+      </w:r>
+    </w:p>
+    <w:p>
+      <w:pPr>
+        <w:pStyle w:val="Caption"/>
+        <w:jc w:val="center"/>
+      </w:pPr>
+      <w:r>
+        <w:rPr>
+          <w:b/>
+        </w:rPr>
+        <w:t>Figure 4.3. Primary Decision-Trace Alignment and UIAR results</w:t>
+      </w:r>
+    </w:p>
+    <w:p>
+      <w:pPr>
+        <w:pStyle w:val="FigureSource"/>
+        <w:jc w:val="center"/>
+      </w:pPr>
+      <w:r>
+        <w:rPr>
+          <w:i/>
+        </w:rPr>
+        <w:t>Source: author-generated from frozen project artifacts.</w:t>
+      </w:r>
+    </w:p>
+    <w:p>
+      <w:pPr>
+        <w:pStyle w:val="Heading3"/>
+      </w:pPr>
+      <w:r>
+        <w:t>4.8.1 Overall results</w:t>
+      </w:r>
+    </w:p>
+    <w:p>
+      <w:pPr/>
+      <w:r>
+        <w:t>The revised cross-model verification reverses the earlier DTA result. No-RAG contained 9,641 B-aligned substantive claims out of 10,703, giving micro post-hoc DTA of 90.08%. Rule-RAG contained 7,362 B-aligned claims out of 8,666, giving micro DTA of 84.95%. Macro rates were 91.45% and 86.36%, respectively. Across 1,480 paired eligible explanations, Rule-RAG minus No-RAG macro DTA was −5.13 percentage points (95% case-cluster bootstrap CI −6.51 to −3.77; two-sided \(p=0.0004\)).</w:t>
+      </w:r>
+    </w:p>
+    <w:p>
+      <w:pPr/>
+      <w:r>
+        <w:t>This is a negative answer to the narrow claim that exposing B increases alignment with B. It does not imply that No-RAG accessed the hidden trace. Rather, the selected rules encode common fashion relations that the generators can often reconstruct from the item context, and the cross-model verifier accepted those post-hoc matches at a high rate. Rule-RAG also made more case-specific statements whose strict entailment was not always accepted. The result makes the distinction between post-hoc trace agreement and visible-evidence grounding essential.</w:t>
+      </w:r>
+    </w:p>
+    <w:p>
+      <w:pPr>
+        <w:pStyle w:val="Heading3"/>
+      </w:pPr>
+      <w:r>
+        <w:t>4.8.2 Generator results</w:t>
+      </w:r>
+    </w:p>
+    <w:p>
+      <w:pPr/>
+      <w:r>
+        <w:t>Generator and category tables are retained as robustness descriptions rather than used to rescue the rejected directional hypothesis. The overall paired estimate is based on 1,480 explanation pairs: 498 Gemma pairs, 491 Llama pairs, and 491 Mistral pairs. Small differences in eligibility arise from the two extraction and 20 verification failures. The central point is stable at the pooled level: the common-reference DTA metric does not support a Rule-RAG advantage under the cross-model pipeline.</w:t>
+      </w:r>
+    </w:p>
+    <w:p>
+      <w:pPr>
+        <w:pStyle w:val="Heading3"/>
+      </w:pPr>
+      <w:r>
+        <w:t>4.8.3 Category results</w:t>
+      </w:r>
+    </w:p>
+    <w:p>
+      <w:pPr/>
+      <w:r>
+        <w:t>The five categories contributed between 292 and 299 paired eligible observations each. These subgroup estimates are exploratory because the primary correction changed both generated text and verifier. They are useful for identifying category-specific behaviour, but the thesis places the inferential weight on the pre-declared overall paired contrast and reports the unfavourable direction without selective subgroup emphasis.</w:t>
+      </w:r>
+    </w:p>
+    <w:p>
+      <w:pPr>
+        <w:pStyle w:val="Heading2"/>
+      </w:pPr>
+      <w:r>
+        <w:t>4.9 Unsupported Item-Attribute Rate</w:t>
+      </w:r>
+    </w:p>
+    <w:p>
+      <w:pPr>
+        <w:pStyle w:val="Heading3"/>
+      </w:pPr>
+      <w:r>
+        <w:t>4.9.1 Claim-level and explanation-level results</w:t>
+      </w:r>
+    </w:p>
+    <w:p>
+      <w:pPr/>
+      <w:r>
+        <w:t>The verifier identified 925 eligible item-attribute claims in No-RAG and 776 in Rule-RAG. Micro UIAR was 62.38% for No-RAG and 37.11% for Rule-RAG. Among explanations containing at least one eligible assertion, macro UIAR was 67.17% and 44.72%, respectively. Thus, the Rule-RAG advantage remains after the equal prompt limit and after changing the verifier model.</w:t>
+      </w:r>
+    </w:p>
+    <w:p>
+      <w:pPr/>
+      <w:r>
+        <w:t>The paired estimate used the 192 explanations for which both conditions had an eligible item-attribute denominator. Rule-RAG minus No-RAG macro UIAR was −17.45 percentage points (95% case-cluster bootstrap CI −24.61 to −10.56; \(p=0.0004\)). This is narrower than a comparison of all outputs: it asks whether the unsupported fraction differs when both paired texts choose to make concrete item assertions. Texts without an eligible claim are N/A, not automatically successful.</w:t>
+      </w:r>
+    </w:p>
+    <w:p>
+      <w:pPr>
+        <w:pStyle w:val="Heading3"/>
+      </w:pPr>
+      <w:r>
+        <w:t>4.9.2 Unsupported Attribute Density</w:t>
+      </w:r>
+    </w:p>
+    <w:p>
+      <w:pPr/>
+      <w:r>
+        <w:t>No-RAG produced 0.728 unsupported item-attribute claims per 100 words; Rule-RAG produced 0.317. Explanation-macro densities were 0.745 and 0.298. This approximately 56% micro reduction is important because both prompts carried the same word limit and because density additionally normalises realised output length. It does not establish world truth: “unsupported” means not established by the supplied evidence boundary.</w:t>
+      </w:r>
+    </w:p>
+    <w:p>
+      <w:pPr>
+        <w:pStyle w:val="Heading3"/>
+      </w:pPr>
+      <w:r>
+        <w:t>4.9.3 Subgroup and robustness results</w:t>
+      </w:r>
+    </w:p>
+    <w:p>
+      <w:pPr>
+        <w:jc w:val="center"/>
+      </w:pPr>
+      <w:r>
+        <w:drawing>
+          <wp:inline xmlns:a="http://schemas.openxmlformats.org/drawingml/2006/main" xmlns:pic="http://schemas.openxmlformats.org/drawingml/2006/picture">
+            <wp:extent cx="5715000" cy="2853851"/>
+            <wp:docPr id="4" name="Picture 4"/>
+            <wp:cNvGraphicFramePr>
+              <a:graphicFrameLocks noChangeAspect="1"/>
+            </wp:cNvGraphicFramePr>
+            <a:graphic>
+              <a:graphicData uri="http://schemas.openxmlformats.org/drawingml/2006/picture">
+                <pic:pic>
+                  <pic:nvPicPr>
+                    <pic:cNvPr id="0" name="fig_13_stage8_generator_heterogeneity.png"/>
+                    <pic:cNvPicPr/>
+                  </pic:nvPicPr>
+                  <pic:blipFill>
+                    <a:blip r:embed="rId14"/>
+                    <a:stretch>
+                      <a:fillRect/>
+                    </a:stretch>
+                  </pic:blipFill>
+                  <pic:spPr>
+                    <a:xfrm>
+                      <a:off x="0" y="0"/>
+                      <a:ext cx="5715000" cy="2853851"/>
+                    </a:xfrm>
+                    <a:prstGeom prst="rect"/>
+                  </pic:spPr>
+                </pic:pic>
+              </a:graphicData>
+            </a:graphic>
+          </wp:inline>
+        </w:drawing>
+      </w:r>
+    </w:p>
+    <w:p>
+      <w:pPr>
+        <w:pStyle w:val="Caption"/>
+        <w:jc w:val="center"/>
+      </w:pPr>
+      <w:r>
+        <w:rPr>
+          <w:b/>
+        </w:rPr>
+        <w:t>Figure 4.4. Generator heterogeneity in DTA and UIAR</w:t>
+      </w:r>
+    </w:p>
+    <w:p>
+      <w:pPr>
+        <w:pStyle w:val="FigureSource"/>
+        <w:jc w:val="center"/>
+      </w:pPr>
+      <w:r>
+        <w:rPr>
+          <w:i/>
+        </w:rPr>
+        <w:t>Source: author-generated from frozen project artifacts.</w:t>
+      </w:r>
+    </w:p>
+    <w:p>
+      <w:pPr/>
+      <w:r>
+        <w:t>UIAR eligibility remained sparse relative to all substantive claims: 547 No-RAG and 459 Rule-RAG explanations had at least one eligible attribute claim. The paired intersection was smaller still. Generator and category estimates are therefore reported with denominators and treated as exploratory. The overall result is nevertheless supported by three views with the same direction: claim-micro UIAR, eligible-explanation macro UIAR, and unsupported-attribute density.</w:t>
+      </w:r>
+    </w:p>
+    <w:p>
+      <w:pPr>
+        <w:pStyle w:val="Heading2"/>
+      </w:pPr>
+      <w:r>
+        <w:t>4.10 Citation integrity</w:t>
+      </w:r>
+    </w:p>
+    <w:p>
+      <w:pPr/>
+      <w:r>
+        <w:t>Citation metrics apply only to Rule-RAG. Under the strict cross-model schema, citation precision was 87.5% at claim-micro level (21 valid of 24 evaluated citation relations) and 88.14% macro. However, only 19 of 8,275 rule-required claims received a validly verified citation, giving micro coverage of 0.23% and macro coverage of 0.28%. No-RAG remains N/A because it was neither shown nor asked to cite B.</w:t>
+      </w:r>
+    </w:p>
+    <w:p>
+      <w:pPr/>
+      <w:r>
+        <w:t>These values must be read together. High precision on 24 evaluated relations is too sparse to support a broad claim that citations were generally valid, while near-zero strict coverage conflicts with the visible prevalence of bracketed rule identifiers. The result primarily exposes a limitation of the cross-model citation-relation parser and verifier under this schema. The thesis therefore reports citation presence as useful for auditability but treats strict citation validity as evaluator-dependent and inconclusive rather than “substantial”.</w:t>
+      </w:r>
+    </w:p>
+    <w:p>
+      <w:pPr>
+        <w:pStyle w:val="Heading2"/>
+      </w:pPr>
+      <w:r>
+        <w:t>4.11 Secondary visible-evidence and shared-reference analyses</w:t>
+      </w:r>
+    </w:p>
+    <w:p>
+      <w:pPr/>
+      <w:r>
+        <w:t>Visible-evidence support supplies the clearest positive grounding result. Against what each generator could actually see, No-RAG support was 2.31% micro and 1.79% macro, whereas Rule-RAG support was 89.12% micro and 89.47% macro. The paired macro difference was +87.73 percentage points. This comparison is intentionally asymmetric in evidence availability: it measures whether a user-facing reason is grounded in the material supplied to that condition.</w:t>
+      </w:r>
+    </w:p>
+    <w:p>
+      <w:pPr/>
+      <w:r>
+        <w:t>The source decomposition explains why DTA and visible support disagree. No-RAG had 9,632 B-only claims and only 247 claims supported by A (A-only or A+B). Those B-only matches are post-hoc alignment, not evidence use, because B was hidden. Rule-RAG had 7,334 B-only and 28 A+B claims, reflecting direct access to the trace. Against a common A+B reference, No-RAG support was 92.30% and Rule-RAG 89.12% micro. Thus Rule-RAG does not win the common-reference entailment contest; it wins the operational grounding contest because its accepted reasons are tied to information the model actually received.</w:t>
+      </w:r>
+    </w:p>
+    <w:p>
+      <w:pPr>
+        <w:pStyle w:val="Heading2"/>
+      </w:pPr>
+      <w:r>
+        <w:t>4.12 General quality judgments</w:t>
+      </w:r>
+    </w:p>
+    <w:p>
+      <w:pPr>
+        <w:jc w:val="center"/>
+      </w:pPr>
+      <w:r>
+        <w:drawing>
+          <wp:inline xmlns:a="http://schemas.openxmlformats.org/drawingml/2006/main" xmlns:pic="http://schemas.openxmlformats.org/drawingml/2006/picture">
+            <wp:extent cx="5715000" cy="2687170"/>
+            <wp:docPr id="5" name="Picture 5"/>
+            <wp:cNvGraphicFramePr>
+              <a:graphicFrameLocks noChangeAspect="1"/>
+            </wp:cNvGraphicFramePr>
+            <a:graphic>
+              <a:graphicData uri="http://schemas.openxmlformats.org/drawingml/2006/picture">
+                <pic:pic>
+                  <pic:nvPicPr>
+                    <pic:cNvPr id="0" name="fig_11_stage8_judge_paired_effects.png"/>
+                    <pic:cNvPicPr/>
+                  </pic:nvPicPr>
+                  <pic:blipFill>
+                    <a:blip r:embed="rId15"/>
+                    <a:stretch>
+                      <a:fillRect/>
+                    </a:stretch>
+                  </pic:blipFill>
+                  <pic:spPr>
+                    <a:xfrm>
+                      <a:off x="0" y="0"/>
+                      <a:ext cx="5715000" cy="2687170"/>
+                    </a:xfrm>
+                    <a:prstGeom prst="rect"/>
+                  </pic:spPr>
+                </pic:pic>
+              </a:graphicData>
+            </a:graphic>
+          </wp:inline>
+        </w:drawing>
+      </w:r>
+    </w:p>
+    <w:p>
+      <w:pPr>
+        <w:pStyle w:val="Caption"/>
+        <w:jc w:val="center"/>
+      </w:pPr>
+      <w:r>
+        <w:rPr>
+          <w:b/>
+        </w:rPr>
+        <w:t>Figure 4.5. Paired automated explanation-quality effects</w:t>
+      </w:r>
+    </w:p>
+    <w:p>
+      <w:pPr>
+        <w:pStyle w:val="FigureSource"/>
+        <w:jc w:val="center"/>
+      </w:pPr>
+      <w:r>
+        <w:rPr>
+          <w:i/>
+        </w:rPr>
+        <w:t>Source: author-generated from frozen project artifacts.</w:t>
+      </w:r>
+    </w:p>
+    <w:p>
+      <w:pPr/>
+      <w:r>
+        <w:t>Rule-RAG scored higher on all six 1–5 dimensions. Mean input consistency rose from 3.947 to 4.987; general quality from 4.148 to 4.811; clarity from 4.535 to 4.961; specificity from 3.207 to 4.713; hallucination control from 3.806 to 4.961; and evidence-use correctness from 1.646 to 4.981.</w:t>
+      </w:r>
+    </w:p>
+    <w:p>
+      <w:pPr/>
+      <w:r>
+        <w:t>Paired differences and 95% case-cluster intervals were:</w:t>
+      </w:r>
+    </w:p>
+    <w:p>
+      <w:pPr>
+        <w:pStyle w:val="Caption"/>
+      </w:pPr>
+      <w:r>
+        <w:rPr>
+          <w:b/>
+        </w:rPr>
+        <w:t>Table 4.2. Paired automated explanation-quality differences with 95% case-clustered intervals</w:t>
+      </w:r>
+    </w:p>
+    <w:tbl>
+      <w:tblPr>
+        <w:tblStyle w:val="TableGrid"/>
+        <w:tblW w:type="auto" w:w="0"/>
+        <w:jc w:val="center"/>
+        <w:tblLayout w:type="autofit"/>
+        <w:tblLook w:firstColumn="1" w:firstRow="1" w:lastColumn="0" w:lastRow="0" w:noHBand="0" w:noVBand="1" w:val="04A0"/>
+      </w:tblPr>
+      <w:tblGrid>
+        <w:gridCol w:w="2163"/>
+        <w:gridCol w:w="2163"/>
+        <w:gridCol w:w="2163"/>
+        <w:gridCol w:w="2163"/>
+      </w:tblGrid>
+      <w:tr>
+        <w:trPr>
+          <w:tblHeader w:val="true"/>
+        </w:trPr>
+        <w:tc>
+          <w:tcPr>
+            <w:tcW w:type="dxa" w:w="2163"/>
+            <w:vAlign w:val="center"/>
+            <w:shd w:fill="1F4E79"/>
+          </w:tcPr>
+          <w:p>
+            <w:pPr>
+              <w:spacing w:after="40" w:before="40"/>
+              <w:jc w:val="left"/>
+            </w:pPr>
+            <w:r/>
+            <w:r>
+              <w:rPr>
+                <w:rFonts w:ascii="Arial" w:hAnsi="Arial"/>
+                <w:b/>
+                <w:color w:val="FFFFFF"/>
+                <w:sz w:val="17"/>
+              </w:rPr>
+              <w:t>Dimension</w:t>
+            </w:r>
+          </w:p>
+        </w:tc>
+        <w:tc>
+          <w:tcPr>
+            <w:tcW w:type="dxa" w:w="2163"/>
             <w:vAlign w:val="center"/>
             <w:shd w:fill="1F4E79"/>
           </w:tcPr>
@@ -342,13 +1401,13 @@
                 <w:color w:val="FFFFFF"/>
                 <w:sz w:val="17"/>
               </w:rPr>
-              <w:t>Difference (Rule-RAG − No-RAG)</w:t>
+              <w:t>Rule-RAG − No-RAG</w:t>
             </w:r>
           </w:p>
         </w:tc>
         <w:tc>
           <w:tcPr>
-            <w:tcW w:type="dxa" w:w="1442"/>
+            <w:tcW w:type="dxa" w:w="2163"/>
             <w:vAlign w:val="center"/>
             <w:shd w:fill="1F4E79"/>
           </w:tcPr>
@@ -369,11 +1428,34 @@
             </w:r>
           </w:p>
         </w:tc>
+        <w:tc>
+          <w:tcPr>
+            <w:tcW w:type="dxa" w:w="2163"/>
+            <w:vAlign w:val="center"/>
+            <w:shd w:fill="1F4E79"/>
+          </w:tcPr>
+          <w:p>
+            <w:pPr>
+              <w:spacing w:after="40" w:before="40"/>
+              <w:jc w:val="center"/>
+            </w:pPr>
+            <w:r/>
+            <w:r>
+              <w:rPr>
+                <w:rFonts w:ascii="Arial" w:hAnsi="Arial"/>
+                <w:b/>
+                <w:color w:val="FFFFFF"/>
+                <w:sz w:val="17"/>
+              </w:rPr>
+              <w:t>Paired \(d_z\)</w:t>
+            </w:r>
+          </w:p>
+        </w:tc>
       </w:tr>
       <w:tr>
         <w:tc>
           <w:tcPr>
-            <w:tcW w:type="dxa" w:w="1442"/>
+            <w:tcW w:type="dxa" w:w="2163"/>
             <w:vAlign w:val="center"/>
           </w:tcPr>
           <w:p>
@@ -387,13 +1469,13 @@
                 <w:rFonts w:ascii="Arial" w:hAnsi="Arial"/>
                 <w:sz w:val="17"/>
               </w:rPr>
-              <w:t>Exact-Trace Claim Support Rate</w:t>
+              <w:t>Input consistency</w:t>
             </w:r>
           </w:p>
         </w:tc>
         <w:tc>
           <w:tcPr>
-            <w:tcW w:type="dxa" w:w="1442"/>
+            <w:tcW w:type="dxa" w:w="2163"/>
             <w:vAlign w:val="center"/>
           </w:tcPr>
           <w:p>
@@ -407,13 +1489,13 @@
                 <w:rFonts w:ascii="Arial" w:hAnsi="Arial"/>
                 <w:sz w:val="17"/>
               </w:rPr>
-              <w:t>1,488</w:t>
+              <w:t>+1.040</w:t>
             </w:r>
           </w:p>
         </w:tc>
         <w:tc>
           <w:tcPr>
-            <w:tcW w:type="dxa" w:w="1442"/>
+            <w:tcW w:type="dxa" w:w="2163"/>
             <w:vAlign w:val="center"/>
           </w:tcPr>
           <w:p>
@@ -427,13 +1509,13 @@
                 <w:rFonts w:ascii="Arial" w:hAnsi="Arial"/>
                 <w:sz w:val="17"/>
               </w:rPr>
-              <w:t>4.89%</w:t>
+              <w:t>+0.985 to +1.095</w:t>
             </w:r>
           </w:p>
         </w:tc>
         <w:tc>
           <w:tcPr>
-            <w:tcW w:type="dxa" w:w="1442"/>
+            <w:tcW w:type="dxa" w:w="2163"/>
             <w:vAlign w:val="center"/>
           </w:tcPr>
           <w:p>
@@ -447,47 +1529,7 @@
                 <w:rFonts w:ascii="Arial" w:hAnsi="Arial"/>
                 <w:sz w:val="17"/>
               </w:rPr>
-              <w:t>50.22%</w:t>
-            </w:r>
-          </w:p>
-        </w:tc>
-        <w:tc>
-          <w:tcPr>
-            <w:tcW w:type="dxa" w:w="1442"/>
-            <w:vAlign w:val="center"/>
-          </w:tcPr>
-          <w:p>
-            <w:pPr>
-              <w:spacing w:after="40" w:before="40"/>
-              <w:jc w:val="center"/>
-            </w:pPr>
-            <w:r/>
-            <w:r>
-              <w:rPr>
-                <w:rFonts w:ascii="Arial" w:hAnsi="Arial"/>
-                <w:sz w:val="17"/>
-              </w:rPr>
-              <w:t>+45.34 pp</w:t>
-            </w:r>
-          </w:p>
-        </w:tc>
-        <w:tc>
-          <w:tcPr>
-            <w:tcW w:type="dxa" w:w="1442"/>
-            <w:vAlign w:val="center"/>
-          </w:tcPr>
-          <w:p>
-            <w:pPr>
-              <w:spacing w:after="40" w:before="40"/>
-              <w:jc w:val="center"/>
-            </w:pPr>
-            <w:r/>
-            <w:r>
-              <w:rPr>
-                <w:rFonts w:ascii="Arial" w:hAnsi="Arial"/>
-                <w:sz w:val="17"/>
-              </w:rPr>
-              <w:t>+43.44 to +47.21 pp</w:t>
+              <w:t>0.99</w:t>
             </w:r>
           </w:p>
         </w:tc>
@@ -495,7 +1537,7 @@
       <w:tr>
         <w:tc>
           <w:tcPr>
-            <w:tcW w:type="dxa" w:w="1442"/>
+            <w:tcW w:type="dxa" w:w="2163"/>
             <w:vAlign w:val="center"/>
             <w:shd w:fill="EAF2F8"/>
           </w:tcPr>
@@ -510,13 +1552,13 @@
                 <w:rFonts w:ascii="Arial" w:hAnsi="Arial"/>
                 <w:sz w:val="17"/>
               </w:rPr>
-              <w:t>Full-KB Claim Support Rate</w:t>
+              <w:t>General quality</w:t>
             </w:r>
           </w:p>
         </w:tc>
         <w:tc>
           <w:tcPr>
-            <w:tcW w:type="dxa" w:w="1442"/>
+            <w:tcW w:type="dxa" w:w="2163"/>
             <w:vAlign w:val="center"/>
             <w:shd w:fill="EAF2F8"/>
           </w:tcPr>
@@ -531,13 +1573,13 @@
                 <w:rFonts w:ascii="Arial" w:hAnsi="Arial"/>
                 <w:sz w:val="17"/>
               </w:rPr>
-              <w:t>1,488</w:t>
+              <w:t>+0.663</w:t>
             </w:r>
           </w:p>
         </w:tc>
         <w:tc>
           <w:tcPr>
-            <w:tcW w:type="dxa" w:w="1442"/>
+            <w:tcW w:type="dxa" w:w="2163"/>
             <w:vAlign w:val="center"/>
             <w:shd w:fill="EAF2F8"/>
           </w:tcPr>
@@ -552,13 +1594,13 @@
                 <w:rFonts w:ascii="Arial" w:hAnsi="Arial"/>
                 <w:sz w:val="17"/>
               </w:rPr>
-              <w:t>5.33%</w:t>
+              <w:t>+0.625 to +0.701</w:t>
             </w:r>
           </w:p>
         </w:tc>
         <w:tc>
           <w:tcPr>
-            <w:tcW w:type="dxa" w:w="1442"/>
+            <w:tcW w:type="dxa" w:w="2163"/>
             <w:vAlign w:val="center"/>
             <w:shd w:fill="EAF2F8"/>
           </w:tcPr>
@@ -573,13 +1615,118 @@
                 <w:rFonts w:ascii="Arial" w:hAnsi="Arial"/>
                 <w:sz w:val="17"/>
               </w:rPr>
-              <w:t>50.46%</w:t>
+              <w:t>0.93</w:t>
+            </w:r>
+          </w:p>
+        </w:tc>
+      </w:tr>
+      <w:tr>
+        <w:tc>
+          <w:tcPr>
+            <w:tcW w:type="dxa" w:w="2163"/>
+            <w:vAlign w:val="center"/>
+          </w:tcPr>
+          <w:p>
+            <w:pPr>
+              <w:spacing w:after="40" w:before="40"/>
+              <w:jc w:val="left"/>
+            </w:pPr>
+            <w:r/>
+            <w:r>
+              <w:rPr>
+                <w:rFonts w:ascii="Arial" w:hAnsi="Arial"/>
+                <w:sz w:val="17"/>
+              </w:rPr>
+              <w:t>Clarity</w:t>
             </w:r>
           </w:p>
         </w:tc>
         <w:tc>
           <w:tcPr>
-            <w:tcW w:type="dxa" w:w="1442"/>
+            <w:tcW w:type="dxa" w:w="2163"/>
+            <w:vAlign w:val="center"/>
+          </w:tcPr>
+          <w:p>
+            <w:pPr>
+              <w:spacing w:after="40" w:before="40"/>
+              <w:jc w:val="center"/>
+            </w:pPr>
+            <w:r/>
+            <w:r>
+              <w:rPr>
+                <w:rFonts w:ascii="Arial" w:hAnsi="Arial"/>
+                <w:sz w:val="17"/>
+              </w:rPr>
+              <w:t>+0.427</w:t>
+            </w:r>
+          </w:p>
+        </w:tc>
+        <w:tc>
+          <w:tcPr>
+            <w:tcW w:type="dxa" w:w="2163"/>
+            <w:vAlign w:val="center"/>
+          </w:tcPr>
+          <w:p>
+            <w:pPr>
+              <w:spacing w:after="40" w:before="40"/>
+              <w:jc w:val="center"/>
+            </w:pPr>
+            <w:r/>
+            <w:r>
+              <w:rPr>
+                <w:rFonts w:ascii="Arial" w:hAnsi="Arial"/>
+                <w:sz w:val="17"/>
+              </w:rPr>
+              <w:t>+0.396 to +0.459</w:t>
+            </w:r>
+          </w:p>
+        </w:tc>
+        <w:tc>
+          <w:tcPr>
+            <w:tcW w:type="dxa" w:w="2163"/>
+            <w:vAlign w:val="center"/>
+          </w:tcPr>
+          <w:p>
+            <w:pPr>
+              <w:spacing w:after="40" w:before="40"/>
+              <w:jc w:val="center"/>
+            </w:pPr>
+            <w:r/>
+            <w:r>
+              <w:rPr>
+                <w:rFonts w:ascii="Arial" w:hAnsi="Arial"/>
+                <w:sz w:val="17"/>
+              </w:rPr>
+              <w:t>0.70</w:t>
+            </w:r>
+          </w:p>
+        </w:tc>
+      </w:tr>
+      <w:tr>
+        <w:tc>
+          <w:tcPr>
+            <w:tcW w:type="dxa" w:w="2163"/>
+            <w:vAlign w:val="center"/>
+            <w:shd w:fill="EAF2F8"/>
+          </w:tcPr>
+          <w:p>
+            <w:pPr>
+              <w:spacing w:after="40" w:before="40"/>
+              <w:jc w:val="left"/>
+            </w:pPr>
+            <w:r/>
+            <w:r>
+              <w:rPr>
+                <w:rFonts w:ascii="Arial" w:hAnsi="Arial"/>
+                <w:sz w:val="17"/>
+              </w:rPr>
+              <w:t>Specificity</w:t>
+            </w:r>
+          </w:p>
+        </w:tc>
+        <w:tc>
+          <w:tcPr>
+            <w:tcW w:type="dxa" w:w="2163"/>
             <w:vAlign w:val="center"/>
             <w:shd w:fill="EAF2F8"/>
           </w:tcPr>
@@ -594,13 +1741,13 @@
                 <w:rFonts w:ascii="Arial" w:hAnsi="Arial"/>
                 <w:sz w:val="17"/>
               </w:rPr>
-              <w:t>+45.13 pp</w:t>
+              <w:t>+1.506</w:t>
             </w:r>
           </w:p>
         </w:tc>
         <w:tc>
           <w:tcPr>
-            <w:tcW w:type="dxa" w:w="1442"/>
+            <w:tcW w:type="dxa" w:w="2163"/>
             <w:vAlign w:val="center"/>
             <w:shd w:fill="EAF2F8"/>
           </w:tcPr>
@@ -615,7 +1762,28 @@
                 <w:rFonts w:ascii="Arial" w:hAnsi="Arial"/>
                 <w:sz w:val="17"/>
               </w:rPr>
-              <w:t>+43.26 to +46.99 pp</w:t>
+              <w:t>+1.458 to +1.551</w:t>
+            </w:r>
+          </w:p>
+        </w:tc>
+        <w:tc>
+          <w:tcPr>
+            <w:tcW w:type="dxa" w:w="2163"/>
+            <w:vAlign w:val="center"/>
+            <w:shd w:fill="EAF2F8"/>
+          </w:tcPr>
+          <w:p>
+            <w:pPr>
+              <w:spacing w:after="40" w:before="40"/>
+              <w:jc w:val="center"/>
+            </w:pPr>
+            <w:r/>
+            <w:r>
+              <w:rPr>
+                <w:rFonts w:ascii="Arial" w:hAnsi="Arial"/>
+                <w:sz w:val="17"/>
+              </w:rPr>
+              <w:t>1.75</w:t>
             </w:r>
           </w:p>
         </w:tc>
@@ -623,7 +1791,7 @@
       <w:tr>
         <w:tc>
           <w:tcPr>
-            <w:tcW w:type="dxa" w:w="1442"/>
+            <w:tcW w:type="dxa" w:w="2163"/>
             <w:vAlign w:val="center"/>
           </w:tcPr>
           <w:p>
@@ -637,13 +1805,13 @@
                 <w:rFonts w:ascii="Arial" w:hAnsi="Arial"/>
                 <w:sz w:val="17"/>
               </w:rPr>
-              <w:t>UIFR (lower is better)</w:t>
+              <w:t>Hallucination control</w:t>
             </w:r>
           </w:p>
         </w:tc>
         <w:tc>
           <w:tcPr>
-            <w:tcW w:type="dxa" w:w="1442"/>
+            <w:tcW w:type="dxa" w:w="2163"/>
             <w:vAlign w:val="center"/>
           </w:tcPr>
           <w:p>
@@ -657,13 +1825,13 @@
                 <w:rFonts w:ascii="Arial" w:hAnsi="Arial"/>
                 <w:sz w:val="17"/>
               </w:rPr>
-              <w:t>65</w:t>
+              <w:t>+1.155</w:t>
             </w:r>
           </w:p>
         </w:tc>
         <w:tc>
           <w:tcPr>
-            <w:tcW w:type="dxa" w:w="1442"/>
+            <w:tcW w:type="dxa" w:w="2163"/>
             <w:vAlign w:val="center"/>
           </w:tcPr>
           <w:p>
@@ -677,13 +1845,13 @@
                 <w:rFonts w:ascii="Arial" w:hAnsi="Arial"/>
                 <w:sz w:val="17"/>
               </w:rPr>
-              <w:t>41.41%</w:t>
+              <w:t>+1.085 to +1.223</w:t>
             </w:r>
           </w:p>
         </w:tc>
         <w:tc>
           <w:tcPr>
-            <w:tcW w:type="dxa" w:w="1442"/>
+            <w:tcW w:type="dxa" w:w="2163"/>
             <w:vAlign w:val="center"/>
           </w:tcPr>
           <w:p>
@@ -697,47 +1865,7 @@
                 <w:rFonts w:ascii="Arial" w:hAnsi="Arial"/>
                 <w:sz w:val="17"/>
               </w:rPr>
-              <w:t>26.79%</w:t>
-            </w:r>
-          </w:p>
-        </w:tc>
-        <w:tc>
-          <w:tcPr>
-            <w:tcW w:type="dxa" w:w="1442"/>
-            <w:vAlign w:val="center"/>
-          </w:tcPr>
-          <w:p>
-            <w:pPr>
-              <w:spacing w:after="40" w:before="40"/>
-              <w:jc w:val="center"/>
-            </w:pPr>
-            <w:r/>
-            <w:r>
-              <w:rPr>
-                <w:rFonts w:ascii="Arial" w:hAnsi="Arial"/>
-                <w:sz w:val="17"/>
-              </w:rPr>
-              <w:t>−14.62 pp</w:t>
-            </w:r>
-          </w:p>
-        </w:tc>
-        <w:tc>
-          <w:tcPr>
-            <w:tcW w:type="dxa" w:w="1442"/>
-            <w:vAlign w:val="center"/>
-          </w:tcPr>
-          <w:p>
-            <w:pPr>
-              <w:spacing w:after="40" w:before="40"/>
-              <w:jc w:val="center"/>
-            </w:pPr>
-            <w:r/>
-            <w:r>
-              <w:rPr>
-                <w:rFonts w:ascii="Arial" w:hAnsi="Arial"/>
-                <w:sz w:val="17"/>
-              </w:rPr>
-              <w:t>−27.31 to −2.44 pp</w:t>
+              <w:t>0.91</w:t>
             </w:r>
           </w:p>
         </w:tc>
@@ -745,7 +1873,7 @@
       <w:tr>
         <w:tc>
           <w:tcPr>
-            <w:tcW w:type="dxa" w:w="1442"/>
+            <w:tcW w:type="dxa" w:w="2163"/>
             <w:vAlign w:val="center"/>
             <w:shd w:fill="EAF2F8"/>
           </w:tcPr>
@@ -760,13 +1888,13 @@
                 <w:rFonts w:ascii="Arial" w:hAnsi="Arial"/>
                 <w:sz w:val="17"/>
               </w:rPr>
-              <w:t>Exact-Trace Supported Claims per 100 Words</w:t>
+              <w:t>Evidence-use correctness</w:t>
             </w:r>
           </w:p>
         </w:tc>
         <w:tc>
           <w:tcPr>
-            <w:tcW w:type="dxa" w:w="1442"/>
+            <w:tcW w:type="dxa" w:w="2163"/>
             <w:vAlign w:val="center"/>
             <w:shd w:fill="EAF2F8"/>
           </w:tcPr>
@@ -781,13 +1909,13 @@
                 <w:rFonts w:ascii="Arial" w:hAnsi="Arial"/>
                 <w:sz w:val="17"/>
               </w:rPr>
-              <w:t>1,488</w:t>
+              <w:t>+3.335</w:t>
             </w:r>
           </w:p>
         </w:tc>
         <w:tc>
           <w:tcPr>
-            <w:tcW w:type="dxa" w:w="1442"/>
+            <w:tcW w:type="dxa" w:w="2163"/>
             <w:vAlign w:val="center"/>
             <w:shd w:fill="EAF2F8"/>
           </w:tcPr>
@@ -802,13 +1930,13 @@
                 <w:rFonts w:ascii="Arial" w:hAnsi="Arial"/>
                 <w:sz w:val="17"/>
               </w:rPr>
-              <w:t>0.50</w:t>
+              <w:t>+3.287 to +3.385</w:t>
             </w:r>
           </w:p>
         </w:tc>
         <w:tc>
           <w:tcPr>
-            <w:tcW w:type="dxa" w:w="1442"/>
+            <w:tcW w:type="dxa" w:w="2163"/>
             <w:vAlign w:val="center"/>
             <w:shd w:fill="EAF2F8"/>
           </w:tcPr>
@@ -823,49 +1951,7 @@
                 <w:rFonts w:ascii="Arial" w:hAnsi="Arial"/>
                 <w:sz w:val="17"/>
               </w:rPr>
-              <w:t>4.81</w:t>
-            </w:r>
-          </w:p>
-        </w:tc>
-        <w:tc>
-          <w:tcPr>
-            <w:tcW w:type="dxa" w:w="1442"/>
-            <w:vAlign w:val="center"/>
-            <w:shd w:fill="EAF2F8"/>
-          </w:tcPr>
-          <w:p>
-            <w:pPr>
-              <w:spacing w:after="40" w:before="40"/>
-              <w:jc w:val="center"/>
-            </w:pPr>
-            <w:r/>
-            <w:r>
-              <w:rPr>
-                <w:rFonts w:ascii="Arial" w:hAnsi="Arial"/>
-                <w:sz w:val="17"/>
-              </w:rPr>
-              <w:t>+4.31</w:t>
-            </w:r>
-          </w:p>
-        </w:tc>
-        <w:tc>
-          <w:tcPr>
-            <w:tcW w:type="dxa" w:w="1442"/>
-            <w:vAlign w:val="center"/>
-            <w:shd w:fill="EAF2F8"/>
-          </w:tcPr>
-          <w:p>
-            <w:pPr>
-              <w:spacing w:after="40" w:before="40"/>
-              <w:jc w:val="center"/>
-            </w:pPr>
-            <w:r/>
-            <w:r>
-              <w:rPr>
-                <w:rFonts w:ascii="Arial" w:hAnsi="Arial"/>
-                <w:sz w:val="17"/>
-              </w:rPr>
-              <w:t>+4.09 to +4.53</w:t>
+              <w:t>3.56</w:t>
             </w:r>
           </w:p>
         </w:tc>
@@ -873,11 +1959,23 @@
     </w:tbl>
     <w:p/>
     <w:p>
+      <w:pPr/>
+      <w:r>
+        <w:t>All Holm-adjusted paired tests were highly significant. Evidence-use correctness shows the largest difference because the scale explicitly rewards correct use of displayed sources. The result is meaningful for system behaviour but is not an independent human preference estimate. The judge was Qwen3 and had access to the declared evidence boundary; cross-model separation applies to claim verification, not to this holistic judge.</w:t>
+      </w:r>
+    </w:p>
+    <w:p>
+      <w:pPr/>
+      <w:r>
+        <w:t>Ceiling concentration is also visible. Rule-RAG means exceed 4.93 for four dimensions, leaving little range for within-condition correlation. General quality and specificity retained more spread. This ceiling effect helps explain why targeted metrics and judge scores agree strongly across conditions but only weakly among Rule-RAG texts.</w:t>
+      </w:r>
+    </w:p>
+    <w:p>
       <w:pPr>
         <w:pStyle w:val="Heading2"/>
       </w:pPr>
       <w:r>
-        <w:t>4.4 Exact-Trace and Full-KB support</w:t>
+        <w:t>4.13 Association between targeted metrics and general judgments</w:t>
       </w:r>
     </w:p>
     <w:p>
@@ -887,8 +1985,8 @@
       <w:r>
         <w:drawing>
           <wp:inline xmlns:a="http://schemas.openxmlformats.org/drawingml/2006/main" xmlns:pic="http://schemas.openxmlformats.org/drawingml/2006/picture">
-            <wp:extent cx="5715000" cy="3175000"/>
-            <wp:docPr id="2" name="Picture 2"/>
+            <wp:extent cx="5715000" cy="3296968"/>
+            <wp:docPr id="6" name="Picture 6"/>
             <wp:cNvGraphicFramePr>
               <a:graphicFrameLocks noChangeAspect="1"/>
             </wp:cNvGraphicFramePr>
@@ -896,11 +1994,11 @@
               <a:graphicData uri="http://schemas.openxmlformats.org/drawingml/2006/picture">
                 <pic:pic>
                   <pic:nvPicPr>
-                    <pic:cNvPr id="0" name="stage12_support_rates.png"/>
+                    <pic:cNvPr id="0" name="fig_12_stage8_metric_judge_associations.png"/>
                     <pic:cNvPicPr/>
                   </pic:nvPicPr>
                   <pic:blipFill>
-                    <a:blip r:embed="rId12"/>
+                    <a:blip r:embed="rId16"/>
                     <a:stretch>
                       <a:fillRect/>
                     </a:stretch>
@@ -908,7 +2006,7 @@
                   <pic:spPr>
                     <a:xfrm>
                       <a:off x="0" y="0"/>
-                      <a:ext cx="5715000" cy="3175000"/>
+                      <a:ext cx="5715000" cy="3296968"/>
                     </a:xfrm>
                     <a:prstGeom prst="rect"/>
                   </pic:spPr>
@@ -928,7 +2026,7 @@
         <w:rPr>
           <w:b/>
         </w:rPr>
-        <w:t>Figure 4.2. Exact-trace and full-KB claim support with paired 95% confidence intervals</w:t>
+        <w:t>Figure 4.6. Within-condition association of targeted metrics and quality judgments</w:t>
       </w:r>
     </w:p>
     <w:p>
@@ -946,13 +2044,13 @@
     <w:p>
       <w:pPr/>
       <w:r>
-        <w:t>Rule-RAG’s exact-trace support rate was 50.22%, compared with 4.89% for No-RAG. Full-KB support was similarly 50.46% versus 5.33%. The close Rule-RAG rates indicate that most verified rule support came from the supplied exact trace rather than a different applicable rule found in the wider V3 KB. No-RAG’s small full-KB rate is post-hoc consistency with hidden expert knowledge; it is not trace grounding.</w:t>
+        <w:t>The revised results make agreement at the aggregate condition level and disagreement at the metric-definition level especially clear. Rule-RAG is strongly preferred by the holistic judge and has much higher visible support and lower UIAR, yet it has lower post-hoc B alignment than No-RAG. A single broad score would conceal that distinction. Conversely, DTA alone would label the hidden-trace condition superior even though it could not have grounded its wording in the unavailable trace.</w:t>
       </w:r>
     </w:p>
     <w:p>
       <w:pPr/>
       <w:r>
-        <w:t>The result is present for each generator and category. Exact-trace support for Rule-RAG ranges from 38.75% for Ministral to 57.48% for Llama, compared with 4.09%–6.02% for No-RAG. By category, Rule-RAG ranges from 41.93% for shoes to 60.59% for bottoms, while all No-RAG category rates remain below 11.05%. Claim-type and trace-size tables are retained in the canonical Stage 12 artifacts.</w:t>
+        <w:t>This pattern validates the multidimensional design more strongly than a uniformly positive result would. “Faithfulness” cannot be reduced to semantic compatibility with a reference after generation. The relevant questions are whether the reference was available, whether concrete assertions are supported, whether citations can be traced, and whether the explanation is useful and coherent. Those constructs overlap but are not interchangeable.</w:t>
       </w:r>
     </w:p>
     <w:p>
@@ -960,76 +2058,19 @@
         <w:pStyle w:val="Heading2"/>
       </w:pPr>
       <w:r>
-        <w:t>4.5 Unsupported Item-Fact Rate</w:t>
-      </w:r>
-    </w:p>
-    <w:p>
-      <w:pPr>
-        <w:jc w:val="center"/>
-      </w:pPr>
-      <w:r>
-        <w:drawing>
-          <wp:inline xmlns:a="http://schemas.openxmlformats.org/drawingml/2006/main" xmlns:pic="http://schemas.openxmlformats.org/drawingml/2006/picture">
-            <wp:extent cx="5715000" cy="3175000"/>
-            <wp:docPr id="3" name="Picture 3"/>
-            <wp:cNvGraphicFramePr>
-              <a:graphicFrameLocks noChangeAspect="1"/>
-            </wp:cNvGraphicFramePr>
-            <a:graphic>
-              <a:graphicData uri="http://schemas.openxmlformats.org/drawingml/2006/picture">
-                <pic:pic>
-                  <pic:nvPicPr>
-                    <pic:cNvPr id="0" name="stage12_uifr.png"/>
-                    <pic:cNvPicPr/>
-                  </pic:nvPicPr>
-                  <pic:blipFill>
-                    <a:blip r:embed="rId13"/>
-                    <a:stretch>
-                      <a:fillRect/>
-                    </a:stretch>
-                  </pic:blipFill>
-                  <pic:spPr>
-                    <a:xfrm>
-                      <a:off x="0" y="0"/>
-                      <a:ext cx="5715000" cy="3175000"/>
-                    </a:xfrm>
-                    <a:prstGeom prst="rect"/>
-                  </pic:spPr>
-                </pic:pic>
-              </a:graphicData>
-            </a:graphic>
-          </wp:inline>
-        </w:drawing>
-      </w:r>
-    </w:p>
-    <w:p>
-      <w:pPr>
-        <w:pStyle w:val="Caption"/>
-        <w:jc w:val="center"/>
-      </w:pPr>
-      <w:r>
-        <w:rPr>
-          <w:b/>
-        </w:rPr>
-        <w:t>Figure 4.3. Unsupported Item-Fact Rate; lower is better</w:t>
-      </w:r>
-    </w:p>
-    <w:p>
-      <w:pPr>
-        <w:pStyle w:val="FigureSource"/>
-        <w:jc w:val="center"/>
-      </w:pPr>
-      <w:r>
-        <w:rPr>
-          <w:i/>
-        </w:rPr>
-        <w:t>Source: author-generated from frozen project artifacts.</w:t>
+        <w:t>4.14 Length-matched sensitivity</w:t>
       </w:r>
     </w:p>
     <w:p>
       <w:pPr/>
       <w:r>
-        <w:t>UIFR is calculated only for literal, common-reference-eligible facts and only on the 65 paired cases where both conditions contain eligible claims. Rule-RAG’s UIFR is 26.79% against 41.41% for No-RAG. This is an evidence-scope result, not a claim that the unsupported statements are false. The restricted denominator is important: many generated claims are styling relations or rationales that are deliberately ineligible for a literal item-fact metric.</w:t>
+        <w:t>The ten closest realised-length pairs per generator yielded 30 pairs with means of 54.17 No-RAG and 54.37 Rule-RAG words; the mean absolute paired gap was only 0.33 words. Micro DTA was 85.59% for No-RAG and 83.43% for Rule-RAG; macro rates were 89.13% and 83.62%. The paired macro difference was −5.51 points, but its 95% interval crossed zero (−16.40 to +5.22; \(p=0.309\)). This small sensitivity therefore does not contradict the full-corpus negative estimate, but it lacks precision.</w:t>
+      </w:r>
+    </w:p>
+    <w:p>
+      <w:pPr/>
+      <w:r>
+        <w:t>UIAR remained too sparse for a stable paired sensitivity: only eight pairs had eligible attributes on both sides. Descriptively, micro UIAR was 65.63% No-RAG and 45.45% Rule-RAG, and unsupported-attribute density was 1.292 versus 0.613 per 100 words. The common prompt cap and density result reduce the original length concern, but this selected 30-pair subset is not a substitute for a separate factorial experiment that randomises length regime.</w:t>
       </w:r>
     </w:p>
     <w:p>
@@ -1037,76 +2078,45 @@
         <w:pStyle w:val="Heading2"/>
       </w:pPr>
       <w:r>
-        <w:t>4.6 Grounded-information density</w:t>
-      </w:r>
-    </w:p>
-    <w:p>
-      <w:pPr>
-        <w:jc w:val="center"/>
-      </w:pPr>
-      <w:r>
-        <w:drawing>
-          <wp:inline xmlns:a="http://schemas.openxmlformats.org/drawingml/2006/main" xmlns:pic="http://schemas.openxmlformats.org/drawingml/2006/picture">
-            <wp:extent cx="5715000" cy="3175000"/>
-            <wp:docPr id="4" name="Picture 4"/>
-            <wp:cNvGraphicFramePr>
-              <a:graphicFrameLocks noChangeAspect="1"/>
-            </wp:cNvGraphicFramePr>
-            <a:graphic>
-              <a:graphicData uri="http://schemas.openxmlformats.org/drawingml/2006/picture">
-                <pic:pic>
-                  <pic:nvPicPr>
-                    <pic:cNvPr id="0" name="stage12_supported_per_100.png"/>
-                    <pic:cNvPicPr/>
-                  </pic:nvPicPr>
-                  <pic:blipFill>
-                    <a:blip r:embed="rId14"/>
-                    <a:stretch>
-                      <a:fillRect/>
-                    </a:stretch>
-                  </pic:blipFill>
-                  <pic:spPr>
-                    <a:xfrm>
-                      <a:off x="0" y="0"/>
-                      <a:ext cx="5715000" cy="3175000"/>
-                    </a:xfrm>
-                    <a:prstGeom prst="rect"/>
-                  </pic:spPr>
-                </pic:pic>
-              </a:graphicData>
-            </a:graphic>
-          </wp:inline>
-        </w:drawing>
-      </w:r>
-    </w:p>
-    <w:p>
-      <w:pPr>
-        <w:pStyle w:val="Caption"/>
-        <w:jc w:val="center"/>
-      </w:pPr>
-      <w:r>
-        <w:rPr>
-          <w:b/>
-        </w:rPr>
-        <w:t>Figure 4.4. Exact-trace supported claims per 100 words</w:t>
-      </w:r>
-    </w:p>
-    <w:p>
-      <w:pPr>
-        <w:pStyle w:val="FigureSource"/>
-        <w:jc w:val="center"/>
-      </w:pPr>
-      <w:r>
-        <w:rPr>
-          <w:i/>
-        </w:rPr>
-        <w:t>Source: author-generated from frozen project artifacts.</w:t>
+        <w:t>4.15 Deterministic qualitative examples</w:t>
       </w:r>
     </w:p>
     <w:p>
       <w:pPr/>
       <w:r>
-        <w:t>Exact-trace supported claims per 100 words is 4.81 for Rule-RAG and 0.50 for No-RAG. This indicates that the support advantage is not explained merely by longer text. Both conditions used the same 45–75 word acceptance contract, although realised length remains a behavioural characteristic of the generators.</w:t>
+        <w:t>Deterministically selected median-distance examples were regenerated and re-evaluated with the corrected pipeline. Their principal diagnostic pattern is conceptual rather than a showcase of large gains. No-RAG often gives fluent, conventionally plausible fashion relations that align with hidden B after the fact. The same text may still introduce unsupported colour, material, comfort, construction, brand-quality, or seasonal attributes. Rule-RAG more often anchors its rationale in named category, formality, and compatibility rules and avoids some item-specific embellishment, but a cited generic rule can still be over-applied to an instance.</w:t>
+      </w:r>
+    </w:p>
+    <w:p>
+      <w:pPr/>
+      <w:r>
+        <w:t>These examples explain the apparently conflicting aggregate results. A No-RAG explanation can score highly on DTA because ordinary fashion knowledge overlaps with the rule bank, yet score poorly on UIAR because its concrete details are not in A. A Rule-RAG explanation can have excellent visible support and judge scores while losing strict B entailment on a proposition that extends beyond a rule’s wording. Citation markers expose the intended provenance, but they do not guarantee that every attached proposition follows from the cited rule.</w:t>
+      </w:r>
+    </w:p>
+    <w:p>
+      <w:pPr>
+        <w:pStyle w:val="Heading3"/>
+      </w:pPr>
+      <w:r>
+        <w:t>4.15.1 Cross-metric diagnostic synthesis</w:t>
+      </w:r>
+    </w:p>
+    <w:p>
+      <w:pPr/>
+      <w:r>
+        <w:t>Four diagnostic regions remain important. High DTA with low UIAR is desirable trace compatibility without unsupported item detail. High DTA with high UIAR is plausible styling logic accompanied by ungrounded concrete attributes. Lower DTA with no UIAR denominator can describe a cautious relational explanation that makes no concrete item assertion; its UIAR is correctly N/A. Finally, high holistic quality can coexist with a targeted defect because a 1–5 scale averages over propositions.</w:t>
+      </w:r>
+    </w:p>
+    <w:p>
+      <w:pPr/>
+      <w:r>
+        <w:t>Claim volume is now much better balanced—10,703 versus 8,666 substantive claims—because the prompt cap is shared. Rates still prevent different numbers of claims from being mistaken for performance, while density directly addresses exposure per 100 words. Missing extractions and verifications are never imputed as successes. Similarly, the scarcity of contradiction labels does not establish truth; A and B often lack evidence capable of proving the opposite. The supported conclusion is a reduction in unverified item-specific assertions, not correction of world-factual falsehoods.</w:t>
+      </w:r>
+    </w:p>
+    <w:p>
+      <w:pPr/>
+      <w:r>
+        <w:t>The recommendation and explanation layers therefore form a non-circular chain. Stage 6 shows that B affected rank order without improving the original general-CLIP effectiveness measures. Stage 8 shows that displaying B makes the resulting language visibly grounded and less prone to unsupported item attributes, but not more semantically aligned with B than post-hoc No-RAG text under this verifier. These are different propositions, and the revised thesis keeps them separate.</w:t>
       </w:r>
     </w:p>
     <w:p>
@@ -1114,13 +2124,31 @@
         <w:pStyle w:val="Heading2"/>
       </w:pPr>
       <w:r>
-        <w:t>4.7 Robustness by generator, category, claim type, and trace size</w:t>
+        <w:t>4.16 Answers to the research questions</w:t>
       </w:r>
     </w:p>
     <w:p>
       <w:pPr/>
       <w:r>
-        <w:t>The generator breakdown shows the exact-trace support pattern for Gemma (5.84% No-RAG; 52.80% Rule-RAG), Llama (6.02%; 57.48%), and Ministral (4.09%; 38.75%). Rule-RAG exceeds No-RAG in every category and every reported claim-type group. Trace-size results remain favourable for one through four applicable rules: Rule-RAG support is 46.50%, 53.51%, 44.50%, and 41.46%, respectively, compared with 4.98%, 5.67%, 6.03%, and 2.86% for No-RAG. Small three- and four-rule strata require caution.</w:t>
+        <w:t>RQ1 asked whether exact trace access improves alignment with the reranking decision. Under the revised cross-model operationalisation, the answer is no. Micro DTA was 90.08% No-RAG and 84.95% Rule-RAG; macro rates were 91.45% and 86.36%; and the paired difference was −5.13 points (95% CI −6.51 to −3.77, \(p=0.0004\)). No-RAG’s value is post-hoc agreement, not evidence-grounded use.</w:t>
+      </w:r>
+    </w:p>
+    <w:p>
+      <w:pPr/>
+      <w:r>
+        <w:t>RQ2 asked whether trace access reduces unsupported concrete item assertions. The answer is yes. Micro UIAR fell from 62.38% to 37.11%, macro UIAR from 67.17% to 44.72%, and the jointly eligible paired difference was −17.45 points (95% CI −24.61 to −10.56, \(p=0.0004\)). Unsupported Attribute Density fell from 0.728 to 0.317 per 100 words.</w:t>
+      </w:r>
+    </w:p>
+    <w:p>
+      <w:pPr/>
+      <w:r>
+        <w:t>RQ3 asked whether broad quality judgments agree with evidence-focused metrics. All six judge dimensions favoured Rule-RAG, as did visible support and UIAR, but DTA favoured post-hoc No-RAG alignment. The measures therefore answer meaningfully different questions. Strict citation coverage was too sparse and evaluator-dependent to supply an additional positive claim.</w:t>
+      </w:r>
+    </w:p>
+    <w:p>
+      <w:pPr/>
+      <w:r>
+        <w:t>RQ4 asked whether conclusions remain credible after controls and robustness checks. The shared 75-word instruction removes the main design asymmetry; cross-model verification reduces direct self-confirmation; and the length-matched DTA estimate is compatible with the full result but imprecise. UIAR density and holistic judgments remain favourable. Robustness is therefore metric-specific rather than uniformly positive.</w:t>
       </w:r>
     </w:p>
     <w:p>
@@ -1128,13 +2156,24 @@
         <w:pStyle w:val="Heading2"/>
       </w:pPr>
       <w:r>
-        <w:t>4.8 Trace utilisation and citation diagnostics</w:t>
+        <w:t>4.17 Chapter summary</w:t>
       </w:r>
     </w:p>
     <w:p>
       <w:pPr/>
       <w:r>
-        <w:t>Rule-RAG trace utilisation averages 90.30% across 1,496 available Rule-RAG explanations: on average, explanations reflect most supplied exact-trace rules. Citation syntax/ID validity is deterministic. Of 8,912 citation-bearing claim occurrences, all are canonical valid K-series occurrences in the frozen output. Citation entailment is stricter: 2,882 of those occurrences (32.34%) have a cited rule that entails the associated claim. Citation validity therefore cannot be inferred from syntax alone.</w:t>
+        <w:t>The original general-CLIP fused ranker outperformed text-oriented baselines on key top-ten measures, while evidence reranking changed ranks materially without a significant effectiveness gain. The new FashionCLIP baseline adds an important positive result: its image tower achieved HR@10 0.266 and NDCG@10 0.1387, improvements of 0.062 and 0.0365 over general CLIP image, both Holm-adjusted \(p=0.0084\). FashionCLIP’s fixed 0.40/0.60 fusion reached HR@10 0.225 and NDCG@10 0.1140, but none of its paired fused gains over general fused CLIP was significant. Domain adaptation therefore strengthened image retrieval, while the inherited fusion diluted that advantage.</w:t>
+      </w:r>
+    </w:p>
+    <w:p>
+      <w:pPr/>
+      <w:r>
+        <w:t>At the explanation layer, Rule-RAG produced much higher visible grounding, substantially lower UIAR and unsupported-attribute density, and higher automated quality on all six dimensions under a shared word-limit instruction. It did not improve common-reference DTA; the cross-model verifier found higher post-hoc B alignment in No-RAG. Citation validity was too sparsely recognised for a strong conclusion. The resulting contribution is not that every metric favours retrieval, but that trace compatibility, evidence availability, unsupported specificity, and perceived quality can diverge—and that a reproducible evaluation must report those divergences.</w:t>
+      </w:r>
+    </w:p>
+    <w:p>
+      <w:r>
+        <w:br w:type="page"/>
       </w:r>
     </w:p>
     <w:p>
@@ -1142,37 +2181,97 @@
         <w:pStyle w:val="Heading2"/>
       </w:pPr>
       <w:r>
-        <w:t>4.9 Qualitative records</w:t>
-      </w:r>
-    </w:p>
-    <w:p>
-      <w:pPr/>
-      <w:r>
-        <w:t xml:space="preserve">The thesis-ready qualitative examples in </w:t>
-      </w:r>
-      <w:r>
-        <w:rPr>
-          <w:rFonts w:ascii="Consolas" w:hAnsi="Consolas"/>
-          <w:sz w:val="19"/>
-        </w:rPr>
-        <w:t>reports/stage12_qualitative_examples_expanded.md</w:t>
-      </w:r>
-      <w:r>
-        <w:t xml:space="preserve"> use real, unedited frozen records. They include strong and weak examples for exact-trace support, full-KB support, UIFR, grounded-information density, trace utilisation, and citation entailment, together with generator/category robustness examples. Selection is deterministic and retains counterexamples rather than selecting only successes.</w:t>
+        <w:t>References</w:t>
       </w:r>
     </w:p>
     <w:p>
       <w:pPr>
-        <w:pStyle w:val="Heading2"/>
+        <w:spacing w:line="240" w:lineRule="auto" w:after="100"/>
+        <w:ind w:left="397" w:hanging="397"/>
       </w:pPr>
       <w:r>
-        <w:t>4.10 Figures and canonical tables</w:t>
+        <w:t xml:space="preserve">[1] Järvelin, K. and Kekäläinen, J. (2002) ‘Cumulated gain-based evaluation of IR techniques’, </w:t>
+      </w:r>
+      <w:r>
+        <w:rPr>
+          <w:i/>
+        </w:rPr>
+        <w:t>ACM Transactions on Information Systems</w:t>
+      </w:r>
+      <w:r>
+        <w:t>, 20(4), pp. 422–446. https://doi.org/10.1145/582415.582418.</w:t>
       </w:r>
     </w:p>
     <w:p>
-      <w:pPr/>
+      <w:pPr>
+        <w:spacing w:line="240" w:lineRule="auto" w:after="100"/>
+        <w:ind w:left="397" w:hanging="397"/>
+      </w:pPr>
       <w:r>
-        <w:t>The support-rate figure displays Exact-Trace and Full-KB support as percentages on a shared scale. UIFR is plotted separately and marked lower-is-better. Grounded-information density has its own scale. The supporting breakdowns, trace-utilisation data, citation diagnostics, and qualitative examples are available in the Stage 12 canonical tables and report.</w:t>
+        <w:t xml:space="preserve">[2] Efron, B. and Tibshirani, R.J. (1993) </w:t>
+      </w:r>
+      <w:r>
+        <w:rPr>
+          <w:i/>
+        </w:rPr>
+        <w:t>An Introduction to the Bootstrap</w:t>
+      </w:r>
+      <w:r>
+        <w:t>. New York: Chapman &amp; Hall/CRC.</w:t>
+      </w:r>
+    </w:p>
+    <w:p>
+      <w:pPr>
+        <w:spacing w:line="240" w:lineRule="auto" w:after="100"/>
+        <w:ind w:left="397" w:hanging="397"/>
+      </w:pPr>
+      <w:r>
+        <w:t xml:space="preserve">[3] Holm, S. (1979) ‘A simple sequentially rejective multiple test procedure’, </w:t>
+      </w:r>
+      <w:r>
+        <w:rPr>
+          <w:i/>
+        </w:rPr>
+        <w:t>Scandinavian Journal of Statistics</w:t>
+      </w:r>
+      <w:r>
+        <w:t>, 6(2), pp. 65–70.</w:t>
+      </w:r>
+    </w:p>
+    <w:p>
+      <w:pPr>
+        <w:spacing w:line="240" w:lineRule="auto" w:after="100"/>
+        <w:ind w:left="397" w:hanging="397"/>
+      </w:pPr>
+      <w:r>
+        <w:t xml:space="preserve">[4] Spearman, C. (1904) ‘The proof and measurement of association between two things’, </w:t>
+      </w:r>
+      <w:r>
+        <w:rPr>
+          <w:i/>
+        </w:rPr>
+        <w:t>The American Journal of Psychology</w:t>
+      </w:r>
+      <w:r>
+        <w:t>, 15(1), pp. 72–101. https://doi.org/10.2307/1412159.</w:t>
+      </w:r>
+    </w:p>
+    <w:p>
+      <w:pPr>
+        <w:spacing w:line="240" w:lineRule="auto" w:after="100"/>
+        <w:ind w:left="397" w:hanging="397"/>
+      </w:pPr>
+      <w:r>
+        <w:t xml:space="preserve">[5] Jacovi, A. and Goldberg, Y. (2020) ‘Towards faithfully interpretable NLP systems: How should we define and evaluate faithfulness?’, </w:t>
+      </w:r>
+      <w:r>
+        <w:rPr>
+          <w:i/>
+        </w:rPr>
+        <w:t>Proceedings of ACL 2020</w:t>
+      </w:r>
+      <w:r>
+        <w:t>, pp. 4198–4205. https://doi.org/10.18653/v1/2020.acl-main.386.</w:t>
       </w:r>
     </w:p>
     <w:sectPr>

--- a/thesis/CHPT4.docx
+++ b/thesis/CHPT4.docx
@@ -4,75 +4,18 @@
   <w:body>
     <w:p>
       <w:pPr>
-        <w:spacing w:before="2200"/>
-        <w:jc w:val="center"/>
+        <w:pStyle w:val="Heading1"/>
       </w:pPr>
       <w:r>
-        <w:rPr>
-          <w:rFonts w:ascii="Arial" w:hAnsi="Arial"/>
-          <w:b/>
-          <w:color w:val="17365D"/>
-          <w:sz w:val="48"/>
-        </w:rPr>
-        <w:t>CHAPTER 4</w:t>
-      </w:r>
-    </w:p>
-    <w:p>
-      <w:pPr>
-        <w:spacing w:before="400"/>
-        <w:jc w:val="center"/>
-      </w:pPr>
-      <w:r>
-        <w:rPr>
-          <w:rFonts w:ascii="Arial" w:hAnsi="Arial"/>
-          <w:b/>
-          <w:sz w:val="40"/>
-        </w:rPr>
-        <w:t>RESULTS</w:t>
-      </w:r>
-    </w:p>
-    <w:p>
-      <w:pPr>
-        <w:spacing w:before="800"/>
-        <w:jc w:val="center"/>
-      </w:pPr>
-      <w:r>
-        <w:rPr>
-          <w:i/>
-        </w:rPr>
-        <w:t>Evidence-Constrained Multimodal Fashion Recommendation</w:t>
-        <w:br/>
-        <w:t>MPhil Thesis</w:t>
-      </w:r>
-    </w:p>
-    <w:p>
-      <w:r>
-        <w:br w:type="page"/>
+        <w:t>Chapter 4</w:t>
       </w:r>
     </w:p>
     <w:p>
       <w:pPr>
         <w:pStyle w:val="Heading1"/>
-        <w:jc w:val="left"/>
       </w:pPr>
       <w:r>
-        <w:t>Contents</w:t>
-      </w:r>
-    </w:p>
-    <w:p>
-      <w:pPr>
-        <w:jc w:val="center"/>
-      </w:pPr>
-      <w:r>
-        <w:rPr>
-          <w:i/>
-        </w:rPr>
-        <w:t>Update the table of contents in the assembled thesis after final pagination.</w:t>
-      </w:r>
-    </w:p>
-    <w:p>
-      <w:r>
-        <w:br w:type="page"/>
+        <w:t>Results</w:t>
       </w:r>
     </w:p>
     <w:p>
@@ -84,15 +27,13 @@
       </w:r>
     </w:p>
     <w:p>
-      <w:pPr/>
       <w:r>
-        <w:t>This chapter reports the completed recommendation and explanation experiments. Results are presented in the order of the frozen pipeline: data and retrieval validation, recommendation effectiveness, evidence participation, explanation-generation integrity, atomic-claim assessment, study-specific explanation metrics, general quality judgments, association analysis, heterogeneity, robustness, and deterministic qualitative examples. The main explanation results are Decision-Trace Alignment (DTA) and Unsupported Item-Attribute Rate (UIAR). Visible-evidence grounding and the shared A+B reference are retained as secondary analyses.</w:t>
+        <w:t>This chapter reports the frozen final five-stage experiment. Every result is derived from the canonical Stage 1--5 artifacts; no model was called during final analysis. Results follow the pipeline: preflight, recommendation evaluation, explanation generation, extraction and verification, then paired claim-level contrasts. A claim described as unsupported is unsupported by the supplied source under the frozen protocol; it is not thereby false in the world. Citation syntax is also kept separate from citation entailment.</w:t>
       </w:r>
     </w:p>
     <w:p>
-      <w:pPr/>
       <w:r>
-        <w:t>All figures and tables in this chapter were derived from saved artifacts. The additional publication analysis made no language-model calls and did not alter Stage 7 generation, Stage 8 extraction, verification, or judging. Percentages are rounded for presentation; computations use the full stored precision. “Unsupported” means unsupported by supplied evidence. It does not mean factually false. For No-RAG, agreement with hidden B is described as post-hoc alignment, whereas Rule-RAG agreement with visible B is decision-trace faithfulness.</w:t>
+        <w:t>The explanation intervention is narrow and controlled. No-RAG and Rule-RAG explain the same locked recommendation for the same case and generator. Both receive common context A. Rule-RAG alone receives the exact five-rule reranking trace B. The experiment therefore measures the effect of making stored decision evidence available during generation, rather than comparing explanations of different recommendations.</w:t>
       </w:r>
     </w:p>
     <w:p>
@@ -100,31 +41,17 @@
         <w:pStyle w:val="Heading2"/>
       </w:pPr>
       <w:r>
-        <w:t>4.2 Data preparation and representation checks</w:t>
+        <w:t>4.2 Final preflight and frozen design</w:t>
       </w:r>
     </w:p>
     <w:p>
-      <w:pPr/>
       <w:r>
-        <w:t>The pinned source contained 94,096 catalogue items and 21,587 outfits. The deterministic outfit split assigned 15,267 outfits to development, 3,147 to validation, and 3,173 to test. No outfit crossed these partitions. An exact-image audit identified 21 duplicate-image groups and eleven groups that initially crossed research splits. Component-based reassignment moved eleven duplicate-linked outfits and two singleton outfits used to restore exact quotas. After this correction, no exact image crossed the research boundary.</w:t>
+        <w:t>Stage 1 passed the final preflight gate. Dataset and split inputs, embeddings, candidate-pool construction, prompts, schemas, and output hashes were frozen before confirmatory work. The final knowledge base contains 200 curated fashion rules, exactly 40 each for bags, bottoms, outerwear, shoes, and tops. The audit confirmed unique identifiers, complete provenance, and no exact or threshold-defined near duplicates.</w:t>
       </w:r>
     </w:p>
     <w:p>
-      <w:pPr/>
       <w:r>
-        <w:t>The broad-category mapping supported five balanced confirmatory strata. The Stage 6 prepared universe contained 69,725 items and 20,225 outfits. From the held-out test split, 1,000 recommendation cases were constructed, exactly 200 each for accessories, bottoms, outerwear, shoes, and tops. These cases came from 762 distinct query outfits. Primary controlled pools contained 99,238 candidate rows, with a mean of 99.238 candidates and a range from 60 to 102. Retaining all positives explains the small number of pools above 100.</w:t>
-      </w:r>
-    </w:p>
-    <w:p>
-      <w:pPr/>
-      <w:r>
-        <w:t>Representation validation found the expected dimensionalities: 384 for MiniLM and 512 for CLIP image, CLIP text, and fused CLIP. All cached vectors were normalised. The largest observed norm deviation was \(1.19\times10^{-7}\), which is consistent with float32 numerical error rather than a substantive defect. Minimum pairwise distances were positive for every representation family. Repeated ranking with identical inputs produced the same item order, including deterministic item-ID resolution of tied scores.</w:t>
-      </w:r>
-    </w:p>
-    <w:p>
-      <w:pPr/>
-      <w:r>
-        <w:t>These checks matter for the subsequent interpretation. A cross-split duplicate could inflate held-out ranking, while an unnormalised fused vector could change the meaning of cosine scores. Neither issue remained in the confirmatory input. The results nevertheless concern controlled pools rather than catalogue-scale retrieval.</w:t>
+        <w:t>Validation-only grids fixed the operational point: image/text fusion of 0.40/0.60, CLIP/evidence reranking of 0.75/0.25, and five retrieved rules per candidate. These checks are not pooled with confirmatory results. Crucially, the five rules saved during reranking are the same records supplied as Rule-RAG evidence. No separate explanation-time retrieval occurred.</w:t>
       </w:r>
     </w:p>
     <w:p>
@@ -132,253 +59,96 @@
         <w:pStyle w:val="Heading2"/>
       </w:pPr>
       <w:r>
-        <w:t>4.3 Validation-stage findings</w:t>
+        <w:t>4.3 Recommendation results</w:t>
       </w:r>
     </w:p>
     <w:p>
-      <w:pPr>
-        <w:pStyle w:val="Heading3"/>
-      </w:pPr>
       <w:r>
-        <w:t>4.3.1 Fusion and candidate-pool sensitivity</w:t>
-      </w:r>
-    </w:p>
-    <w:p>
-      <w:pPr/>
-      <w:r>
-        <w:t>The validation analyses showed that ranking difficulty increased sharply with candidate-pool size. On a 300-case sensitivity cohort, fused CLIP HR@10 was 0.2367 at approximately 100 candidates, 0.0933 at approximately 500, and 0.0800 at approximately 1,000. NDCG@10 moved from 0.1264 to 0.0492 and 0.0374. The equivalent evidence-reranker values were HR@10 0.1967, 0.0833, and 0.0567, with NDCG@10 0.1018, 0.0444, and 0.0321. This monotonic deterioration is expected when many more same-category negatives compete for the same top ten.</w:t>
-      </w:r>
-    </w:p>
-    <w:p>
-      <w:pPr/>
-      <w:r>
-        <w:t>The pool sensitivity demonstrates why absolute values cannot be detached from the evaluation protocol. It also supports retaining the approximately 100-candidate setting as the primary, pre-specified controlled task while treating larger pools as stress tests. Larger-pool results do not reverse the interpretation that evidence reranking can change ranks without a demonstrated effectiveness gain.</w:t>
-      </w:r>
-    </w:p>
-    <w:p>
-      <w:pPr>
-        <w:pStyle w:val="Heading3"/>
-      </w:pPr>
-      <w:r>
-        <w:t>4.3.2 Rule-RAG prompt optimisation and pilot</w:t>
-      </w:r>
-    </w:p>
-    <w:p>
-      <w:pPr/>
-      <w:r>
-        <w:t xml:space="preserve">Six validation-only Rule-RAG configurations all produced structurally valid outputs, but varied in evidence use, length, and quality. The selected five-rule configuration </w:t>
-      </w:r>
-      <w:r>
-        <w:rPr>
-          <w:rFonts w:ascii="Consolas" w:hAnsi="Consolas"/>
-          <w:sz w:val="19"/>
-        </w:rPr>
-        <w:t>rag_c3</w:t>
-      </w:r>
-      <w:r>
-        <w:t xml:space="preserve"> achieved a support rate of 0.9322, unsupported rate of 0.0678, citation-entailment rate of 0.9544, general quality 4.50, clarity 4.63, specificity 4.53, and mean length 57.07 words on its primary validation cohort. Its 13.33% length-violation rate was accepted because its support and quality profile lay on the Pareto frontier and the prompt retained all five decision rules.</w:t>
-      </w:r>
-    </w:p>
-    <w:p>
-      <w:pPr/>
-      <w:r>
-        <w:t>In the subsequent 50-case, three-generator pilot, Rule-RAG support averaged 0.9352 compared with 0.2114 for No-RAG under the pilot verifier. Rule-RAG general quality was 4.52 versus 2.21, clarity 4.62 versus 2.79, and specificity 4.52 versus 2.14. The automated pairwise pilot preferred Rule-RAG in 99.33% of comparisons. These values justified technical progression but are not pooled with the final estimates: the pilot used its own prompts, samples, and preliminary metric framing.</w:t>
-      </w:r>
-    </w:p>
-    <w:p>
-      <w:pPr>
-        <w:pStyle w:val="Heading2"/>
-      </w:pPr>
-      <w:r>
-        <w:t>4.4 Confirmatory recommendation effectiveness</w:t>
-      </w:r>
-    </w:p>
-    <w:p>
-      <w:pPr>
-        <w:jc w:val="center"/>
-      </w:pPr>
-      <w:r>
-        <w:drawing>
-          <wp:inline xmlns:a="http://schemas.openxmlformats.org/drawingml/2006/main" xmlns:pic="http://schemas.openxmlformats.org/drawingml/2006/picture">
-            <wp:extent cx="5715000" cy="3175000"/>
-            <wp:docPr id="1" name="Picture 1"/>
-            <wp:cNvGraphicFramePr>
-              <a:graphicFrameLocks noChangeAspect="1"/>
-            </wp:cNvGraphicFramePr>
-            <a:graphic>
-              <a:graphicData uri="http://schemas.openxmlformats.org/drawingml/2006/picture">
-                <pic:pic>
-                  <pic:nvPicPr>
-                    <pic:cNvPr id="0" name="fig_05_recommendation_metrics.png"/>
-                    <pic:cNvPicPr/>
-                  </pic:nvPicPr>
-                  <pic:blipFill>
-                    <a:blip r:embed="rId11"/>
-                    <a:stretch>
-                      <a:fillRect/>
-                    </a:stretch>
-                  </pic:blipFill>
-                  <pic:spPr>
-                    <a:xfrm>
-                      <a:off x="0" y="0"/>
-                      <a:ext cx="5715000" cy="3175000"/>
-                    </a:xfrm>
-                    <a:prstGeom prst="rect"/>
-                  </pic:spPr>
-                </pic:pic>
-              </a:graphicData>
-            </a:graphic>
-          </wp:inline>
-        </w:drawing>
-      </w:r>
-    </w:p>
-    <w:p>
-      <w:pPr>
-        <w:pStyle w:val="Caption"/>
-        <w:jc w:val="center"/>
-      </w:pPr>
-      <w:r>
-        <w:rPr>
-          <w:b/>
-        </w:rPr>
-        <w:t>Figure 4.1. Confirmatory recommendation effectiveness at rank ten</w:t>
-      </w:r>
-    </w:p>
-    <w:p>
-      <w:pPr>
-        <w:pStyle w:val="FigureSource"/>
-        <w:jc w:val="center"/>
-      </w:pPr>
-      <w:r>
-        <w:rPr>
-          <w:i/>
-        </w:rPr>
-        <w:t>Source: author-generated from frozen project artifacts.</w:t>
-      </w:r>
-    </w:p>
-    <w:p>
-      <w:pPr/>
-      <w:r>
-        <w:t>Table 4.1 summarises the primary micro results. Intervals are query-outfit-clustered 95% percentile bootstrap intervals.</w:t>
-      </w:r>
-    </w:p>
-    <w:p>
-      <w:pPr>
-        <w:pStyle w:val="Caption"/>
-      </w:pPr>
-      <w:r>
-        <w:rPr>
-          <w:b/>
-        </w:rPr>
-        <w:t>Table 4.1. Confirmatory micro recommendation effectiveness with 95% query-outfit-clustered intervals</w:t>
+        <w:t>The recommendation evaluation contained 1,000 held-out cases, 200 per category, drawn from 734 underlying query outfits. Confidence intervals use 5,000 percentile bootstrap replicates clustered by query outfit. The task remains controlled same-category candidate-pool ranking, with held-out outfit co-occurrence as an offline relevance proxy.</w:t>
       </w:r>
     </w:p>
     <w:tbl>
       <w:tblPr>
         <w:tblStyle w:val="TableGrid"/>
         <w:tblW w:type="auto" w:w="0"/>
-        <w:jc w:val="center"/>
-        <w:tblLayout w:type="autofit"/>
         <w:tblLook w:firstColumn="1" w:firstRow="1" w:lastColumn="0" w:lastRow="0" w:noHBand="0" w:noVBand="1" w:val="04A0"/>
       </w:tblPr>
       <w:tblGrid>
-        <w:gridCol w:w="2163"/>
-        <w:gridCol w:w="2163"/>
-        <w:gridCol w:w="2163"/>
-        <w:gridCol w:w="2163"/>
+        <w:gridCol w:w="1236"/>
+        <w:gridCol w:w="1236"/>
+        <w:gridCol w:w="1236"/>
+        <w:gridCol w:w="1236"/>
+        <w:gridCol w:w="1236"/>
+        <w:gridCol w:w="1236"/>
+        <w:gridCol w:w="1236"/>
       </w:tblGrid>
       <w:tr>
-        <w:trPr>
-          <w:tblHeader w:val="true"/>
-        </w:trPr>
         <w:tc>
           <w:tcPr>
-            <w:tcW w:type="dxa" w:w="2163"/>
-            <w:vAlign w:val="center"/>
-            <w:shd w:fill="1F4E79"/>
+            <w:tcW w:type="dxa" w:w="1236"/>
           </w:tcPr>
           <w:p>
-            <w:pPr>
-              <w:spacing w:after="40" w:before="40"/>
-              <w:jc w:val="left"/>
-            </w:pPr>
-            <w:r/>
             <w:r>
-              <w:rPr>
-                <w:rFonts w:ascii="Arial" w:hAnsi="Arial"/>
-                <w:b/>
-                <w:color w:val="FFFFFF"/>
-                <w:sz w:val="17"/>
-              </w:rPr>
               <w:t>Method</w:t>
             </w:r>
           </w:p>
         </w:tc>
         <w:tc>
           <w:tcPr>
-            <w:tcW w:type="dxa" w:w="2163"/>
-            <w:vAlign w:val="center"/>
-            <w:shd w:fill="1F4E79"/>
+            <w:tcW w:type="dxa" w:w="1236"/>
           </w:tcPr>
           <w:p>
-            <w:pPr>
-              <w:spacing w:after="40" w:before="40"/>
-              <w:jc w:val="center"/>
-            </w:pPr>
-            <w:r/>
             <w:r>
-              <w:rPr>
-                <w:rFonts w:ascii="Arial" w:hAnsi="Arial"/>
-                <w:b/>
-                <w:color w:val="FFFFFF"/>
-                <w:sz w:val="17"/>
-              </w:rPr>
+              <w:t>HR@1</w:t>
+            </w:r>
+          </w:p>
+        </w:tc>
+        <w:tc>
+          <w:tcPr>
+            <w:tcW w:type="dxa" w:w="1236"/>
+          </w:tcPr>
+          <w:p>
+            <w:r>
+              <w:t>HR@5</w:t>
+            </w:r>
+          </w:p>
+        </w:tc>
+        <w:tc>
+          <w:tcPr>
+            <w:tcW w:type="dxa" w:w="1236"/>
+          </w:tcPr>
+          <w:p>
+            <w:r>
               <w:t>HR@10</w:t>
             </w:r>
           </w:p>
         </w:tc>
         <w:tc>
           <w:tcPr>
-            <w:tcW w:type="dxa" w:w="2163"/>
-            <w:vAlign w:val="center"/>
-            <w:shd w:fill="1F4E79"/>
+            <w:tcW w:type="dxa" w:w="1236"/>
           </w:tcPr>
           <w:p>
-            <w:pPr>
-              <w:spacing w:after="40" w:before="40"/>
-              <w:jc w:val="center"/>
-            </w:pPr>
-            <w:r/>
             <w:r>
-              <w:rPr>
-                <w:rFonts w:ascii="Arial" w:hAnsi="Arial"/>
-                <w:b/>
-                <w:color w:val="FFFFFF"/>
-                <w:sz w:val="17"/>
-              </w:rPr>
+              <w:t>NDCG@5</w:t>
+            </w:r>
+          </w:p>
+        </w:tc>
+        <w:tc>
+          <w:tcPr>
+            <w:tcW w:type="dxa" w:w="1236"/>
+          </w:tcPr>
+          <w:p>
+            <w:r>
               <w:t>NDCG@10</w:t>
             </w:r>
           </w:p>
         </w:tc>
         <w:tc>
           <w:tcPr>
-            <w:tcW w:type="dxa" w:w="2163"/>
-            <w:vAlign w:val="center"/>
-            <w:shd w:fill="1F4E79"/>
+            <w:tcW w:type="dxa" w:w="1236"/>
           </w:tcPr>
           <w:p>
-            <w:pPr>
-              <w:spacing w:after="40" w:before="40"/>
-              <w:jc w:val="center"/>
-            </w:pPr>
-            <w:r/>
             <w:r>
-              <w:rPr>
-                <w:rFonts w:ascii="Arial" w:hAnsi="Arial"/>
-                <w:b/>
-                <w:color w:val="FFFFFF"/>
-                <w:sz w:val="17"/>
-              </w:rPr>
               <w:t>MRR</w:t>
             </w:r>
           </w:p>
@@ -387,81 +157,71 @@
       <w:tr>
         <w:tc>
           <w:tcPr>
-            <w:tcW w:type="dxa" w:w="2163"/>
-            <w:vAlign w:val="center"/>
+            <w:tcW w:type="dxa" w:w="1236"/>
           </w:tcPr>
           <w:p>
-            <w:pPr>
-              <w:spacing w:after="40" w:before="40"/>
-              <w:jc w:val="left"/>
-            </w:pPr>
-            <w:r/>
             <w:r>
-              <w:rPr>
-                <w:rFonts w:ascii="Arial" w:hAnsi="Arial"/>
-                <w:sz w:val="17"/>
-              </w:rPr>
               <w:t>MiniLM text</w:t>
             </w:r>
           </w:p>
         </w:tc>
         <w:tc>
           <w:tcPr>
-            <w:tcW w:type="dxa" w:w="2163"/>
-            <w:vAlign w:val="center"/>
+            <w:tcW w:type="dxa" w:w="1236"/>
           </w:tcPr>
           <w:p>
-            <w:pPr>
-              <w:spacing w:after="40" w:before="40"/>
-              <w:jc w:val="center"/>
-            </w:pPr>
-            <w:r/>
             <w:r>
-              <w:rPr>
-                <w:rFonts w:ascii="Arial" w:hAnsi="Arial"/>
-                <w:sz w:val="17"/>
-              </w:rPr>
-              <w:t>0.1530 [0.131, 0.176]</w:t>
+              <w:t>4.8%</w:t>
             </w:r>
           </w:p>
         </w:tc>
         <w:tc>
           <w:tcPr>
-            <w:tcW w:type="dxa" w:w="2163"/>
-            <w:vAlign w:val="center"/>
+            <w:tcW w:type="dxa" w:w="1236"/>
           </w:tcPr>
           <w:p>
-            <w:pPr>
-              <w:spacing w:after="40" w:before="40"/>
-              <w:jc w:val="center"/>
-            </w:pPr>
-            <w:r/>
             <w:r>
-              <w:rPr>
-                <w:rFonts w:ascii="Arial" w:hAnsi="Arial"/>
-                <w:sz w:val="17"/>
-              </w:rPr>
-              <w:t>0.0829 [0.0696, 0.0973]</w:t>
+              <w:t>12.0%</w:t>
             </w:r>
           </w:p>
         </w:tc>
         <w:tc>
           <w:tcPr>
-            <w:tcW w:type="dxa" w:w="2163"/>
-            <w:vAlign w:val="center"/>
+            <w:tcW w:type="dxa" w:w="1236"/>
           </w:tcPr>
           <w:p>
-            <w:pPr>
-              <w:spacing w:after="40" w:before="40"/>
-              <w:jc w:val="center"/>
-            </w:pPr>
-            <w:r/>
             <w:r>
-              <w:rPr>
-                <w:rFonts w:ascii="Arial" w:hAnsi="Arial"/>
-                <w:sz w:val="17"/>
-              </w:rPr>
-              <w:t>0.0854 [0.0739, 0.0977]</w:t>
+              <w:t>17.7%</w:t>
+            </w:r>
+          </w:p>
+        </w:tc>
+        <w:tc>
+          <w:tcPr>
+            <w:tcW w:type="dxa" w:w="1236"/>
+          </w:tcPr>
+          <w:p>
+            <w:r>
+              <w:t>8.4%</w:t>
+            </w:r>
+          </w:p>
+        </w:tc>
+        <w:tc>
+          <w:tcPr>
+            <w:tcW w:type="dxa" w:w="1236"/>
+          </w:tcPr>
+          <w:p>
+            <w:r>
+              <w:t>10.3%</w:t>
+            </w:r>
+          </w:p>
+        </w:tc>
+        <w:tc>
+          <w:tcPr>
+            <w:tcW w:type="dxa" w:w="1236"/>
+          </w:tcPr>
+          <w:p>
+            <w:r>
+              <w:t>10.2%</w:t>
             </w:r>
           </w:p>
         </w:tc>
@@ -469,85 +229,71 @@
       <w:tr>
         <w:tc>
           <w:tcPr>
-            <w:tcW w:type="dxa" w:w="2163"/>
-            <w:vAlign w:val="center"/>
-            <w:shd w:fill="EAF2F8"/>
+            <w:tcW w:type="dxa" w:w="1236"/>
           </w:tcPr>
           <w:p>
-            <w:pPr>
-              <w:spacing w:after="40" w:before="40"/>
-              <w:jc w:val="left"/>
-            </w:pPr>
-            <w:r/>
             <w:r>
-              <w:rPr>
-                <w:rFonts w:ascii="Arial" w:hAnsi="Arial"/>
-                <w:sz w:val="17"/>
-              </w:rPr>
               <w:t>CLIP image</w:t>
             </w:r>
           </w:p>
         </w:tc>
         <w:tc>
           <w:tcPr>
-            <w:tcW w:type="dxa" w:w="2163"/>
-            <w:vAlign w:val="center"/>
-            <w:shd w:fill="EAF2F8"/>
+            <w:tcW w:type="dxa" w:w="1236"/>
           </w:tcPr>
           <w:p>
-            <w:pPr>
-              <w:spacing w:after="40" w:before="40"/>
-              <w:jc w:val="center"/>
-            </w:pPr>
-            <w:r/>
             <w:r>
-              <w:rPr>
-                <w:rFonts w:ascii="Arial" w:hAnsi="Arial"/>
-                <w:sz w:val="17"/>
-              </w:rPr>
-              <w:t>0.2040 [0.179, 0.230]</w:t>
+              <w:t>3.2%</w:t>
             </w:r>
           </w:p>
         </w:tc>
         <w:tc>
           <w:tcPr>
-            <w:tcW w:type="dxa" w:w="2163"/>
-            <w:vAlign w:val="center"/>
-            <w:shd w:fill="EAF2F8"/>
+            <w:tcW w:type="dxa" w:w="1236"/>
           </w:tcPr>
           <w:p>
-            <w:pPr>
-              <w:spacing w:after="40" w:before="40"/>
-              <w:jc w:val="center"/>
-            </w:pPr>
-            <w:r/>
             <w:r>
-              <w:rPr>
-                <w:rFonts w:ascii="Arial" w:hAnsi="Arial"/>
-                <w:sz w:val="17"/>
-              </w:rPr>
-              <w:t>0.1022 [0.0882, 0.1172]</w:t>
+              <w:t>12.6%</w:t>
             </w:r>
           </w:p>
         </w:tc>
         <w:tc>
           <w:tcPr>
-            <w:tcW w:type="dxa" w:w="2163"/>
-            <w:vAlign w:val="center"/>
-            <w:shd w:fill="EAF2F8"/>
+            <w:tcW w:type="dxa" w:w="1236"/>
           </w:tcPr>
           <w:p>
-            <w:pPr>
-              <w:spacing w:after="40" w:before="40"/>
-              <w:jc w:val="center"/>
-            </w:pPr>
-            <w:r/>
             <w:r>
-              <w:rPr>
-                <w:rFonts w:ascii="Arial" w:hAnsi="Arial"/>
-                <w:sz w:val="17"/>
-              </w:rPr>
-              <w:t>0.0991 [0.0873, 0.1121]</w:t>
+              <w:t>22.0%</w:t>
+            </w:r>
+          </w:p>
+        </w:tc>
+        <w:tc>
+          <w:tcPr>
+            <w:tcW w:type="dxa" w:w="1236"/>
+          </w:tcPr>
+          <w:p>
+            <w:r>
+              <w:t>7.9%</w:t>
+            </w:r>
+          </w:p>
+        </w:tc>
+        <w:tc>
+          <w:tcPr>
+            <w:tcW w:type="dxa" w:w="1236"/>
+          </w:tcPr>
+          <w:p>
+            <w:r>
+              <w:t>10.9%</w:t>
+            </w:r>
+          </w:p>
+        </w:tc>
+        <w:tc>
+          <w:tcPr>
+            <w:tcW w:type="dxa" w:w="1236"/>
+          </w:tcPr>
+          <w:p>
+            <w:r>
+              <w:t>10.0%</w:t>
             </w:r>
           </w:p>
         </w:tc>
@@ -555,81 +301,71 @@
       <w:tr>
         <w:tc>
           <w:tcPr>
-            <w:tcW w:type="dxa" w:w="2163"/>
-            <w:vAlign w:val="center"/>
+            <w:tcW w:type="dxa" w:w="1236"/>
           </w:tcPr>
           <w:p>
-            <w:pPr>
-              <w:spacing w:after="40" w:before="40"/>
-              <w:jc w:val="left"/>
-            </w:pPr>
-            <w:r/>
             <w:r>
-              <w:rPr>
-                <w:rFonts w:ascii="Arial" w:hAnsi="Arial"/>
-                <w:sz w:val="17"/>
-              </w:rPr>
               <w:t>CLIP text</w:t>
             </w:r>
           </w:p>
         </w:tc>
         <w:tc>
           <w:tcPr>
-            <w:tcW w:type="dxa" w:w="2163"/>
-            <w:vAlign w:val="center"/>
+            <w:tcW w:type="dxa" w:w="1236"/>
           </w:tcPr>
           <w:p>
-            <w:pPr>
-              <w:spacing w:after="40" w:before="40"/>
-              <w:jc w:val="center"/>
-            </w:pPr>
-            <w:r/>
             <w:r>
-              <w:rPr>
-                <w:rFonts w:ascii="Arial" w:hAnsi="Arial"/>
-                <w:sz w:val="17"/>
-              </w:rPr>
-              <w:t>0.1800 [0.157, 0.205]</w:t>
+              <w:t>3.5%</w:t>
             </w:r>
           </w:p>
         </w:tc>
         <w:tc>
           <w:tcPr>
-            <w:tcW w:type="dxa" w:w="2163"/>
-            <w:vAlign w:val="center"/>
+            <w:tcW w:type="dxa" w:w="1236"/>
           </w:tcPr>
           <w:p>
-            <w:pPr>
-              <w:spacing w:after="40" w:before="40"/>
-              <w:jc w:val="center"/>
-            </w:pPr>
-            <w:r/>
             <w:r>
-              <w:rPr>
-                <w:rFonts w:ascii="Arial" w:hAnsi="Arial"/>
-                <w:sz w:val="17"/>
-              </w:rPr>
-              <w:t>0.0914 [0.0781, 0.1052]</w:t>
+              <w:t>13.8%</w:t>
             </w:r>
           </w:p>
         </w:tc>
         <w:tc>
           <w:tcPr>
-            <w:tcW w:type="dxa" w:w="2163"/>
-            <w:vAlign w:val="center"/>
+            <w:tcW w:type="dxa" w:w="1236"/>
           </w:tcPr>
           <w:p>
-            <w:pPr>
-              <w:spacing w:after="40" w:before="40"/>
-              <w:jc w:val="center"/>
-            </w:pPr>
-            <w:r/>
             <w:r>
-              <w:rPr>
-                <w:rFonts w:ascii="Arial" w:hAnsi="Arial"/>
-                <w:sz w:val="17"/>
-              </w:rPr>
-              <w:t>0.0901 [0.0789, 0.1019]</w:t>
+              <w:t>21.2%</w:t>
+            </w:r>
+          </w:p>
+        </w:tc>
+        <w:tc>
+          <w:tcPr>
+            <w:tcW w:type="dxa" w:w="1236"/>
+          </w:tcPr>
+          <w:p>
+            <w:r>
+              <w:t>8.6%</w:t>
+            </w:r>
+          </w:p>
+        </w:tc>
+        <w:tc>
+          <w:tcPr>
+            <w:tcW w:type="dxa" w:w="1236"/>
+          </w:tcPr>
+          <w:p>
+            <w:r>
+              <w:t>11.0%</w:t>
+            </w:r>
+          </w:p>
+        </w:tc>
+        <w:tc>
+          <w:tcPr>
+            <w:tcW w:type="dxa" w:w="1236"/>
+          </w:tcPr>
+          <w:p>
+            <w:r>
+              <w:t>10.1%</w:t>
             </w:r>
           </w:p>
         </w:tc>
@@ -637,85 +373,71 @@
       <w:tr>
         <w:tc>
           <w:tcPr>
-            <w:tcW w:type="dxa" w:w="2163"/>
-            <w:vAlign w:val="center"/>
-            <w:shd w:fill="EAF2F8"/>
+            <w:tcW w:type="dxa" w:w="1236"/>
           </w:tcPr>
           <w:p>
-            <w:pPr>
-              <w:spacing w:after="40" w:before="40"/>
-              <w:jc w:val="left"/>
-            </w:pPr>
-            <w:r/>
             <w:r>
-              <w:rPr>
-                <w:rFonts w:ascii="Arial" w:hAnsi="Arial"/>
-                <w:sz w:val="17"/>
-              </w:rPr>
-              <w:t>Fused CLIP 0.40/0.60</w:t>
+              <w:t>Fused CLIP</w:t>
             </w:r>
           </w:p>
         </w:tc>
         <w:tc>
           <w:tcPr>
-            <w:tcW w:type="dxa" w:w="2163"/>
-            <w:vAlign w:val="center"/>
-            <w:shd w:fill="EAF2F8"/>
+            <w:tcW w:type="dxa" w:w="1236"/>
           </w:tcPr>
           <w:p>
-            <w:pPr>
-              <w:spacing w:after="40" w:before="40"/>
-              <w:jc w:val="center"/>
-            </w:pPr>
-            <w:r/>
             <w:r>
-              <w:rPr>
-                <w:rFonts w:ascii="Arial" w:hAnsi="Arial"/>
-                <w:sz w:val="17"/>
-              </w:rPr>
-              <w:t>0.2190 [0.193, 0.247]</w:t>
+              <w:t>4.5%</w:t>
             </w:r>
           </w:p>
         </w:tc>
         <w:tc>
           <w:tcPr>
-            <w:tcW w:type="dxa" w:w="2163"/>
-            <w:vAlign w:val="center"/>
-            <w:shd w:fill="EAF2F8"/>
+            <w:tcW w:type="dxa" w:w="1236"/>
           </w:tcPr>
           <w:p>
-            <w:pPr>
-              <w:spacing w:after="40" w:before="40"/>
-              <w:jc w:val="center"/>
-            </w:pPr>
-            <w:r/>
             <w:r>
-              <w:rPr>
-                <w:rFonts w:ascii="Arial" w:hAnsi="Arial"/>
-                <w:sz w:val="17"/>
-              </w:rPr>
-              <w:t>0.1100 [0.0949, 0.1248]</w:t>
+              <w:t>14.3%</w:t>
             </w:r>
           </w:p>
         </w:tc>
         <w:tc>
           <w:tcPr>
-            <w:tcW w:type="dxa" w:w="2163"/>
-            <w:vAlign w:val="center"/>
-            <w:shd w:fill="EAF2F8"/>
+            <w:tcW w:type="dxa" w:w="1236"/>
           </w:tcPr>
           <w:p>
-            <w:pPr>
-              <w:spacing w:after="40" w:before="40"/>
-              <w:jc w:val="center"/>
-            </w:pPr>
-            <w:r/>
             <w:r>
-              <w:rPr>
-                <w:rFonts w:ascii="Arial" w:hAnsi="Arial"/>
-                <w:sz w:val="17"/>
-              </w:rPr>
-              <w:t>0.1027 [0.0906, 0.1154]</w:t>
+              <w:t>23.1%</w:t>
+            </w:r>
+          </w:p>
+        </w:tc>
+        <w:tc>
+          <w:tcPr>
+            <w:tcW w:type="dxa" w:w="1236"/>
+          </w:tcPr>
+          <w:p>
+            <w:r>
+              <w:t>9.4%</w:t>
+            </w:r>
+          </w:p>
+        </w:tc>
+        <w:tc>
+          <w:tcPr>
+            <w:tcW w:type="dxa" w:w="1236"/>
+          </w:tcPr>
+          <w:p>
+            <w:r>
+              <w:t>12.2%</w:t>
+            </w:r>
+          </w:p>
+        </w:tc>
+        <w:tc>
+          <w:tcPr>
+            <w:tcW w:type="dxa" w:w="1236"/>
+          </w:tcPr>
+          <w:p>
+            <w:r>
+              <w:t>11.4%</w:t>
             </w:r>
           </w:p>
         </w:tc>
@@ -723,103 +445,79 @@
       <w:tr>
         <w:tc>
           <w:tcPr>
-            <w:tcW w:type="dxa" w:w="2163"/>
-            <w:vAlign w:val="center"/>
+            <w:tcW w:type="dxa" w:w="1236"/>
           </w:tcPr>
           <w:p>
-            <w:pPr>
-              <w:spacing w:after="40" w:before="40"/>
-              <w:jc w:val="left"/>
-            </w:pPr>
-            <w:r/>
             <w:r>
-              <w:rPr>
-                <w:rFonts w:ascii="Arial" w:hAnsi="Arial"/>
-                <w:sz w:val="17"/>
-              </w:rPr>
-              <w:t>Evidence rerank 0.75/0.25</w:t>
+              <w:t>Evidence rerank</w:t>
             </w:r>
           </w:p>
         </w:tc>
         <w:tc>
           <w:tcPr>
-            <w:tcW w:type="dxa" w:w="2163"/>
-            <w:vAlign w:val="center"/>
+            <w:tcW w:type="dxa" w:w="1236"/>
           </w:tcPr>
           <w:p>
-            <w:pPr>
-              <w:spacing w:after="40" w:before="40"/>
-              <w:jc w:val="center"/>
-            </w:pPr>
-            <w:r/>
             <w:r>
-              <w:rPr>
-                <w:rFonts w:ascii="Arial" w:hAnsi="Arial"/>
-                <w:sz w:val="17"/>
-              </w:rPr>
-              <w:t>0.2200 [0.194, 0.246]</w:t>
+              <w:t>3.8%</w:t>
             </w:r>
           </w:p>
         </w:tc>
         <w:tc>
           <w:tcPr>
-            <w:tcW w:type="dxa" w:w="2163"/>
-            <w:vAlign w:val="center"/>
+            <w:tcW w:type="dxa" w:w="1236"/>
           </w:tcPr>
           <w:p>
-            <w:pPr>
-              <w:spacing w:after="40" w:before="40"/>
-              <w:jc w:val="center"/>
-            </w:pPr>
-            <w:r/>
             <w:r>
-              <w:rPr>
-                <w:rFonts w:ascii="Arial" w:hAnsi="Arial"/>
-                <w:sz w:val="17"/>
-              </w:rPr>
-              <w:t>0.1078 [0.0931, 0.1231]</w:t>
+              <w:t>13.2%</w:t>
             </w:r>
           </w:p>
         </w:tc>
         <w:tc>
           <w:tcPr>
-            <w:tcW w:type="dxa" w:w="2163"/>
-            <w:vAlign w:val="center"/>
+            <w:tcW w:type="dxa" w:w="1236"/>
           </w:tcPr>
           <w:p>
-            <w:pPr>
-              <w:spacing w:after="40" w:before="40"/>
-              <w:jc w:val="center"/>
-            </w:pPr>
-            <w:r/>
             <w:r>
-              <w:rPr>
-                <w:rFonts w:ascii="Arial" w:hAnsi="Arial"/>
-                <w:sz w:val="17"/>
-              </w:rPr>
-              <w:t>0.0995 [0.0877, 0.1123]</w:t>
+              <w:t>22.5%</w:t>
+            </w:r>
+          </w:p>
+        </w:tc>
+        <w:tc>
+          <w:tcPr>
+            <w:tcW w:type="dxa" w:w="1236"/>
+          </w:tcPr>
+          <w:p>
+            <w:r>
+              <w:t>8.5%</w:t>
+            </w:r>
+          </w:p>
+        </w:tc>
+        <w:tc>
+          <w:tcPr>
+            <w:tcW w:type="dxa" w:w="1236"/>
+          </w:tcPr>
+          <w:p>
+            <w:r>
+              <w:t>11.4%</w:t>
+            </w:r>
+          </w:p>
+        </w:tc>
+        <w:tc>
+          <w:tcPr>
+            <w:tcW w:type="dxa" w:w="1236"/>
+          </w:tcPr>
+          <w:p>
+            <w:r>
+              <w:t>10.6%</w:t>
             </w:r>
           </w:p>
         </w:tc>
       </w:tr>
     </w:tbl>
-    <w:p/>
     <w:p>
-      <w:pPr/>
       <w:r>
-        <w:t>Fused CLIP produced the highest NDCG@10 and MRR; evidence reranking produced the numerically highest HR@10 by 0.001. Against MiniLM, fused CLIP improved HR@10 by 0.066 and NDCG@10 by 0.0271. Both contrasts remained significant after Holm correction across 28 comparisons (adjusted \(p=0.0112\) and \(p=0.0400\), respectively). Against CLIP text, fused CLIP improved HR@10 by 0.039 and NDCG@10 by 0.0185; both adjusted \(p=0.0112\). Fused CLIP did not significantly outperform CLIP image after multiplicity correction, although its point estimates were higher.</w:t>
-      </w:r>
-    </w:p>
-    <w:p>
-      <w:pPr/>
-      <w:r>
-        <w:t>The main fused-versus-reranked contrasts were all non-significant. Expressed as fused minus reranked, HR@10 was −0.001 (95% CI −0.0207 to 0.0182; adjusted \(p=1.000\)); NDCG@10 was +0.00216 (−0.00617 to 0.01064; adjusted \(p=1.000\)); and MRR was +0.00315 (−0.00475 to 0.01093; adjusted \(p=1.000\)). At ranks one and five, intervals likewise crossed zero. The evidence component therefore neither significantly improved nor significantly degraded recommendation effectiveness relative to fused CLIP under this controlled task.</w:t>
-      </w:r>
-    </w:p>
-    <w:p>
-      <w:pPr/>
-      <w:r>
-        <w:t>This null contrast is substantively informative. The evidence score was not harmless because it was too weak to affect the order, nor was it an accuracy booster. Instead, it introduced a different ranking signal while preserving broadly similar aggregate effectiveness. The next section quantifies that participation directly.</w:t>
+        <w:t>Fused CLIP was the strongest tested conventional retrieval pathway. Evidence reranking did not improve these aggregate relevance measures, so it must not be presented as an accuracy improvement. It did, however, change the top-ranked recommendation in 26.5% of cases, with mean top-five overlap of 3.859, mean top-one evidence-score gain of 0.1473, and mean pre-to-post rank shift of 0.566. One hundred and forty-eight of the 200 rules occurred in at least one locked trace. The symbolic component therefore materially participated in the decisions it later helped explain.</w:t>
       </w:r>
     </w:p>
     <w:p>
@@ -827,31 +525,17 @@
         <w:pStyle w:val="Heading2"/>
       </w:pPr>
       <w:r>
-        <w:t>4.5 Evidence participation and rule use</w:t>
+        <w:t>4.4 Explanation completion and pairing</w:t>
       </w:r>
     </w:p>
     <w:p>
-      <w:pPr/>
       <w:r>
-        <w:t>Evidence reranking changed the top recommendation in 505 of 1,000 cases (50.5%) and changed the ordered top five in 991 cases (99.1%). The mean top-five set overlap between fused CLIP and evidence reranking was 0.6526, and top-ten overlap was 0.7088. Across the union of top-ten items, the mean absolute rank shift was 5.552 positions. Thus, even when the same candidates often remained near the top, their ordering changed materially.</w:t>
+        <w:t>Five hundred evidence-eligible locked recommendations, balanced at 100 cases per category, formed the explanation study. Gemma 4 12B, Llama 3.1 8B Instruct, and Ministral 3 14B Instruct generated both conditions, giving 3,000 attempted cells. Stage 2 accepted 2,969 explanations. The 31 terminal failures were all Llama Rule-RAG responses exceeding the shared 75-word limit after permitted retries; none was replaced or silently repaired.</w:t>
       </w:r>
     </w:p>
     <w:p>
-      <w:pPr/>
       <w:r>
-        <w:t>The selected items also had higher evidence scores than the positions chosen by fused CLIP. Mean evidence-score gain was 0.01495 at rank one, 0.01177 across the top five, and 0.01001 across the top ten. These gains show that the reranker operated in its intended direction: it promoted candidates better aligned with its expert-rule retrieval function.</w:t>
-      </w:r>
-    </w:p>
-    <w:p>
-      <w:pPr/>
-      <w:r>
-        <w:t>Every locked Stage 6 recommendation retained exactly five scoring rules. Across the 1,000 traces, 112 of the 126 available rules appeared at least once. The distribution had Shannon entropy 5.5815, indicating that evidence participation was not concentrated in a negligible handful of rules. Coverage was not complete because category filtering and semantic relevance excluded some rules from all final traces. The stored rule-frequency table permits inspection of every rule’s retrieval and selection counts.</w:t>
-      </w:r>
-    </w:p>
-    <w:p>
-      <w:pPr/>
-      <w:r>
-        <w:t>Taken together, the recommendation results answer the second research question with a qualified finding. Evidence reranking changed which items were favoured and increased the rule-derived score of selected items, but did not significantly alter held-out outfit-relevance metrics relative to fused CLIP. “Evidence alignment” and “recommendation accuracy” are empirically separable in this system.</w:t>
+        <w:t>Final inference therefore uses generator-specific complete pairs: Gemma 474, Llama 438, and Ministral 456. For the overall estimate, generator-level within-case differences are averaged before resampling, leaving 498 underlying cases with at least one complete generator pair. This prevents multiple generator outputs for a case being treated as independent observations and avoids raw unequal condition totals.</w:t>
       </w:r>
     </w:p>
     <w:p>
@@ -859,88 +543,58 @@
         <w:pStyle w:val="Heading2"/>
       </w:pPr>
       <w:r>
-        <w:t>4.6 Stage 7 generation integrity and length</w:t>
+        <w:t>4.5 Extraction and verification completion</w:t>
       </w:r>
     </w:p>
     <w:p>
-      <w:pPr>
-        <w:jc w:val="center"/>
-      </w:pPr>
       <w:r>
-        <w:drawing>
-          <wp:inline xmlns:a="http://schemas.openxmlformats.org/drawingml/2006/main" xmlns:pic="http://schemas.openxmlformats.org/drawingml/2006/picture">
-            <wp:extent cx="5715000" cy="3204673"/>
-            <wp:docPr id="2" name="Picture 2"/>
-            <wp:cNvGraphicFramePr>
-              <a:graphicFrameLocks noChangeAspect="1"/>
-            </wp:cNvGraphicFramePr>
-            <a:graphic>
-              <a:graphicData uri="http://schemas.openxmlformats.org/drawingml/2006/picture">
-                <pic:pic>
-                  <pic:nvPicPr>
-                    <pic:cNvPr id="0" name="fig_14_stage8_length_and_density.png"/>
-                    <pic:cNvPicPr/>
-                  </pic:nvPicPr>
-                  <pic:blipFill>
-                    <a:blip r:embed="rId12"/>
-                    <a:stretch>
-                      <a:fillRect/>
-                    </a:stretch>
-                  </pic:blipFill>
-                  <pic:spPr>
-                    <a:xfrm>
-                      <a:off x="0" y="0"/>
-                      <a:ext cx="5715000" cy="3204673"/>
-                    </a:xfrm>
-                    <a:prstGeom prst="rect"/>
-                  </pic:spPr>
-                </pic:pic>
-              </a:graphicData>
-            </a:graphic>
-          </wp:inline>
-        </w:drawing>
+        <w:t>Qwen 3.5 9B extracted atomic claims from the 2,969 accepted explanations. Stage 3 accepted 2,965 extraction records containing 17,710 claims; four terminal extraction failures were retained. Phi-4 14B then verified claims against A, the exact trace, the full-KB candidate packet, and observed citations. Stage 4 accepted 2,861 verification records covering 16,804 claims. The 104 terminal verification failures remain in the canonical missingness record.</w:t>
       </w:r>
     </w:p>
     <w:p>
-      <w:pPr>
-        <w:pStyle w:val="Caption"/>
-        <w:jc w:val="center"/>
-      </w:pPr>
+      <w:r>
+        <w:t xml:space="preserve">The verifier preserves separate fields for </w:t>
+      </w:r>
       <w:r>
         <w:rPr>
-          <w:b/>
+          <w:rFonts w:ascii="Consolas" w:hAnsi="Consolas"/>
         </w:rPr>
-        <w:t>Figure 4.2. Explanation length and unsupported-attribute density</w:t>
+        <w:t>trace_support</w:t>
+      </w:r>
+      <w:r>
+        <w:t xml:space="preserve">, </w:t>
+      </w:r>
+      <w:r>
+        <w:rPr>
+          <w:rFonts w:ascii="Consolas" w:hAnsi="Consolas"/>
+        </w:rPr>
+        <w:t>full_kb_support</w:t>
+      </w:r>
+      <w:r>
+        <w:t xml:space="preserve">, </w:t>
+      </w:r>
+      <w:r>
+        <w:rPr>
+          <w:rFonts w:ascii="Consolas" w:hAnsi="Consolas"/>
+        </w:rPr>
+        <w:t>common_reference_support</w:t>
+      </w:r>
+      <w:r>
+        <w:t xml:space="preserve">, and </w:t>
+      </w:r>
+      <w:r>
+        <w:rPr>
+          <w:rFonts w:ascii="Consolas" w:hAnsi="Consolas"/>
+        </w:rPr>
+        <w:t>citation_entailment</w:t>
+      </w:r>
+      <w:r>
+        <w:t>. Of the verified claims, 2,058 were trace-supported and 2,095 were supported by the full KB packet. Common-reference support was 961 supported, 13 not supported, and 15,830 not applicable. Citation entailment was 1,820 entails, 5,502 does not entail, and 9,482 not applicable.</w:t>
       </w:r>
     </w:p>
     <w:p>
-      <w:pPr>
-        <w:pStyle w:val="FigureSource"/>
-        <w:jc w:val="center"/>
-      </w:pPr>
       <w:r>
-        <w:rPr>
-          <w:i/>
-        </w:rPr>
-        <w:t>Source: author-generated from frozen project artifacts.</w:t>
-      </w:r>
-    </w:p>
-    <w:p>
-      <w:pPr/>
-      <w:r>
-        <w:t>The corrected explanation matrix contained exactly 3,000 texts: 500 cases, three generators, and two conditions. Rule-RAG’s 1,500 previously generated texts were reused only after hashes confirmed that their prompts, recommendations, traces, model digests, and 75-word instruction were unchanged. No-RAG’s 1,500 texts were regenerated with the same explicit instruction to use at most 75 words. This correction removes the original avoidable prompt-length asymmetry while preserving the locked recommendation input.</w:t>
-      </w:r>
-    </w:p>
-    <w:p>
-      <w:pPr/>
-      <w:r>
-        <w:t>No-RAG averaged 52.84 words and Rule-RAG 60.55. By generator, the corresponding No-RAG/Rule-RAG means were 46.86/43.14 for Gemma, 63.83/59.73 for Llama, and 47.83/78.77 for Mistral. Hence the aggregate residual difference is 7.71 words rather than the original 137.22-word gap, and its direction is not consistent across generators. Two No-RAG outputs and 243 reused Rule-RAG outputs exceeded 75 words. Outputs were retained intact because post-hoc truncation could selectively remove qualifications or citations. The Stage 5 follow-up independently confirmed the same pattern on its validation cohort: 53.00 No-RAG words against 59.73 Rule-RAG words, with no No-RAG cap violations.</w:t>
-      </w:r>
-    </w:p>
-    <w:p>
-      <w:pPr/>
-      <w:r>
-        <w:t>The correction is a prompt-level length control, not an exact realised-length randomisation. Models can comply differently with the same instruction, particularly the reused Mistral Rule-RAG outputs. Accordingly, the full paired analysis remains the main estimand, and a 30-pair observed-length sensitivity is reported separately. The key methodological improvement is that any remaining verbosity difference is model behaviour under a common limit rather than an experimentally imposed advantage for one condition.</w:t>
+        <w:t>A deterministic correction addressed 163 logically impossible labels where trace support was supported but full-KB support was not supported. For every affected claim, the trace rule was confirmed to occur in its full-KB packet. Only the full-KB label was changed to supported; no model was rerun and no other field was altered. The final invariant is explicit: trace support implies full-KB support.</w:t>
       </w:r>
     </w:p>
     <w:p>
@@ -948,25 +602,352 @@
         <w:pStyle w:val="Heading2"/>
       </w:pPr>
       <w:r>
-        <w:t>4.7 Claim extraction, refusals, and normalisation</w:t>
+        <w:t>4.6 Paired explanation results</w:t>
       </w:r>
     </w:p>
     <w:p>
-      <w:pPr/>
       <w:r>
-        <w:t>Qwen3 extracted 20,838 atomic claims. After separating 1,469 identity/context claims, 19,369 substantive explanatory claims remained: 10,703 No-RAG and 8,666 Rule-RAG. The lower and much closer claim totals than in the original run are consistent with the common 75-word instruction. Two extraction records failed after retry and were retained as missing, rather than silently replaced. No explanation was classified as a refusal in the revised corpus.</w:t>
+        <w:t>Primary contrasts use 5,000 paired percentile bootstrap replicates clustered by underlying case, with Holm adjustment across four prespecified overall metrics. Table 4.2 presents Rule-RAG minus No-RAG. Positive values favour Rule-RAG except for UIFR, where lower is preferable.</w:t>
       </w:r>
     </w:p>
     <w:p>
-      <w:pPr/>
       <w:r>
-        <w:t>Verification was performed by Mistral, not by the Qwen3 extractor. This cross-model separation reduces the most direct form of self-confirmation: the model that proposes the atomic decomposition is not the model deciding whether those claims are supported by A or B. Of 3,000 expected verification records, 2,980 returned verifier outputs; 20 exhausted retry or parsing recovery and remain explicitly missing. There were 20,618 claims in the successfully verified records. The Qwen3 judge completed all 1,500 condition pairs.</w:t>
+        <w:t xml:space="preserve">For metric </w:t>
+      </w:r>
+      <m:oMath>
+        <m:r>
+          <m:t>m</m:t>
+        </m:r>
+      </m:oMath>
+      <w:r>
+        <w:t>, the reported effect is the average within-case difference after first averaging the available generator-specific complete-pair differences:</w:t>
       </w:r>
     </w:p>
     <w:p>
-      <w:pPr/>
+      <w:pPr>
+        <w:jc w:val="center"/>
+      </w:pPr>
+      <m:oMath>
+        <m:r>
+          <m:t>widehatΔ₍m₎=
+(1)/(|Q|)Σ₍q₎∈ Q
+((1)/(|G₍q₎|)Σ₍g₎∈ G₍q₎
+bigl[m(E⁽RuleRAG⁾₍qg₎)-m(E⁽NoRAG⁾₍qg₎)bigr]).
+  (4.1)</m:t>
+        </m:r>
+      </m:oMath>
+    </w:p>
+    <w:p>
       <w:r>
-        <w:t>Deterministic schema normalisation affected 1,280 of the 2,980 actual verifier outputs (42.95%). The code records both the raw response and each normalisation reason. This is still a material evaluator limitation: it demonstrates that local structured output was not perfectly reliable. Normalisation enforced the declared schema and conservative source rules; it did not add new semantic support. All denominators therefore remain visible, and no human audit is claimed.</w:t>
+        <w:t xml:space="preserve">Here, </w:t>
+      </w:r>
+      <m:oMath>
+        <m:r>
+          <m:t>Q</m:t>
+        </m:r>
+      </m:oMath>
+      <w:r>
+        <w:t xml:space="preserve"> is the set of underlying cases with at least one complete pair and </w:t>
+      </w:r>
+      <m:oMath>
+        <m:r>
+          <m:t>G₍q₎</m:t>
+        </m:r>
+      </m:oMath>
+      <w:r>
+        <w:t xml:space="preserve"> is the available generator set for case </w:t>
+      </w:r>
+      <m:oMath>
+        <m:r>
+          <m:t>q</m:t>
+        </m:r>
+      </m:oMath>
+      <w:r>
+        <w:t>. The expression clarifies why three generator outputs for one case are not treated as three independent cases.</w:t>
+      </w:r>
+    </w:p>
+    <w:tbl>
+      <w:tblPr>
+        <w:tblStyle w:val="TableGrid"/>
+        <w:tblW w:type="auto" w:w="0"/>
+        <w:tblLook w:firstColumn="1" w:firstRow="1" w:lastColumn="0" w:lastRow="0" w:noHBand="0" w:noVBand="1" w:val="04A0"/>
+      </w:tblPr>
+      <w:tblGrid>
+        <w:gridCol w:w="1730"/>
+        <w:gridCol w:w="1730"/>
+        <w:gridCol w:w="1730"/>
+        <w:gridCol w:w="1730"/>
+        <w:gridCol w:w="1730"/>
+      </w:tblGrid>
+      <w:tr>
+        <w:tc>
+          <w:tcPr>
+            <w:tcW w:type="dxa" w:w="1730"/>
+          </w:tcPr>
+          <w:p>
+            <w:r>
+              <w:t>Metric</w:t>
+            </w:r>
+          </w:p>
+        </w:tc>
+        <w:tc>
+          <w:tcPr>
+            <w:tcW w:type="dxa" w:w="1730"/>
+          </w:tcPr>
+          <w:p>
+            <w:r>
+              <w:t>Paired cases</w:t>
+            </w:r>
+          </w:p>
+        </w:tc>
+        <w:tc>
+          <w:tcPr>
+            <w:tcW w:type="dxa" w:w="1730"/>
+          </w:tcPr>
+          <w:p>
+            <w:r>
+              <w:t>Difference</w:t>
+            </w:r>
+          </w:p>
+        </w:tc>
+        <w:tc>
+          <w:tcPr>
+            <w:tcW w:type="dxa" w:w="1730"/>
+          </w:tcPr>
+          <w:p>
+            <w:r>
+              <w:t>95% CI</w:t>
+            </w:r>
+          </w:p>
+        </w:tc>
+        <w:tc>
+          <w:tcPr>
+            <w:tcW w:type="dxa" w:w="1730"/>
+          </w:tcPr>
+          <w:p>
+            <w:r>
+              <w:t>Holm-adjusted p</w:t>
+            </w:r>
+          </w:p>
+        </w:tc>
+      </w:tr>
+      <w:tr>
+        <w:tc>
+          <w:tcPr>
+            <w:tcW w:type="dxa" w:w="1730"/>
+          </w:tcPr>
+          <w:p>
+            <w:r>
+              <w:t>Reranking-trace claim support rate</w:t>
+            </w:r>
+          </w:p>
+        </w:tc>
+        <w:tc>
+          <w:tcPr>
+            <w:tcW w:type="dxa" w:w="1730"/>
+          </w:tcPr>
+          <w:p>
+            <w:r>
+              <w:t>498</w:t>
+            </w:r>
+          </w:p>
+        </w:tc>
+        <w:tc>
+          <w:tcPr>
+            <w:tcW w:type="dxa" w:w="1730"/>
+          </w:tcPr>
+          <w:p>
+            <w:r>
+              <w:t>+21.02 pp</w:t>
+            </w:r>
+          </w:p>
+        </w:tc>
+        <w:tc>
+          <w:tcPr>
+            <w:tcW w:type="dxa" w:w="1730"/>
+          </w:tcPr>
+          <w:p>
+            <w:r>
+              <w:t>+19.72 to +22.37 pp</w:t>
+            </w:r>
+          </w:p>
+        </w:tc>
+        <w:tc>
+          <w:tcPr>
+            <w:tcW w:type="dxa" w:w="1730"/>
+          </w:tcPr>
+          <w:p>
+            <w:r>
+              <w:t>0.0016</w:t>
+            </w:r>
+          </w:p>
+        </w:tc>
+      </w:tr>
+      <w:tr>
+        <w:tc>
+          <w:tcPr>
+            <w:tcW w:type="dxa" w:w="1730"/>
+          </w:tcPr>
+          <w:p>
+            <w:r>
+              <w:t>Full-KB claim support rate</w:t>
+            </w:r>
+          </w:p>
+        </w:tc>
+        <w:tc>
+          <w:tcPr>
+            <w:tcW w:type="dxa" w:w="1730"/>
+          </w:tcPr>
+          <w:p>
+            <w:r>
+              <w:t>498</w:t>
+            </w:r>
+          </w:p>
+        </w:tc>
+        <w:tc>
+          <w:tcPr>
+            <w:tcW w:type="dxa" w:w="1730"/>
+          </w:tcPr>
+          <w:p>
+            <w:r>
+              <w:t>+21.40 pp</w:t>
+            </w:r>
+          </w:p>
+        </w:tc>
+        <w:tc>
+          <w:tcPr>
+            <w:tcW w:type="dxa" w:w="1730"/>
+          </w:tcPr>
+          <w:p>
+            <w:r>
+              <w:t>+20.11 to +22.71 pp</w:t>
+            </w:r>
+          </w:p>
+        </w:tc>
+        <w:tc>
+          <w:tcPr>
+            <w:tcW w:type="dxa" w:w="1730"/>
+          </w:tcPr>
+          <w:p>
+            <w:r>
+              <w:t>0.0016</w:t>
+            </w:r>
+          </w:p>
+        </w:tc>
+      </w:tr>
+      <w:tr>
+        <w:tc>
+          <w:tcPr>
+            <w:tcW w:type="dxa" w:w="1730"/>
+          </w:tcPr>
+          <w:p>
+            <w:r>
+              <w:t>Unsupported Item-Fact Rate</w:t>
+            </w:r>
+          </w:p>
+        </w:tc>
+        <w:tc>
+          <w:tcPr>
+            <w:tcW w:type="dxa" w:w="1730"/>
+          </w:tcPr>
+          <w:p>
+            <w:r>
+              <w:t>53</w:t>
+            </w:r>
+          </w:p>
+        </w:tc>
+        <w:tc>
+          <w:tcPr>
+            <w:tcW w:type="dxa" w:w="1730"/>
+          </w:tcPr>
+          <w:p>
+            <w:r>
+              <w:t>+0.63 pp</w:t>
+            </w:r>
+          </w:p>
+        </w:tc>
+        <w:tc>
+          <w:tcPr>
+            <w:tcW w:type="dxa" w:w="1730"/>
+          </w:tcPr>
+          <w:p>
+            <w:r>
+              <w:t>-5.03 to +5.66 pp</w:t>
+            </w:r>
+          </w:p>
+        </w:tc>
+        <w:tc>
+          <w:tcPr>
+            <w:tcW w:type="dxa" w:w="1730"/>
+          </w:tcPr>
+          <w:p>
+            <w:r>
+              <w:t>0.9042</w:t>
+            </w:r>
+          </w:p>
+        </w:tc>
+      </w:tr>
+      <w:tr>
+        <w:tc>
+          <w:tcPr>
+            <w:tcW w:type="dxa" w:w="1730"/>
+          </w:tcPr>
+          <w:p>
+            <w:r>
+              <w:t>Trace-supported claims per 100 words</w:t>
+            </w:r>
+          </w:p>
+        </w:tc>
+        <w:tc>
+          <w:tcPr>
+            <w:tcW w:type="dxa" w:w="1730"/>
+          </w:tcPr>
+          <w:p>
+            <w:r>
+              <w:t>498</w:t>
+            </w:r>
+          </w:p>
+        </w:tc>
+        <w:tc>
+          <w:tcPr>
+            <w:tcW w:type="dxa" w:w="1730"/>
+          </w:tcPr>
+          <w:p>
+            <w:r>
+              <w:t>+1.60</w:t>
+            </w:r>
+          </w:p>
+        </w:tc>
+        <w:tc>
+          <w:tcPr>
+            <w:tcW w:type="dxa" w:w="1730"/>
+          </w:tcPr>
+          <w:p>
+            <w:r>
+              <w:t>+1.48 to +1.72</w:t>
+            </w:r>
+          </w:p>
+        </w:tc>
+        <w:tc>
+          <w:tcPr>
+            <w:tcW w:type="dxa" w:w="1730"/>
+          </w:tcPr>
+          <w:p>
+            <w:r>
+              <w:t>0.0016</w:t>
+            </w:r>
+          </w:p>
+        </w:tc>
+      </w:tr>
+    </w:tbl>
+    <w:p>
+      <w:r>
+        <w:t>Rule-RAG substantially increased claims supported by both the exact trace and the wider final KB packet. The increase of 1.60 trace-supported claims per 100 words shows that the result is not merely an effect of output volume. For No-RAG, agreement with hidden B is post-hoc alignment; for Rule-RAG, support is evidence-grounded because B was available in the prompt.</w:t>
+      </w:r>
+    </w:p>
+    <w:p>
+      <w:r>
+        <w:t>UIFR is inconclusive. It applies only when both paired explanations contain the relevant common-reference item-fact claim type, leaving 53 pairs. The interval includes both small benefit and small harm, so it cannot justify a corpus-wide claim that Rule-RAG reduces item-fact overreach.</w:t>
       </w:r>
     </w:p>
     <w:p>
@@ -974,118 +955,22 @@
         <w:pStyle w:val="Heading2"/>
       </w:pPr>
       <w:r>
-        <w:t>4.8 Decision-Trace Alignment</w:t>
+        <w:t>4.7 Robustness, citations, and research questions</w:t>
       </w:r>
     </w:p>
     <w:p>
-      <w:pPr>
-        <w:jc w:val="center"/>
-      </w:pPr>
       <w:r>
-        <w:drawing>
-          <wp:inline xmlns:a="http://schemas.openxmlformats.org/drawingml/2006/main" xmlns:pic="http://schemas.openxmlformats.org/drawingml/2006/picture">
-            <wp:extent cx="5715000" cy="2747752"/>
-            <wp:docPr id="3" name="Picture 3"/>
-            <wp:cNvGraphicFramePr>
-              <a:graphicFrameLocks noChangeAspect="1"/>
-            </wp:cNvGraphicFramePr>
-            <a:graphic>
-              <a:graphicData uri="http://schemas.openxmlformats.org/drawingml/2006/picture">
-                <pic:pic>
-                  <pic:nvPicPr>
-                    <pic:cNvPr id="0" name="fig_10_stage8_primary_metrics.png"/>
-                    <pic:cNvPicPr/>
-                  </pic:nvPicPr>
-                  <pic:blipFill>
-                    <a:blip r:embed="rId13"/>
-                    <a:stretch>
-                      <a:fillRect/>
-                    </a:stretch>
-                  </pic:blipFill>
-                  <pic:spPr>
-                    <a:xfrm>
-                      <a:off x="0" y="0"/>
-                      <a:ext cx="5715000" cy="2747752"/>
-                    </a:xfrm>
-                    <a:prstGeom prst="rect"/>
-                  </pic:spPr>
-                </pic:pic>
-              </a:graphicData>
-            </a:graphic>
-          </wp:inline>
-        </w:drawing>
+        <w:t>The primary support effects were positive for every generator. Trace-support differences were +25.09 percentage points for Gemma, +26.74 for Llama, and +11.35 for Ministral; full-KB differences were +25.22, +27.26, and +11.77 points. All corresponding confidence intervals excluded zero. All five categories also showed positive trace and full-KB support differences, with intervals excluding zero. This establishes directional robustness within the tested roster and categories, not universal generalisation.</w:t>
       </w:r>
     </w:p>
     <w:p>
-      <w:pPr>
-        <w:pStyle w:val="Caption"/>
-        <w:jc w:val="center"/>
-      </w:pPr>
       <w:r>
-        <w:rPr>
-          <w:b/>
-        </w:rPr>
-        <w:t>Figure 4.3. Primary Decision-Trace Alignment and UIAR results</w:t>
+        <w:t>Citation markers improve inspectability but are not treated as support. A claim can carry a malformed, irrelevant, or non-entailing rule identifier. The verified citation-entailment field is therefore essential: the experiment demonstrates source provenance and stronger source-grounded claim rates, but not that citation syntax alone validates a claim.</w:t>
       </w:r>
     </w:p>
     <w:p>
-      <w:pPr>
-        <w:pStyle w:val="FigureSource"/>
-        <w:jc w:val="center"/>
-      </w:pPr>
       <w:r>
-        <w:rPr>
-          <w:i/>
-        </w:rPr>
-        <w:t>Source: author-generated from frozen project artifacts.</w:t>
-      </w:r>
-    </w:p>
-    <w:p>
-      <w:pPr>
-        <w:pStyle w:val="Heading3"/>
-      </w:pPr>
-      <w:r>
-        <w:t>4.8.1 Overall results</w:t>
-      </w:r>
-    </w:p>
-    <w:p>
-      <w:pPr/>
-      <w:r>
-        <w:t>The revised cross-model verification reverses the earlier DTA result. No-RAG contained 9,641 B-aligned substantive claims out of 10,703, giving micro post-hoc DTA of 90.08%. Rule-RAG contained 7,362 B-aligned claims out of 8,666, giving micro DTA of 84.95%. Macro rates were 91.45% and 86.36%, respectively. Across 1,480 paired eligible explanations, Rule-RAG minus No-RAG macro DTA was −5.13 percentage points (95% case-cluster bootstrap CI −6.51 to −3.77; two-sided \(p=0.0004\)).</w:t>
-      </w:r>
-    </w:p>
-    <w:p>
-      <w:pPr/>
-      <w:r>
-        <w:t>This is a negative answer to the narrow claim that exposing B increases alignment with B. It does not imply that No-RAG accessed the hidden trace. Rather, the selected rules encode common fashion relations that the generators can often reconstruct from the item context, and the cross-model verifier accepted those post-hoc matches at a high rate. Rule-RAG also made more case-specific statements whose strict entailment was not always accepted. The result makes the distinction between post-hoc trace agreement and visible-evidence grounding essential.</w:t>
-      </w:r>
-    </w:p>
-    <w:p>
-      <w:pPr>
-        <w:pStyle w:val="Heading3"/>
-      </w:pPr>
-      <w:r>
-        <w:t>4.8.2 Generator results</w:t>
-      </w:r>
-    </w:p>
-    <w:p>
-      <w:pPr/>
-      <w:r>
-        <w:t>Generator and category tables are retained as robustness descriptions rather than used to rescue the rejected directional hypothesis. The overall paired estimate is based on 1,480 explanation pairs: 498 Gemma pairs, 491 Llama pairs, and 491 Mistral pairs. Small differences in eligibility arise from the two extraction and 20 verification failures. The central point is stable at the pooled level: the common-reference DTA metric does not support a Rule-RAG advantage under the cross-model pipeline.</w:t>
-      </w:r>
-    </w:p>
-    <w:p>
-      <w:pPr>
-        <w:pStyle w:val="Heading3"/>
-      </w:pPr>
-      <w:r>
-        <w:t>4.8.3 Category results</w:t>
-      </w:r>
-    </w:p>
-    <w:p>
-      <w:pPr/>
-      <w:r>
-        <w:t>The five categories contributed between 292 and 299 paired eligible observations each. These subgroup estimates are exploratory because the primary correction changed both generated text and verifier. They are useful for identifying category-specific behaviour, but the thesis places the inferential weight on the pre-declared overall paired contrast and reports the unfavourable direction without selective subgroup emphasis.</w:t>
+        <w:t>RQ1 is supported: trace exposure increased trace support by 21.02 points and full-KB support by 21.40 points. RQ2 is inconclusive because UIFR has sparse complete-pair eligibility. RQ3 is answered conservatively: citation syntax does not demonstrate citation entailment. RQ4 is supported for the primary support outcomes, whose direction held across all generators and categories; it is limited by failure asymmetry and sparse UIFR eligibility.</w:t>
       </w:r>
     </w:p>
     <w:p>
@@ -1093,118 +978,12 @@
         <w:pStyle w:val="Heading2"/>
       </w:pPr>
       <w:r>
-        <w:t>4.9 Unsupported Item-Attribute Rate</w:t>
+        <w:t>4.8 Chapter summary</w:t>
       </w:r>
     </w:p>
     <w:p>
-      <w:pPr>
-        <w:pStyle w:val="Heading3"/>
-      </w:pPr>
       <w:r>
-        <w:t>4.9.1 Claim-level and explanation-level results</w:t>
-      </w:r>
-    </w:p>
-    <w:p>
-      <w:pPr/>
-      <w:r>
-        <w:t>The verifier identified 925 eligible item-attribute claims in No-RAG and 776 in Rule-RAG. Micro UIAR was 62.38% for No-RAG and 37.11% for Rule-RAG. Among explanations containing at least one eligible assertion, macro UIAR was 67.17% and 44.72%, respectively. Thus, the Rule-RAG advantage remains after the equal prompt limit and after changing the verifier model.</w:t>
-      </w:r>
-    </w:p>
-    <w:p>
-      <w:pPr/>
-      <w:r>
-        <w:t>The paired estimate used the 192 explanations for which both conditions had an eligible item-attribute denominator. Rule-RAG minus No-RAG macro UIAR was −17.45 percentage points (95% case-cluster bootstrap CI −24.61 to −10.56; \(p=0.0004\)). This is narrower than a comparison of all outputs: it asks whether the unsupported fraction differs when both paired texts choose to make concrete item assertions. Texts without an eligible claim are N/A, not automatically successful.</w:t>
-      </w:r>
-    </w:p>
-    <w:p>
-      <w:pPr>
-        <w:pStyle w:val="Heading3"/>
-      </w:pPr>
-      <w:r>
-        <w:t>4.9.2 Unsupported Attribute Density</w:t>
-      </w:r>
-    </w:p>
-    <w:p>
-      <w:pPr/>
-      <w:r>
-        <w:t>No-RAG produced 0.728 unsupported item-attribute claims per 100 words; Rule-RAG produced 0.317. Explanation-macro densities were 0.745 and 0.298. This approximately 56% micro reduction is important because both prompts carried the same word limit and because density additionally normalises realised output length. It does not establish world truth: “unsupported” means not established by the supplied evidence boundary.</w:t>
-      </w:r>
-    </w:p>
-    <w:p>
-      <w:pPr>
-        <w:pStyle w:val="Heading3"/>
-      </w:pPr>
-      <w:r>
-        <w:t>4.9.3 Subgroup and robustness results</w:t>
-      </w:r>
-    </w:p>
-    <w:p>
-      <w:pPr>
-        <w:jc w:val="center"/>
-      </w:pPr>
-      <w:r>
-        <w:drawing>
-          <wp:inline xmlns:a="http://schemas.openxmlformats.org/drawingml/2006/main" xmlns:pic="http://schemas.openxmlformats.org/drawingml/2006/picture">
-            <wp:extent cx="5715000" cy="2853851"/>
-            <wp:docPr id="4" name="Picture 4"/>
-            <wp:cNvGraphicFramePr>
-              <a:graphicFrameLocks noChangeAspect="1"/>
-            </wp:cNvGraphicFramePr>
-            <a:graphic>
-              <a:graphicData uri="http://schemas.openxmlformats.org/drawingml/2006/picture">
-                <pic:pic>
-                  <pic:nvPicPr>
-                    <pic:cNvPr id="0" name="fig_13_stage8_generator_heterogeneity.png"/>
-                    <pic:cNvPicPr/>
-                  </pic:nvPicPr>
-                  <pic:blipFill>
-                    <a:blip r:embed="rId14"/>
-                    <a:stretch>
-                      <a:fillRect/>
-                    </a:stretch>
-                  </pic:blipFill>
-                  <pic:spPr>
-                    <a:xfrm>
-                      <a:off x="0" y="0"/>
-                      <a:ext cx="5715000" cy="2853851"/>
-                    </a:xfrm>
-                    <a:prstGeom prst="rect"/>
-                  </pic:spPr>
-                </pic:pic>
-              </a:graphicData>
-            </a:graphic>
-          </wp:inline>
-        </w:drawing>
-      </w:r>
-    </w:p>
-    <w:p>
-      <w:pPr>
-        <w:pStyle w:val="Caption"/>
-        <w:jc w:val="center"/>
-      </w:pPr>
-      <w:r>
-        <w:rPr>
-          <w:b/>
-        </w:rPr>
-        <w:t>Figure 4.4. Generator heterogeneity in DTA and UIAR</w:t>
-      </w:r>
-    </w:p>
-    <w:p>
-      <w:pPr>
-        <w:pStyle w:val="FigureSource"/>
-        <w:jc w:val="center"/>
-      </w:pPr>
-      <w:r>
-        <w:rPr>
-          <w:i/>
-        </w:rPr>
-        <w:t>Source: author-generated from frozen project artifacts.</w:t>
-      </w:r>
-    </w:p>
-    <w:p>
-      <w:pPr/>
-      <w:r>
-        <w:t>UIAR eligibility remained sparse relative to all substantive claims: 547 No-RAG and 459 Rule-RAG explanations had at least one eligible attribute claim. The paired intersection was smaller still. Generator and category estimates are therefore reported with denominators and treated as exploratory. The overall result is nevertheless supported by three views with the same direction: claim-micro UIAR, eligible-explanation macro UIAR, and unsupported-attribute density.</w:t>
+        <w:t>The final run establishes an auditable chain from reranking to explanation. The 200-rule KB changed a meaningful share of rankings without improving fused-CLIP relevance, and its exact five-rule trace was supplied unchanged to Rule-RAG. In complete-pair, case-clustered analysis, Rule-RAG produced substantially more trace-supported and full-KB-supported claims, as well as more trace-supported claims per one hundred words. The results do not establish general recommendation superiority, human preference, full-catalogue performance, or reduced UIFR. Chapter 5 interprets this bounded but robust grounding result alongside its limitations.</w:t>
       </w:r>
     </w:p>
     <w:p>
@@ -1212,19 +991,22 @@
         <w:pStyle w:val="Heading2"/>
       </w:pPr>
       <w:r>
-        <w:t>4.10 Citation integrity</w:t>
+        <w:t>4.9 Interpretation of recommendation effectiveness</w:t>
       </w:r>
     </w:p>
     <w:p>
-      <w:pPr/>
       <w:r>
-        <w:t>Citation metrics apply only to Rule-RAG. Under the strict cross-model schema, citation precision was 87.5% at claim-micro level (21 valid of 24 evaluated citation relations) and 88.14% macro. However, only 19 of 8,275 rule-required claims received a validly verified citation, giving micro coverage of 0.23% and macro coverage of 0.28%. No-RAG remains N/A because it was neither shown nor asked to cite B.</w:t>
+        <w:t>The recommendation results are best read as a trade-off rather than a ranking win. Text-only MiniLM obtained the highest HR@1, whereas fused CLIP produced the best aggregate top-five, top-ten, NDCG, and reciprocal-rank values among the evaluated methods. This pattern is plausible in a controlled outfit-completion setting: a single exact hit at rank one and broader ranking quality are related but not identical properties. It also cautions against reducing the comparison to one preferred metric.</w:t>
       </w:r>
     </w:p>
     <w:p>
-      <w:pPr/>
       <w:r>
-        <w:t>These values must be read together. High precision on 24 evaluated relations is too sparse to support a broad claim that citations were generally valid, while near-zero strict coverage conflicts with the visible prevalence of bracketed rule identifiers. The result primarily exposes a limitation of the cross-model citation-relation parser and verifier under this schema. The thesis therefore reports citation presence as useful for auditability but treats strict citation validity as evaluator-dependent and inconclusive rather than “substantial”.</w:t>
+        <w:t>The evidence reranker preserved much of the fused model's ranking performance but was lower on every headline aggregate metric in Table 4.1. Its HR@10 was 22.5% rather than 23.1%, NDCG@10 was 11.4% rather than 12.2%, and MRR was 10.6% rather than 11.4%. The bootstrap intervals quantify uncertainty around each method, but this study was not designed as a non-inferiority trial with a predeclared equivalence margin. The correct conclusion is consequently not that the two systems are equivalent. It is that the final evidence does not demonstrate an accuracy advantage for reranking, while it does demonstrate that the rule component materially changes selected recommendations.</w:t>
+      </w:r>
+    </w:p>
+    <w:p>
+      <w:r>
+        <w:t>This distinction matters for the explanation study. A system can expose a more inspectable evidence record by weighting a symbolic score, yet that record may lead it away from the latent compatibility signal captured by the multimodal encoder. Conversely, a system can optimise an offline relevance proxy without retaining a human-readable account of why an item rose above alternatives. The present results do not resolve that design tension. They make it observable: conventional relevance and evidence traceability are separate evaluation objectives.</w:t>
       </w:r>
     </w:p>
     <w:p>
@@ -1232,19 +1014,22 @@
         <w:pStyle w:val="Heading2"/>
       </w:pPr>
       <w:r>
-        <w:t>4.11 Secondary visible-evidence and shared-reference analyses</w:t>
+        <w:t>4.10 Trace participation and coverage</w:t>
       </w:r>
     </w:p>
     <w:p>
-      <w:pPr/>
       <w:r>
-        <w:t>Visible-evidence support supplies the clearest positive grounding result. Against what each generator could actually see, No-RAG support was 2.31% micro and 1.79% macro, whereas Rule-RAG support was 89.12% micro and 89.47% macro. The paired macro difference was +87.73 percentage points. This comparison is intentionally asymmetric in evidence availability: it measures whether a user-facing reason is grounded in the material supplied to that condition.</w:t>
+        <w:t>The 148 rules observed in at least one locked trace indicate broad participation by the final KB. The remaining rules were not necessarily irrelevant or defective; they may have been inapplicable to the sampled cases, represented less common styling relations, or ranked below the five retained rules. Nevertheless, reporting coverage avoids a misleading picture in which a 200-rule resource appears fully exercised simply because it was available to retrieval.</w:t>
       </w:r>
     </w:p>
     <w:p>
-      <w:pPr/>
       <w:r>
-        <w:t>The source decomposition explains why DTA and visible support disagree. No-RAG had 9,632 B-only claims and only 247 claims supported by A (A-only or A+B). Those B-only matches are post-hoc alignment, not evidence use, because B was hidden. Rule-RAG had 7,334 B-only and 28 A+B claims, reflecting direct access to the trace. Against a common A+B reference, No-RAG support was 92.30% and Rule-RAG 89.12% micro. Thus Rule-RAG does not win the common-reference entailment contest; it wins the operational grounding contest because its accepted reasons are tied to information the model actually received.</w:t>
+        <w:t>The stored trace contains more than rule text. It preserves the rule identifiers, retrieval similarity, reliability weight, bonus, ordering, and weighted contribution used by the evidence score. This permits a direct audit of the chain from candidate scoring to the Rule-RAG prompt. The trace is therefore stronger than a post-hoc list of thematically relevant rules. It does not, however, capture every feature of the CLIP score, and it should not be described as a complete causal explanation of all neural computations. It is an exact account of the symbolic evidence component of the hybrid reranker.</w:t>
+      </w:r>
+    </w:p>
+    <w:p>
+      <w:r>
+        <w:t>This architectural boundary also clarifies why the trace and full-KB outcomes are both reported. Trace support is the stricter outcome: it ties a claim to rule evidence that contributed to the selected candidate's reranking. Full-KB support permits relevant rules in the record's larger candidate packet, including rules that did not appear among the selected five. The small difference between the support totals does not eliminate the conceptual distinction. A thesis claim about decision evidence should rely primarily on trace support, while full-KB support provides a broader knowledge-grounding view.</w:t>
       </w:r>
     </w:p>
     <w:p>
@@ -1252,722 +1037,22 @@
         <w:pStyle w:val="Heading2"/>
       </w:pPr>
       <w:r>
-        <w:t>4.12 General quality judgments</w:t>
+        <w:t>4.11 Missingness and failure accounting</w:t>
       </w:r>
     </w:p>
     <w:p>
-      <w:pPr>
-        <w:jc w:val="center"/>
-      </w:pPr>
       <w:r>
-        <w:drawing>
-          <wp:inline xmlns:a="http://schemas.openxmlformats.org/drawingml/2006/main" xmlns:pic="http://schemas.openxmlformats.org/drawingml/2006/picture">
-            <wp:extent cx="5715000" cy="2687170"/>
-            <wp:docPr id="5" name="Picture 5"/>
-            <wp:cNvGraphicFramePr>
-              <a:graphicFrameLocks noChangeAspect="1"/>
-            </wp:cNvGraphicFramePr>
-            <a:graphic>
-              <a:graphicData uri="http://schemas.openxmlformats.org/drawingml/2006/picture">
-                <pic:pic>
-                  <pic:nvPicPr>
-                    <pic:cNvPr id="0" name="fig_11_stage8_judge_paired_effects.png"/>
-                    <pic:cNvPicPr/>
-                  </pic:nvPicPr>
-                  <pic:blipFill>
-                    <a:blip r:embed="rId15"/>
-                    <a:stretch>
-                      <a:fillRect/>
-                    </a:stretch>
-                  </pic:blipFill>
-                  <pic:spPr>
-                    <a:xfrm>
-                      <a:off x="0" y="0"/>
-                      <a:ext cx="5715000" cy="2687170"/>
-                    </a:xfrm>
-                    <a:prstGeom prst="rect"/>
-                  </pic:spPr>
-                </pic:pic>
-              </a:graphicData>
-            </a:graphic>
-          </wp:inline>
-        </w:drawing>
+        <w:t>The pipeline retained failure records at every stage. Of 3,000 generation attempts, 2,969 explanations were accepted. Of these, 2,965 were successfully extracted and 2,861 completed verification. This yields a final claim-verification coverage of 16,804 claims from 2,861 explanation records. Failures were not converted to zero claims, favourable labels, or synthetic replacements. Such handling would create a false appearance of complete coverage and could bias a comparison if a condition were more difficult to parse or verify.</w:t>
       </w:r>
     </w:p>
     <w:p>
-      <w:pPr>
-        <w:pStyle w:val="Caption"/>
-        <w:jc w:val="center"/>
-      </w:pPr>
       <w:r>
-        <w:rPr>
-          <w:b/>
-        </w:rPr>
-        <w:t>Figure 4.5. Paired automated explanation-quality effects</w:t>
+        <w:t>The generation failures were not balanced: all 31 occurred in Llama Rule-RAG. This is a protocol-compliance limitation rather than evidence that Rule-RAG fails semantically. Still, it matters because a complete-pair estimate describes retained paired outputs, not the behaviour of cells that failed the output contract. The generator-specific pairing policy addresses the immediate statistical issue: it prevents a Rule-RAG total of 469 being compared with a No-RAG total of 500 as if the observations were paired. It does not turn missing outputs into evidence of success.</w:t>
       </w:r>
     </w:p>
     <w:p>
-      <w:pPr>
-        <w:pStyle w:val="FigureSource"/>
-        <w:jc w:val="center"/>
-      </w:pPr>
       <w:r>
-        <w:rPr>
-          <w:i/>
-        </w:rPr>
-        <w:t>Source: author-generated from frozen project artifacts.</w:t>
-      </w:r>
-    </w:p>
-    <w:p>
-      <w:pPr/>
-      <w:r>
-        <w:t>Rule-RAG scored higher on all six 1–5 dimensions. Mean input consistency rose from 3.947 to 4.987; general quality from 4.148 to 4.811; clarity from 4.535 to 4.961; specificity from 3.207 to 4.713; hallucination control from 3.806 to 4.961; and evidence-use correctness from 1.646 to 4.981.</w:t>
-      </w:r>
-    </w:p>
-    <w:p>
-      <w:pPr/>
-      <w:r>
-        <w:t>Paired differences and 95% case-cluster intervals were:</w:t>
-      </w:r>
-    </w:p>
-    <w:p>
-      <w:pPr>
-        <w:pStyle w:val="Caption"/>
-      </w:pPr>
-      <w:r>
-        <w:rPr>
-          <w:b/>
-        </w:rPr>
-        <w:t>Table 4.2. Paired automated explanation-quality differences with 95% case-clustered intervals</w:t>
-      </w:r>
-    </w:p>
-    <w:tbl>
-      <w:tblPr>
-        <w:tblStyle w:val="TableGrid"/>
-        <w:tblW w:type="auto" w:w="0"/>
-        <w:jc w:val="center"/>
-        <w:tblLayout w:type="autofit"/>
-        <w:tblLook w:firstColumn="1" w:firstRow="1" w:lastColumn="0" w:lastRow="0" w:noHBand="0" w:noVBand="1" w:val="04A0"/>
-      </w:tblPr>
-      <w:tblGrid>
-        <w:gridCol w:w="2163"/>
-        <w:gridCol w:w="2163"/>
-        <w:gridCol w:w="2163"/>
-        <w:gridCol w:w="2163"/>
-      </w:tblGrid>
-      <w:tr>
-        <w:trPr>
-          <w:tblHeader w:val="true"/>
-        </w:trPr>
-        <w:tc>
-          <w:tcPr>
-            <w:tcW w:type="dxa" w:w="2163"/>
-            <w:vAlign w:val="center"/>
-            <w:shd w:fill="1F4E79"/>
-          </w:tcPr>
-          <w:p>
-            <w:pPr>
-              <w:spacing w:after="40" w:before="40"/>
-              <w:jc w:val="left"/>
-            </w:pPr>
-            <w:r/>
-            <w:r>
-              <w:rPr>
-                <w:rFonts w:ascii="Arial" w:hAnsi="Arial"/>
-                <w:b/>
-                <w:color w:val="FFFFFF"/>
-                <w:sz w:val="17"/>
-              </w:rPr>
-              <w:t>Dimension</w:t>
-            </w:r>
-          </w:p>
-        </w:tc>
-        <w:tc>
-          <w:tcPr>
-            <w:tcW w:type="dxa" w:w="2163"/>
-            <w:vAlign w:val="center"/>
-            <w:shd w:fill="1F4E79"/>
-          </w:tcPr>
-          <w:p>
-            <w:pPr>
-              <w:spacing w:after="40" w:before="40"/>
-              <w:jc w:val="center"/>
-            </w:pPr>
-            <w:r/>
-            <w:r>
-              <w:rPr>
-                <w:rFonts w:ascii="Arial" w:hAnsi="Arial"/>
-                <w:b/>
-                <w:color w:val="FFFFFF"/>
-                <w:sz w:val="17"/>
-              </w:rPr>
-              <w:t>Rule-RAG − No-RAG</w:t>
-            </w:r>
-          </w:p>
-        </w:tc>
-        <w:tc>
-          <w:tcPr>
-            <w:tcW w:type="dxa" w:w="2163"/>
-            <w:vAlign w:val="center"/>
-            <w:shd w:fill="1F4E79"/>
-          </w:tcPr>
-          <w:p>
-            <w:pPr>
-              <w:spacing w:after="40" w:before="40"/>
-              <w:jc w:val="center"/>
-            </w:pPr>
-            <w:r/>
-            <w:r>
-              <w:rPr>
-                <w:rFonts w:ascii="Arial" w:hAnsi="Arial"/>
-                <w:b/>
-                <w:color w:val="FFFFFF"/>
-                <w:sz w:val="17"/>
-              </w:rPr>
-              <w:t>95% CI</w:t>
-            </w:r>
-          </w:p>
-        </w:tc>
-        <w:tc>
-          <w:tcPr>
-            <w:tcW w:type="dxa" w:w="2163"/>
-            <w:vAlign w:val="center"/>
-            <w:shd w:fill="1F4E79"/>
-          </w:tcPr>
-          <w:p>
-            <w:pPr>
-              <w:spacing w:after="40" w:before="40"/>
-              <w:jc w:val="center"/>
-            </w:pPr>
-            <w:r/>
-            <w:r>
-              <w:rPr>
-                <w:rFonts w:ascii="Arial" w:hAnsi="Arial"/>
-                <w:b/>
-                <w:color w:val="FFFFFF"/>
-                <w:sz w:val="17"/>
-              </w:rPr>
-              <w:t>Paired \(d_z\)</w:t>
-            </w:r>
-          </w:p>
-        </w:tc>
-      </w:tr>
-      <w:tr>
-        <w:tc>
-          <w:tcPr>
-            <w:tcW w:type="dxa" w:w="2163"/>
-            <w:vAlign w:val="center"/>
-          </w:tcPr>
-          <w:p>
-            <w:pPr>
-              <w:spacing w:after="40" w:before="40"/>
-              <w:jc w:val="left"/>
-            </w:pPr>
-            <w:r/>
-            <w:r>
-              <w:rPr>
-                <w:rFonts w:ascii="Arial" w:hAnsi="Arial"/>
-                <w:sz w:val="17"/>
-              </w:rPr>
-              <w:t>Input consistency</w:t>
-            </w:r>
-          </w:p>
-        </w:tc>
-        <w:tc>
-          <w:tcPr>
-            <w:tcW w:type="dxa" w:w="2163"/>
-            <w:vAlign w:val="center"/>
-          </w:tcPr>
-          <w:p>
-            <w:pPr>
-              <w:spacing w:after="40" w:before="40"/>
-              <w:jc w:val="center"/>
-            </w:pPr>
-            <w:r/>
-            <w:r>
-              <w:rPr>
-                <w:rFonts w:ascii="Arial" w:hAnsi="Arial"/>
-                <w:sz w:val="17"/>
-              </w:rPr>
-              <w:t>+1.040</w:t>
-            </w:r>
-          </w:p>
-        </w:tc>
-        <w:tc>
-          <w:tcPr>
-            <w:tcW w:type="dxa" w:w="2163"/>
-            <w:vAlign w:val="center"/>
-          </w:tcPr>
-          <w:p>
-            <w:pPr>
-              <w:spacing w:after="40" w:before="40"/>
-              <w:jc w:val="center"/>
-            </w:pPr>
-            <w:r/>
-            <w:r>
-              <w:rPr>
-                <w:rFonts w:ascii="Arial" w:hAnsi="Arial"/>
-                <w:sz w:val="17"/>
-              </w:rPr>
-              <w:t>+0.985 to +1.095</w:t>
-            </w:r>
-          </w:p>
-        </w:tc>
-        <w:tc>
-          <w:tcPr>
-            <w:tcW w:type="dxa" w:w="2163"/>
-            <w:vAlign w:val="center"/>
-          </w:tcPr>
-          <w:p>
-            <w:pPr>
-              <w:spacing w:after="40" w:before="40"/>
-              <w:jc w:val="center"/>
-            </w:pPr>
-            <w:r/>
-            <w:r>
-              <w:rPr>
-                <w:rFonts w:ascii="Arial" w:hAnsi="Arial"/>
-                <w:sz w:val="17"/>
-              </w:rPr>
-              <w:t>0.99</w:t>
-            </w:r>
-          </w:p>
-        </w:tc>
-      </w:tr>
-      <w:tr>
-        <w:tc>
-          <w:tcPr>
-            <w:tcW w:type="dxa" w:w="2163"/>
-            <w:vAlign w:val="center"/>
-            <w:shd w:fill="EAF2F8"/>
-          </w:tcPr>
-          <w:p>
-            <w:pPr>
-              <w:spacing w:after="40" w:before="40"/>
-              <w:jc w:val="left"/>
-            </w:pPr>
-            <w:r/>
-            <w:r>
-              <w:rPr>
-                <w:rFonts w:ascii="Arial" w:hAnsi="Arial"/>
-                <w:sz w:val="17"/>
-              </w:rPr>
-              <w:t>General quality</w:t>
-            </w:r>
-          </w:p>
-        </w:tc>
-        <w:tc>
-          <w:tcPr>
-            <w:tcW w:type="dxa" w:w="2163"/>
-            <w:vAlign w:val="center"/>
-            <w:shd w:fill="EAF2F8"/>
-          </w:tcPr>
-          <w:p>
-            <w:pPr>
-              <w:spacing w:after="40" w:before="40"/>
-              <w:jc w:val="center"/>
-            </w:pPr>
-            <w:r/>
-            <w:r>
-              <w:rPr>
-                <w:rFonts w:ascii="Arial" w:hAnsi="Arial"/>
-                <w:sz w:val="17"/>
-              </w:rPr>
-              <w:t>+0.663</w:t>
-            </w:r>
-          </w:p>
-        </w:tc>
-        <w:tc>
-          <w:tcPr>
-            <w:tcW w:type="dxa" w:w="2163"/>
-            <w:vAlign w:val="center"/>
-            <w:shd w:fill="EAF2F8"/>
-          </w:tcPr>
-          <w:p>
-            <w:pPr>
-              <w:spacing w:after="40" w:before="40"/>
-              <w:jc w:val="center"/>
-            </w:pPr>
-            <w:r/>
-            <w:r>
-              <w:rPr>
-                <w:rFonts w:ascii="Arial" w:hAnsi="Arial"/>
-                <w:sz w:val="17"/>
-              </w:rPr>
-              <w:t>+0.625 to +0.701</w:t>
-            </w:r>
-          </w:p>
-        </w:tc>
-        <w:tc>
-          <w:tcPr>
-            <w:tcW w:type="dxa" w:w="2163"/>
-            <w:vAlign w:val="center"/>
-            <w:shd w:fill="EAF2F8"/>
-          </w:tcPr>
-          <w:p>
-            <w:pPr>
-              <w:spacing w:after="40" w:before="40"/>
-              <w:jc w:val="center"/>
-            </w:pPr>
-            <w:r/>
-            <w:r>
-              <w:rPr>
-                <w:rFonts w:ascii="Arial" w:hAnsi="Arial"/>
-                <w:sz w:val="17"/>
-              </w:rPr>
-              <w:t>0.93</w:t>
-            </w:r>
-          </w:p>
-        </w:tc>
-      </w:tr>
-      <w:tr>
-        <w:tc>
-          <w:tcPr>
-            <w:tcW w:type="dxa" w:w="2163"/>
-            <w:vAlign w:val="center"/>
-          </w:tcPr>
-          <w:p>
-            <w:pPr>
-              <w:spacing w:after="40" w:before="40"/>
-              <w:jc w:val="left"/>
-            </w:pPr>
-            <w:r/>
-            <w:r>
-              <w:rPr>
-                <w:rFonts w:ascii="Arial" w:hAnsi="Arial"/>
-                <w:sz w:val="17"/>
-              </w:rPr>
-              <w:t>Clarity</w:t>
-            </w:r>
-          </w:p>
-        </w:tc>
-        <w:tc>
-          <w:tcPr>
-            <w:tcW w:type="dxa" w:w="2163"/>
-            <w:vAlign w:val="center"/>
-          </w:tcPr>
-          <w:p>
-            <w:pPr>
-              <w:spacing w:after="40" w:before="40"/>
-              <w:jc w:val="center"/>
-            </w:pPr>
-            <w:r/>
-            <w:r>
-              <w:rPr>
-                <w:rFonts w:ascii="Arial" w:hAnsi="Arial"/>
-                <w:sz w:val="17"/>
-              </w:rPr>
-              <w:t>+0.427</w:t>
-            </w:r>
-          </w:p>
-        </w:tc>
-        <w:tc>
-          <w:tcPr>
-            <w:tcW w:type="dxa" w:w="2163"/>
-            <w:vAlign w:val="center"/>
-          </w:tcPr>
-          <w:p>
-            <w:pPr>
-              <w:spacing w:after="40" w:before="40"/>
-              <w:jc w:val="center"/>
-            </w:pPr>
-            <w:r/>
-            <w:r>
-              <w:rPr>
-                <w:rFonts w:ascii="Arial" w:hAnsi="Arial"/>
-                <w:sz w:val="17"/>
-              </w:rPr>
-              <w:t>+0.396 to +0.459</w:t>
-            </w:r>
-          </w:p>
-        </w:tc>
-        <w:tc>
-          <w:tcPr>
-            <w:tcW w:type="dxa" w:w="2163"/>
-            <w:vAlign w:val="center"/>
-          </w:tcPr>
-          <w:p>
-            <w:pPr>
-              <w:spacing w:after="40" w:before="40"/>
-              <w:jc w:val="center"/>
-            </w:pPr>
-            <w:r/>
-            <w:r>
-              <w:rPr>
-                <w:rFonts w:ascii="Arial" w:hAnsi="Arial"/>
-                <w:sz w:val="17"/>
-              </w:rPr>
-              <w:t>0.70</w:t>
-            </w:r>
-          </w:p>
-        </w:tc>
-      </w:tr>
-      <w:tr>
-        <w:tc>
-          <w:tcPr>
-            <w:tcW w:type="dxa" w:w="2163"/>
-            <w:vAlign w:val="center"/>
-            <w:shd w:fill="EAF2F8"/>
-          </w:tcPr>
-          <w:p>
-            <w:pPr>
-              <w:spacing w:after="40" w:before="40"/>
-              <w:jc w:val="left"/>
-            </w:pPr>
-            <w:r/>
-            <w:r>
-              <w:rPr>
-                <w:rFonts w:ascii="Arial" w:hAnsi="Arial"/>
-                <w:sz w:val="17"/>
-              </w:rPr>
-              <w:t>Specificity</w:t>
-            </w:r>
-          </w:p>
-        </w:tc>
-        <w:tc>
-          <w:tcPr>
-            <w:tcW w:type="dxa" w:w="2163"/>
-            <w:vAlign w:val="center"/>
-            <w:shd w:fill="EAF2F8"/>
-          </w:tcPr>
-          <w:p>
-            <w:pPr>
-              <w:spacing w:after="40" w:before="40"/>
-              <w:jc w:val="center"/>
-            </w:pPr>
-            <w:r/>
-            <w:r>
-              <w:rPr>
-                <w:rFonts w:ascii="Arial" w:hAnsi="Arial"/>
-                <w:sz w:val="17"/>
-              </w:rPr>
-              <w:t>+1.506</w:t>
-            </w:r>
-          </w:p>
-        </w:tc>
-        <w:tc>
-          <w:tcPr>
-            <w:tcW w:type="dxa" w:w="2163"/>
-            <w:vAlign w:val="center"/>
-            <w:shd w:fill="EAF2F8"/>
-          </w:tcPr>
-          <w:p>
-            <w:pPr>
-              <w:spacing w:after="40" w:before="40"/>
-              <w:jc w:val="center"/>
-            </w:pPr>
-            <w:r/>
-            <w:r>
-              <w:rPr>
-                <w:rFonts w:ascii="Arial" w:hAnsi="Arial"/>
-                <w:sz w:val="17"/>
-              </w:rPr>
-              <w:t>+1.458 to +1.551</w:t>
-            </w:r>
-          </w:p>
-        </w:tc>
-        <w:tc>
-          <w:tcPr>
-            <w:tcW w:type="dxa" w:w="2163"/>
-            <w:vAlign w:val="center"/>
-            <w:shd w:fill="EAF2F8"/>
-          </w:tcPr>
-          <w:p>
-            <w:pPr>
-              <w:spacing w:after="40" w:before="40"/>
-              <w:jc w:val="center"/>
-            </w:pPr>
-            <w:r/>
-            <w:r>
-              <w:rPr>
-                <w:rFonts w:ascii="Arial" w:hAnsi="Arial"/>
-                <w:sz w:val="17"/>
-              </w:rPr>
-              <w:t>1.75</w:t>
-            </w:r>
-          </w:p>
-        </w:tc>
-      </w:tr>
-      <w:tr>
-        <w:tc>
-          <w:tcPr>
-            <w:tcW w:type="dxa" w:w="2163"/>
-            <w:vAlign w:val="center"/>
-          </w:tcPr>
-          <w:p>
-            <w:pPr>
-              <w:spacing w:after="40" w:before="40"/>
-              <w:jc w:val="left"/>
-            </w:pPr>
-            <w:r/>
-            <w:r>
-              <w:rPr>
-                <w:rFonts w:ascii="Arial" w:hAnsi="Arial"/>
-                <w:sz w:val="17"/>
-              </w:rPr>
-              <w:t>Hallucination control</w:t>
-            </w:r>
-          </w:p>
-        </w:tc>
-        <w:tc>
-          <w:tcPr>
-            <w:tcW w:type="dxa" w:w="2163"/>
-            <w:vAlign w:val="center"/>
-          </w:tcPr>
-          <w:p>
-            <w:pPr>
-              <w:spacing w:after="40" w:before="40"/>
-              <w:jc w:val="center"/>
-            </w:pPr>
-            <w:r/>
-            <w:r>
-              <w:rPr>
-                <w:rFonts w:ascii="Arial" w:hAnsi="Arial"/>
-                <w:sz w:val="17"/>
-              </w:rPr>
-              <w:t>+1.155</w:t>
-            </w:r>
-          </w:p>
-        </w:tc>
-        <w:tc>
-          <w:tcPr>
-            <w:tcW w:type="dxa" w:w="2163"/>
-            <w:vAlign w:val="center"/>
-          </w:tcPr>
-          <w:p>
-            <w:pPr>
-              <w:spacing w:after="40" w:before="40"/>
-              <w:jc w:val="center"/>
-            </w:pPr>
-            <w:r/>
-            <w:r>
-              <w:rPr>
-                <w:rFonts w:ascii="Arial" w:hAnsi="Arial"/>
-                <w:sz w:val="17"/>
-              </w:rPr>
-              <w:t>+1.085 to +1.223</w:t>
-            </w:r>
-          </w:p>
-        </w:tc>
-        <w:tc>
-          <w:tcPr>
-            <w:tcW w:type="dxa" w:w="2163"/>
-            <w:vAlign w:val="center"/>
-          </w:tcPr>
-          <w:p>
-            <w:pPr>
-              <w:spacing w:after="40" w:before="40"/>
-              <w:jc w:val="center"/>
-            </w:pPr>
-            <w:r/>
-            <w:r>
-              <w:rPr>
-                <w:rFonts w:ascii="Arial" w:hAnsi="Arial"/>
-                <w:sz w:val="17"/>
-              </w:rPr>
-              <w:t>0.91</w:t>
-            </w:r>
-          </w:p>
-        </w:tc>
-      </w:tr>
-      <w:tr>
-        <w:tc>
-          <w:tcPr>
-            <w:tcW w:type="dxa" w:w="2163"/>
-            <w:vAlign w:val="center"/>
-            <w:shd w:fill="EAF2F8"/>
-          </w:tcPr>
-          <w:p>
-            <w:pPr>
-              <w:spacing w:after="40" w:before="40"/>
-              <w:jc w:val="left"/>
-            </w:pPr>
-            <w:r/>
-            <w:r>
-              <w:rPr>
-                <w:rFonts w:ascii="Arial" w:hAnsi="Arial"/>
-                <w:sz w:val="17"/>
-              </w:rPr>
-              <w:t>Evidence-use correctness</w:t>
-            </w:r>
-          </w:p>
-        </w:tc>
-        <w:tc>
-          <w:tcPr>
-            <w:tcW w:type="dxa" w:w="2163"/>
-            <w:vAlign w:val="center"/>
-            <w:shd w:fill="EAF2F8"/>
-          </w:tcPr>
-          <w:p>
-            <w:pPr>
-              <w:spacing w:after="40" w:before="40"/>
-              <w:jc w:val="center"/>
-            </w:pPr>
-            <w:r/>
-            <w:r>
-              <w:rPr>
-                <w:rFonts w:ascii="Arial" w:hAnsi="Arial"/>
-                <w:sz w:val="17"/>
-              </w:rPr>
-              <w:t>+3.335</w:t>
-            </w:r>
-          </w:p>
-        </w:tc>
-        <w:tc>
-          <w:tcPr>
-            <w:tcW w:type="dxa" w:w="2163"/>
-            <w:vAlign w:val="center"/>
-            <w:shd w:fill="EAF2F8"/>
-          </w:tcPr>
-          <w:p>
-            <w:pPr>
-              <w:spacing w:after="40" w:before="40"/>
-              <w:jc w:val="center"/>
-            </w:pPr>
-            <w:r/>
-            <w:r>
-              <w:rPr>
-                <w:rFonts w:ascii="Arial" w:hAnsi="Arial"/>
-                <w:sz w:val="17"/>
-              </w:rPr>
-              <w:t>+3.287 to +3.385</w:t>
-            </w:r>
-          </w:p>
-        </w:tc>
-        <w:tc>
-          <w:tcPr>
-            <w:tcW w:type="dxa" w:w="2163"/>
-            <w:vAlign w:val="center"/>
-            <w:shd w:fill="EAF2F8"/>
-          </w:tcPr>
-          <w:p>
-            <w:pPr>
-              <w:spacing w:after="40" w:before="40"/>
-              <w:jc w:val="center"/>
-            </w:pPr>
-            <w:r/>
-            <w:r>
-              <w:rPr>
-                <w:rFonts w:ascii="Arial" w:hAnsi="Arial"/>
-                <w:sz w:val="17"/>
-              </w:rPr>
-              <w:t>3.56</w:t>
-            </w:r>
-          </w:p>
-        </w:tc>
-      </w:tr>
-    </w:tbl>
-    <w:p/>
-    <w:p>
-      <w:pPr/>
-      <w:r>
-        <w:t>All Holm-adjusted paired tests were highly significant. Evidence-use correctness shows the largest difference because the scale explicitly rewards correct use of displayed sources. The result is meaningful for system behaviour but is not an independent human preference estimate. The judge was Qwen3 and had access to the declared evidence boundary; cross-model separation applies to claim verification, not to this holistic judge.</w:t>
-      </w:r>
-    </w:p>
-    <w:p>
-      <w:pPr/>
-      <w:r>
-        <w:t>Ceiling concentration is also visible. Rule-RAG means exceed 4.93 for four dimensions, leaving little range for within-condition correlation. General quality and specificity retained more spread. This ceiling effect helps explain why targeted metrics and judge scores agree strongly across conditions but only weakly among Rule-RAG texts.</w:t>
+        <w:t>Verification failure was smaller but present in both conditions. Gemma had 22 No-RAG and three Rule-RAG terminal verification failures; Llama had 18 and 16; Ministral had 22 and 23. These counts show why missingness must be reported by generator and condition rather than as one aggregate percentage. The final results should be interpreted with the associated denominator table, particularly for secondary outcomes whose eligibility is already restricted.</w:t>
       </w:r>
     </w:p>
     <w:p>
@@ -1975,82 +1060,22 @@
         <w:pStyle w:val="Heading2"/>
       </w:pPr>
       <w:r>
-        <w:t>4.13 Association between targeted metrics and general judgments</w:t>
+        <w:t>4.12 Statistical interpretation</w:t>
       </w:r>
     </w:p>
     <w:p>
-      <w:pPr>
-        <w:jc w:val="center"/>
-      </w:pPr>
       <w:r>
-        <w:drawing>
-          <wp:inline xmlns:a="http://schemas.openxmlformats.org/drawingml/2006/main" xmlns:pic="http://schemas.openxmlformats.org/drawingml/2006/picture">
-            <wp:extent cx="5715000" cy="3296968"/>
-            <wp:docPr id="6" name="Picture 6"/>
-            <wp:cNvGraphicFramePr>
-              <a:graphicFrameLocks noChangeAspect="1"/>
-            </wp:cNvGraphicFramePr>
-            <a:graphic>
-              <a:graphicData uri="http://schemas.openxmlformats.org/drawingml/2006/picture">
-                <pic:pic>
-                  <pic:nvPicPr>
-                    <pic:cNvPr id="0" name="fig_12_stage8_metric_judge_associations.png"/>
-                    <pic:cNvPicPr/>
-                  </pic:nvPicPr>
-                  <pic:blipFill>
-                    <a:blip r:embed="rId16"/>
-                    <a:stretch>
-                      <a:fillRect/>
-                    </a:stretch>
-                  </pic:blipFill>
-                  <pic:spPr>
-                    <a:xfrm>
-                      <a:off x="0" y="0"/>
-                      <a:ext cx="5715000" cy="3296968"/>
-                    </a:xfrm>
-                    <a:prstGeom prst="rect"/>
-                  </pic:spPr>
-                </pic:pic>
-              </a:graphicData>
-            </a:graphic>
-          </wp:inline>
-        </w:drawing>
+        <w:t>The overall explanation analysis uses the underlying case as the resampling unit because outputs from different generators share the same locked recommendation and evidence. The analysis first computes each available generator-specific paired difference, then averages available generator effects within case, and finally bootstraps cases. This procedure respects both repeated measurement and unequal complete-pair availability. It is more conservative than treating the 1,368 complete case--generator pairs as independent rows.</w:t>
       </w:r>
     </w:p>
     <w:p>
-      <w:pPr>
-        <w:pStyle w:val="Caption"/>
-        <w:jc w:val="center"/>
-      </w:pPr>
       <w:r>
-        <w:rPr>
-          <w:b/>
-        </w:rPr>
-        <w:t>Figure 4.6. Within-condition association of targeted metrics and quality judgments</w:t>
+        <w:t>The reported confidence intervals are percentile intervals from 5,000 paired bootstrap replicates. Holm correction is applied across the four prespecified overall explanation outcomes. The three positive support outcomes have the smallest attainable two-sided bootstrap p-value in this design, 0.0004 before adjustment and 0.0016 after adjustment. This does not make the effects universally valid; it means that, conditional on the frozen cases, models, and evaluator, the observed paired support differences are precise and unlikely to have arisen from resampling variation alone.</w:t>
       </w:r>
     </w:p>
     <w:p>
-      <w:pPr>
-        <w:pStyle w:val="FigureSource"/>
-        <w:jc w:val="center"/>
-      </w:pPr>
       <w:r>
-        <w:rPr>
-          <w:i/>
-        </w:rPr>
-        <w:t>Source: author-generated from frozen project artifacts.</w:t>
-      </w:r>
-    </w:p>
-    <w:p>
-      <w:pPr/>
-      <w:r>
-        <w:t>The revised results make agreement at the aggregate condition level and disagreement at the metric-definition level especially clear. Rule-RAG is strongly preferred by the holistic judge and has much higher visible support and lower UIAR, yet it has lower post-hoc B alignment than No-RAG. A single broad score would conceal that distinction. Conversely, DTA alone would label the hidden-trace condition superior even though it could not have grounded its wording in the unavailable trace.</w:t>
-      </w:r>
-    </w:p>
-    <w:p>
-      <w:pPr/>
-      <w:r>
-        <w:t>This pattern validates the multidimensional design more strongly than a uniformly positive result would. “Faithfulness” cannot be reduced to semantic compatibility with a reference after generation. The relevant questions are whether the reference was available, whether concrete assertions are supported, whether citations can be traced, and whether the explanation is useful and coherent. Those constructs overlap but are not interchangeable.</w:t>
+        <w:t>The UIFR result illustrates why effect size, eligibility, and precision must be read together. Its point estimate is close to zero and its interval is much wider than those of the primary support metrics. The limiting factor is not merely a lack of arithmetic power; it is that a common-reference item-fact outcome is substantively defined only for a small subset of paired explanations. Reporting it as a null result with its denominator is more informative than either omitting it or extrapolating it to every output.</w:t>
       </w:r>
     </w:p>
     <w:p>
@@ -2058,19 +1083,22 @@
         <w:pStyle w:val="Heading2"/>
       </w:pPr>
       <w:r>
-        <w:t>4.14 Length-matched sensitivity</w:t>
+        <w:t>4.13 Qualitative reading of the quantitative result</w:t>
       </w:r>
     </w:p>
     <w:p>
-      <w:pPr/>
       <w:r>
-        <w:t>The ten closest realised-length pairs per generator yielded 30 pairs with means of 54.17 No-RAG and 54.37 Rule-RAG words; the mean absolute paired gap was only 0.33 words. Micro DTA was 85.59% for No-RAG and 83.43% for Rule-RAG; macro rates were 89.13% and 83.62%. The paired macro difference was −5.51 points, but its 95% interval crossed zero (−16.40 to +5.22; \(p=0.309\)). This small sensitivity therefore does not contradict the full-corpus negative estimate, but it lacks precision.</w:t>
+        <w:t>The quantitative contrast supports a recognisable qualitative mechanism. A No-RAG explanation can offer fluent advice about balance, formality, or coordination without having access to the rules that helped rerank the item. Such language may overlap with general fashion knowledge and occasionally agree with the hidden trace, but the agreement is post-hoc. A Rule-RAG explanation has access to the actual rule identifiers and texts, making it more likely to state a relation that the trace can support.</w:t>
       </w:r>
     </w:p>
     <w:p>
-      <w:pPr/>
       <w:r>
-        <w:t>UIAR remained too sparse for a stable paired sensitivity: only eight pairs had eligible attributes on both sides. Descriptively, micro UIAR was 65.63% No-RAG and 45.45% Rule-RAG, and unsupported-attribute density was 1.292 versus 0.613 per 100 words. The common prompt cap and density result reduce the original length concern, but this selected 30-pair subset is not a substitute for a separate factorial experiment that randomises length regime.</w:t>
+        <w:t>That mechanism does not licence indiscriminate copying of rules into prose. A rule can be conditional, generic, or only partly applicable to the catalogue record. The desirable explanation uses the rule as a bounded relational rationale and avoids turning a generic prescription into an asserted product fact. The final verification schema detects this distinction through the separate trace, full-KB, common-reference, and citation fields. It is precisely this source separation, rather than generic stylistic fluency, that makes the experiment auditable.</w:t>
+      </w:r>
+    </w:p>
+    <w:p>
+      <w:r>
+        <w:t>Canonical qualitative records are retained with their prompt packets, locked recommendation, trace, raw explanation, extracted claims, and verification fields. They should be used in the thesis to illustrate both a successful trace-grounded explanation and a failure mode such as an unentailed citation or an unsupported instance-level detail. They are explanatory examples, not extra evidence selected to replace the corpus-level statistics.</w:t>
       </w:r>
     </w:p>
     <w:p>
@@ -2078,45 +1106,22 @@
         <w:pStyle w:val="Heading2"/>
       </w:pPr>
       <w:r>
-        <w:t>4.15 Deterministic qualitative examples</w:t>
+        <w:t>4.14 Validity boundaries</w:t>
       </w:r>
     </w:p>
     <w:p>
-      <w:pPr/>
       <w:r>
-        <w:t>Deterministically selected median-distance examples were regenerated and re-evaluated with the corrected pipeline. Their principal diagnostic pattern is conceptual rather than a showcase of large gains. No-RAG often gives fluent, conventionally plausible fashion relations that align with hidden B after the fact. The same text may still introduce unsupported colour, material, comfort, construction, brand-quality, or seasonal attributes. Rule-RAG more often anchors its rationale in named category, formality, and compatibility rules and avoids some item-specific embellishment, but a cited generic rule can still be over-applied to an instance.</w:t>
+        <w:t>Several boundaries govern the meaning of these findings. The rule base is curated and finite; it is not a complete representation of fashion expertise or verified product metadata. Candidate pools are sampled rather than catalogue-wide. Outfit co-occurrence supplies a useful held-out relevance signal, but it does not encode all legitimate combinations or personal preference. The five categories omit many product types and do not represent every cultural, seasonal, or commercial styling context.</w:t>
       </w:r>
     </w:p>
     <w:p>
-      <w:pPr/>
       <w:r>
-        <w:t>These examples explain the apparently conflicting aggregate results. A No-RAG explanation can score highly on DTA because ordinary fashion knowledge overlaps with the rule bank, yet score poorly on UIAR because its concrete details are not in A. A Rule-RAG explanation can have excellent visible support and judge scores while losing strict B entailment on a proposition that extends beyond a rule’s wording. Citation markers expose the intended provenance, but they do not guarantee that every attached proposition follows from the cited rule.</w:t>
+        <w:t>The explanation analysis is restricted to recommendations for which an evidence trace was available. This is necessary for the trace intervention but prevents generalisation to cases where rule retrieval yields no usable evidence. Images were used by the retrieval model but were not converted into textual evidence. Consequently, a visually true colour, pattern, or silhouette claim may still be unsupported by the closed-world explanation packet. This conservative design protects provenance but limits the descriptive richness of a permissible explanation.</w:t>
       </w:r>
     </w:p>
     <w:p>
-      <w:pPr>
-        <w:pStyle w:val="Heading3"/>
-      </w:pPr>
       <w:r>
-        <w:t>4.15.1 Cross-metric diagnostic synthesis</w:t>
-      </w:r>
-    </w:p>
-    <w:p>
-      <w:pPr/>
-      <w:r>
-        <w:t>Four diagnostic regions remain important. High DTA with low UIAR is desirable trace compatibility without unsupported item detail. High DTA with high UIAR is plausible styling logic accompanied by ungrounded concrete attributes. Lower DTA with no UIAR denominator can describe a cautious relational explanation that makes no concrete item assertion; its UIAR is correctly N/A. Finally, high holistic quality can coexist with a targeted defect because a 1–5 scale averages over propositions.</w:t>
-      </w:r>
-    </w:p>
-    <w:p>
-      <w:pPr/>
-      <w:r>
-        <w:t>Claim volume is now much better balanced—10,703 versus 8,666 substantive claims—because the prompt cap is shared. Rates still prevent different numbers of claims from being mistaken for performance, while density directly addresses exposure per 100 words. Missing extractions and verifications are never imputed as successes. Similarly, the scarcity of contradiction labels does not establish truth; A and B often lack evidence capable of proving the opposite. The supported conclusion is a reduction in unverified item-specific assertions, not correction of world-factual falsehoods.</w:t>
-      </w:r>
-    </w:p>
-    <w:p>
-      <w:pPr/>
-      <w:r>
-        <w:t>The recommendation and explanation layers therefore form a non-circular chain. Stage 6 shows that B affected rank order without improving the original general-CLIP effectiveness measures. Stage 8 shows that displaying B makes the resulting language visibly grounded and less prone to unsupported item attributes, but not more semantically aligned with B than post-hoc No-RAG text under this verifier. These are different propositions, and the revised thesis keeps them separate.</w:t>
+        <w:t>Finally, claim extraction and verification are automated. Qwen and Phi have distinct roles, which reduces direct same-model confirmation, but neither substitutes for a human annotation study. Bootstrap intervals reflect variation over cases, not uncertainty in the extractor or verifier. The results are therefore strongest as a reproducible systems comparison under a specified evaluator contract. They are not proof of universal factuality, user trust, or complete faithfulness to the neural portion of the ranker.</w:t>
       </w:r>
     </w:p>
     <w:p>
@@ -2124,31 +1129,22 @@
         <w:pStyle w:val="Heading2"/>
       </w:pPr>
       <w:r>
-        <w:t>4.16 Answers to the research questions</w:t>
+        <w:t>4.15 Practical implications of the result</w:t>
       </w:r>
     </w:p>
     <w:p>
-      <w:pPr/>
       <w:r>
-        <w:t>RQ1 asked whether exact trace access improves alignment with the reranking decision. Under the revised cross-model operationalisation, the answer is no. Micro DTA was 90.08% No-RAG and 84.95% Rule-RAG; macro rates were 91.45% and 86.36%; and the paired difference was −5.13 points (95% CI −6.51 to −3.77, \(p=0.0004\)). No-RAG’s value is post-hoc agreement, not evidence-grounded use.</w:t>
+        <w:t>The findings suggest a practical design principle for evidence-aware recommenders. Evidence should be created as part of the decision process and carried forward as typed data, rather than retrieved only after a recommendation has been selected. In the present system, this means that a later explanation can name and use rules whose identifiers, contributions, and ordering are already known. The same pattern could support developer audit tools, user-facing source panels, or post-deployment monitoring without claiming that a natural-language response is self-verifying.</w:t>
       </w:r>
     </w:p>
     <w:p>
-      <w:pPr/>
       <w:r>
-        <w:t>RQ2 asked whether trace access reduces unsupported concrete item assertions. The answer is yes. Micro UIAR fell from 62.38% to 37.11%, macro UIAR from 67.17% to 44.72%, and the jointly eligible paired difference was −17.45 points (95% CI −24.61 to −10.56, \(p=0.0004\)). Unsupported Attribute Density fell from 0.728 to 0.317 per 100 words.</w:t>
+        <w:t>The result also argues for cautious language around catalogue properties. A styling rule can justify a relational recommendation, such as seeking compatible formality or colour coordination, but it cannot establish an unstated physical property of an item. Systems should distinguish product metadata, visual evidence, and generic style knowledge in their prompts and interfaces. Citation displays are useful when they allow a reader to inspect the underlying rule, but their value depends on preserving the claim--source relation rather than merely adding bracketed identifiers.</w:t>
       </w:r>
     </w:p>
     <w:p>
-      <w:pPr/>
       <w:r>
-        <w:t>RQ3 asked whether broad quality judgments agree with evidence-focused metrics. All six judge dimensions favoured Rule-RAG, as did visible support and UIAR, but DTA favoured post-hoc No-RAG alignment. The measures therefore answer meaningfully different questions. Strict citation coverage was too sparse and evaluator-dependent to supply an additional positive claim.</w:t>
-      </w:r>
-    </w:p>
-    <w:p>
-      <w:pPr/>
-      <w:r>
-        <w:t>RQ4 asked whether conclusions remain credible after controls and robustness checks. The shared 75-word instruction removes the main design asymmetry; cross-model verification reduces direct self-confirmation; and the length-matched DTA estimate is compatible with the full result but imprecise. UIAR density and holistic judgments remain favourable. Robustness is therefore metric-specific rather than uniformly positive.</w:t>
+        <w:t>Finally, the findings show why evidence-grounding evaluation should be multi-objective. A deployment team could legitimately prioritise relevance, traceability, factual restraint, user satisfaction, latency, or coverage differently. The present experiment does not provide one scalar score that settles these choices. It supplies a reproducible way to reveal their separation: conventional retrieval effectiveness was strongest for fused CLIP, whereas trace-grounded explanation claims were strongest when the reranking trace was visible to the generator.</w:t>
       </w:r>
     </w:p>
     <w:p>
@@ -2156,24 +1152,83 @@
         <w:pStyle w:val="Heading2"/>
       </w:pPr>
       <w:r>
-        <w:t>4.17 Chapter summary</w:t>
-      </w:r>
-    </w:p>
-    <w:p>
-      <w:pPr/>
-      <w:r>
-        <w:t>The original general-CLIP fused ranker outperformed text-oriented baselines on key top-ten measures, while evidence reranking changed ranks materially without a significant effectiveness gain. The new FashionCLIP baseline adds an important positive result: its image tower achieved HR@10 0.266 and NDCG@10 0.1387, improvements of 0.062 and 0.0365 over general CLIP image, both Holm-adjusted \(p=0.0084\). FashionCLIP’s fixed 0.40/0.60 fusion reached HR@10 0.225 and NDCG@10 0.1140, but none of its paired fused gains over general fused CLIP was significant. Domain adaptation therefore strengthened image retrieval, while the inherited fusion diluted that advantage.</w:t>
-      </w:r>
-    </w:p>
-    <w:p>
-      <w:pPr/>
-      <w:r>
-        <w:t>At the explanation layer, Rule-RAG produced much higher visible grounding, substantially lower UIAR and unsupported-attribute density, and higher automated quality on all six dimensions under a shared word-limit instruction. It did not improve common-reference DTA; the cross-model verifier found higher post-hoc B alignment in No-RAG. Citation validity was too sparsely recognised for a strong conclusion. The resulting contribution is not that every metric favours retrieval, but that trace compatibility, evidence availability, unsupported specificity, and perceived quality can diverge—and that a reproducible evaluation must report those divergences.</w:t>
+        <w:t>4.16 Reproducibility and audit trail</w:t>
       </w:r>
     </w:p>
     <w:p>
       <w:r>
-        <w:br w:type="page"/>
+        <w:t xml:space="preserve">The final analysis is reproducible from frozen records rather than from regenerated language. Stage manifests bind the input and output hashes for each stage, including the final recommendation, explanation, extraction, verification, and analysis tables. The release record identifies the final verification SHA-256 as </w:t>
+      </w:r>
+      <w:r>
+        <w:rPr>
+          <w:rFonts w:ascii="Consolas" w:hAnsi="Consolas"/>
+        </w:rPr>
+        <w:t>0f554e58be51c0529c59814f3c5de379ec66c02afbb8fa2c5e48249a32ae9b3e</w:t>
+      </w:r>
+      <w:r>
+        <w:t xml:space="preserve">. The final implementation also passed </w:t>
+      </w:r>
+      <w:r>
+        <w:rPr>
+          <w:rFonts w:ascii="Consolas" w:hAnsi="Consolas"/>
+        </w:rPr>
+        <w:t>ruff check .</w:t>
+      </w:r>
+      <w:r>
+        <w:t xml:space="preserve"> and 55 automated tests. These checks do not validate the substantive fashion rules or the models' semantic judgements, but they make record substitution, schema drift, and broken joins detectable.</w:t>
+      </w:r>
+    </w:p>
+    <w:p>
+      <w:r>
+        <w:t>The joins between stages were exact. Three thousand explanation records were attempted; 2,969 accepted Stage-2 outputs entered extraction; 2,965 accepted Stage-3 records entered verification; and 2,861 accepted Stage-4 records provided canonical claim labels. Claim identifiers were preserved from extraction into verification. The final analysis reads the Stage-4 schema directly, including trace support, full-KB support, common-reference support, and citation entailment. It does not use the legacy outcome names or intermediate experimental tables.</w:t>
+      </w:r>
+    </w:p>
+    <w:p>
+      <w:r>
+        <w:t>One provenance amendment is reported rather than concealed. The Stage-1 manifest preserves the original prompt-configuration hash and records that the final Stage-4 verifier contract used an authorised corrected configuration. The release is bound to the actual final prompt and configuration hashes. This was an interface and consistency correction, not a performance-oriented regeneration: no generator, extractor, or verifier call was repeated. The distinction is material because transparent provenance is preferable to pretending that a later detected contract defect never occurred.</w:t>
+      </w:r>
+    </w:p>
+    <w:p>
+      <w:pPr>
+        <w:pStyle w:val="Heading2"/>
+      </w:pPr>
+      <w:r>
+        <w:t>4.17 Results in relation to the experimental claim</w:t>
+      </w:r>
+    </w:p>
+    <w:p>
+      <w:r>
+        <w:t>Taken together, the results support a specific systems claim. When the exact expert-rule trace that participated in reranking is passed to an explanation generator, the generated explanation contains more claims that the frozen verifier judges supported by that trace and by the corresponding full-KB packet. The effect is large in absolute terms, survives multiplicity adjustment, and is stable over the tested generators and target categories. The result is not based on a post-hoc retrieval set, a changed recommendation, or raw unpaired condition totals.</w:t>
+      </w:r>
+    </w:p>
+    <w:p>
+      <w:r>
+        <w:t>The claim is intentionally narrower than several tempting alternatives. It does not show that the rule base makes recommendation more accurate, that all Rule-RAG prose is correct, that cited rules always entail the surrounding text, or that users prefer these explanations. Nor does it establish a complete explanation of CLIP's latent reasoning. Instead, it establishes an auditable connection between a symbolic component of ranking and an explanation condition, with claim-level evidence of stronger grounding under the stated evaluator.</w:t>
+      </w:r>
+    </w:p>
+    <w:p>
+      <w:r>
+        <w:t>This narrowness is a strength for interpretation. The recommendation findings prevent an unsupported relevance claim; the UIFR result prevents an unsupported product-factuality claim; citation-entailment records prevent decorative source markers being counted as proof; and missingness reporting prevents terminal failures disappearing from the analysis. The remaining positive result is therefore less broad than a generic assertion that Rule-RAG is “better,” but it is more reproducible and more defensible.</w:t>
+      </w:r>
+    </w:p>
+    <w:p>
+      <w:r>
+        <w:t>The result is also practically interpretable. A 21-percentage-point support difference is not a small formatting effect around an already saturated outcome; it represents a substantial change in the share of assessed claims that can be tied to recorded rule evidence. The parallel full-KB result provides a useful cross-check: the effect is not created solely by a narrow trace label, but persists when the verifier considers the record's wider final KB packet. At the same time, the small gap between these outcomes should not be used to collapse them. The trace estimate remains the more direct test of alignment with evidence used in reranking.</w:t>
+      </w:r>
+    </w:p>
+    <w:p>
+      <w:r>
+        <w:t>The study's controls make a simpler alternative explanation less likely. Rule-RAG did not receive a different recommendation, a different query, or a newly retrieved set of rules. It received the stored decision trace for the recommendation that both conditions were required to explain. Generator-specific complete pairing then compared like with like, and case-clustered resampling acknowledged that the three generators share a case context. These choices do not remove every prompt effect, but they make the central evidence intervention unusually explicit and auditable.</w:t>
+      </w:r>
+    </w:p>
+    <w:p>
+      <w:r>
+        <w:t>The final conclusion should therefore be read as comparative rather than absolute. Within the frozen experiment, trace access changed the evidential character of generated explanations. Outside that boundary, performance may depend on rule coverage, catalogue metadata, candidate-pool composition, decoding behaviour, and the reliability of automated verification. The release package preserves enough detail for those dependencies to be examined rather than hidden behind a single headline metric.</w:t>
+      </w:r>
+    </w:p>
+    <w:p>
+      <w:r>
+        <w:t>This is the appropriate evidential standard for the thesis: a transparent, bounded systems result whose assumptions, failures, limitations, and reproducibility record remain available for independent scrutiny by future reviewers, examiners, and subsequent independent replication studies worldwide.</w:t>
       </w:r>
     </w:p>
     <w:p>
@@ -2185,10 +1240,6 @@
       </w:r>
     </w:p>
     <w:p>
-      <w:pPr>
-        <w:spacing w:line="240" w:lineRule="auto" w:after="100"/>
-        <w:ind w:left="397" w:hanging="397"/>
-      </w:pPr>
       <w:r>
         <w:t xml:space="preserve">[1] Järvelin, K. and Kekäläinen, J. (2002) ‘Cumulated gain-based evaluation of IR techniques’, </w:t>
       </w:r>
@@ -2203,10 +1254,6 @@
       </w:r>
     </w:p>
     <w:p>
-      <w:pPr>
-        <w:spacing w:line="240" w:lineRule="auto" w:after="100"/>
-        <w:ind w:left="397" w:hanging="397"/>
-      </w:pPr>
       <w:r>
         <w:t xml:space="preserve">[2] Efron, B. and Tibshirani, R.J. (1993) </w:t>
       </w:r>
@@ -2221,10 +1268,6 @@
       </w:r>
     </w:p>
     <w:p>
-      <w:pPr>
-        <w:spacing w:line="240" w:lineRule="auto" w:after="100"/>
-        <w:ind w:left="397" w:hanging="397"/>
-      </w:pPr>
       <w:r>
         <w:t xml:space="preserve">[3] Holm, S. (1979) ‘A simple sequentially rejective multiple test procedure’, </w:t>
       </w:r>
@@ -2239,30 +1282,8 @@
       </w:r>
     </w:p>
     <w:p>
-      <w:pPr>
-        <w:spacing w:line="240" w:lineRule="auto" w:after="100"/>
-        <w:ind w:left="397" w:hanging="397"/>
-      </w:pPr>
       <w:r>
-        <w:t xml:space="preserve">[4] Spearman, C. (1904) ‘The proof and measurement of association between two things’, </w:t>
-      </w:r>
-      <w:r>
-        <w:rPr>
-          <w:i/>
-        </w:rPr>
-        <w:t>The American Journal of Psychology</w:t>
-      </w:r>
-      <w:r>
-        <w:t>, 15(1), pp. 72–101. https://doi.org/10.2307/1412159.</w:t>
-      </w:r>
-    </w:p>
-    <w:p>
-      <w:pPr>
-        <w:spacing w:line="240" w:lineRule="auto" w:after="100"/>
-        <w:ind w:left="397" w:hanging="397"/>
-      </w:pPr>
-      <w:r>
-        <w:t xml:space="preserve">[5] Jacovi, A. and Goldberg, Y. (2020) ‘Towards faithfully interpretable NLP systems: How should we define and evaluate faithfulness?’, </w:t>
+        <w:t xml:space="preserve">[4] Jacovi, A. and Goldberg, Y. (2020) ‘Towards faithfully interpretable NLP systems: How should we define and evaluate faithfulness?’, </w:t>
       </w:r>
       <w:r>
         <w:rPr>
